--- a/Received/two/2, english II.docx
+++ b/Received/two/2, english II.docx
@@ -1,165 +1,841 @@
 
 <file path=word/document.xml><?xml version="1.0" encoding="utf-8"?>
-<w:document xmlns:wpc="http://schemas.microsoft.com/office/word/2010/wordprocessingCanvas" xmlns:mc="http://schemas.openxmlformats.org/markup-compatibility/2006" xmlns:o="urn:schemas-microsoft-com:office:office" xmlns:r="http://schemas.openxmlformats.org/officeDocument/2006/relationships" xmlns:m="http://schemas.openxmlformats.org/officeDocument/2006/math" xmlns:v="urn:schemas-microsoft-com:vml" xmlns:wp14="http://schemas.microsoft.com/office/word/2010/wordprocessingDrawing" xmlns:wp="http://schemas.openxmlformats.org/drawingml/2006/wordprocessingDrawing" xmlns:w10="urn:schemas-microsoft-com:office:word" xmlns:w="http://schemas.openxmlformats.org/wordprocessingml/2006/main" xmlns:w14="http://schemas.microsoft.com/office/word/2010/wordml" xmlns:w15="http://schemas.microsoft.com/office/word/2012/wordml" xmlns:wpg="http://schemas.microsoft.com/office/word/2010/wordprocessingGroup" xmlns:wpi="http://schemas.microsoft.com/office/word/2010/wordprocessingInk" xmlns:wne="http://schemas.microsoft.com/office/word/2006/wordml" xmlns:wps="http://schemas.microsoft.com/office/word/2010/wordprocessingShape" mc:Ignorable="w14 w15 wp14">
+<w:document xmlns:wpc="http://schemas.microsoft.com/office/word/2010/wordprocessingCanvas" xmlns:cx="http://schemas.microsoft.com/office/drawing/2014/chartex" xmlns:cx1="http://schemas.microsoft.com/office/drawing/2015/9/8/chartex" xmlns:cx2="http://schemas.microsoft.com/office/drawing/2015/10/21/chartex" xmlns:cx3="http://schemas.microsoft.com/office/drawing/2016/5/9/chartex" xmlns:cx4="http://schemas.microsoft.com/office/drawing/2016/5/10/chartex" xmlns:cx5="http://schemas.microsoft.com/office/drawing/2016/5/11/chartex" xmlns:cx6="http://schemas.microsoft.com/office/drawing/2016/5/12/chartex" xmlns:cx7="http://schemas.microsoft.com/office/drawing/2016/5/13/chartex" xmlns:cx8="http://schemas.microsoft.com/office/drawing/2016/5/14/chartex" xmlns:mc="http://schemas.openxmlformats.org/markup-compatibility/2006" xmlns:aink="http://schemas.microsoft.com/office/drawing/2016/ink" xmlns:am3d="http://schemas.microsoft.com/office/drawing/2017/model3d" xmlns:o="urn:schemas-microsoft-com:office:office" xmlns:oel="http://schemas.microsoft.com/office/2019/extlst" xmlns:r="http://schemas.openxmlformats.org/officeDocument/2006/relationships" xmlns:m="http://schemas.openxmlformats.org/officeDocument/2006/math" xmlns:v="urn:schemas-microsoft-com:vml" xmlns:wp14="http://schemas.microsoft.com/office/word/2010/wordprocessingDrawing" xmlns:wp="http://schemas.openxmlformats.org/drawingml/2006/wordprocessingDrawing" xmlns:w10="urn:schemas-microsoft-com:office:word" xmlns:w="http://schemas.openxmlformats.org/wordprocessingml/2006/main" xmlns:w14="http://schemas.microsoft.com/office/word/2010/wordml" xmlns:w15="http://schemas.microsoft.com/office/word/2012/wordml" xmlns:w16cex="http://schemas.microsoft.com/office/word/2018/wordml/cex" xmlns:w16cid="http://schemas.microsoft.com/office/word/2016/wordml/cid" xmlns:w16="http://schemas.microsoft.com/office/word/2018/wordml" xmlns:w16du="http://schemas.microsoft.com/office/word/2023/wordml/word16du" xmlns:w16sdtdh="http://schemas.microsoft.com/office/word/2020/wordml/sdtdatahash" xmlns:w16sdtfl="http://schemas.microsoft.com/office/word/2024/wordml/sdtformatlock" xmlns:w16se="http://schemas.microsoft.com/office/word/2015/wordml/symex" xmlns:wpg="http://schemas.microsoft.com/office/word/2010/wordprocessingGroup" xmlns:wpi="http://schemas.microsoft.com/office/word/2010/wordprocessingInk" xmlns:wne="http://schemas.microsoft.com/office/word/2006/wordml" xmlns:wps="http://schemas.microsoft.com/office/word/2010/wordprocessingShape" mc:Ignorable="w14 w15 w16se w16cid w16 w16cex w16sdtdh w16sdtfl w16du wp14">
   <w:body>
     <w:p>
       <w:pPr>
-        <w:pStyle w:val="NoSpacing"/>
+        <w:spacing w:after="0" w:line="240" w:lineRule="auto"/>
+        <w:rPr>
+          <w:rFonts w:ascii="Franklin Gothic Demi" w:hAnsi="Franklin Gothic Demi" w:cs="Times New Roman"/>
+          <w:b/>
+          <w:sz w:val="36"/>
+          <w:szCs w:val="36"/>
+        </w:rPr>
+      </w:pPr>
+      <w:bookmarkStart w:id="0" w:name="_Hlk138315100"/>
+      <w:r>
+        <w:rPr>
+          <w:rFonts w:ascii="Preeti" w:hAnsi="Preeti"/>
+          <w:b/>
+          <w:bCs/>
+          <w:noProof/>
+          <w:sz w:val="40"/>
+          <w:szCs w:val="40"/>
+        </w:rPr>
+        <mc:AlternateContent>
+          <mc:Choice Requires="wps">
+            <w:drawing>
+              <wp:anchor distT="45720" distB="45720" distL="114300" distR="114300" simplePos="0" relativeHeight="251668480" behindDoc="0" locked="0" layoutInCell="1" allowOverlap="1" wp14:anchorId="41F4AEBC" wp14:editId="21708FAE">
+                <wp:simplePos x="0" y="0"/>
+                <wp:positionH relativeFrom="column">
+                  <wp:posOffset>5829300</wp:posOffset>
+                </wp:positionH>
+                <wp:positionV relativeFrom="paragraph">
+                  <wp:posOffset>-38100</wp:posOffset>
+                </wp:positionV>
+                <wp:extent cx="666750" cy="285750"/>
+                <wp:effectExtent l="0" t="0" r="0" b="0"/>
+                <wp:wrapNone/>
+                <wp:docPr id="339480214" name="Text Box 2"/>
+                <wp:cNvGraphicFramePr>
+                  <a:graphicFrameLocks xmlns:a="http://schemas.openxmlformats.org/drawingml/2006/main"/>
+                </wp:cNvGraphicFramePr>
+                <a:graphic xmlns:a="http://schemas.openxmlformats.org/drawingml/2006/main">
+                  <a:graphicData uri="http://schemas.microsoft.com/office/word/2010/wordprocessingShape">
+                    <wps:wsp>
+                      <wps:cNvSpPr txBox="1">
+                        <a:spLocks noChangeArrowheads="1"/>
+                      </wps:cNvSpPr>
+                      <wps:spPr bwMode="auto">
+                        <a:xfrm>
+                          <a:off x="0" y="0"/>
+                          <a:ext cx="666750" cy="285750"/>
+                        </a:xfrm>
+                        <a:prstGeom prst="rect">
+                          <a:avLst/>
+                        </a:prstGeom>
+                        <a:noFill/>
+                        <a:ln w="9525">
+                          <a:noFill/>
+                          <a:miter lim="800000"/>
+                          <a:headEnd/>
+                          <a:tailEnd/>
+                        </a:ln>
+                      </wps:spPr>
+                      <wps:txbx>
+                        <w:txbxContent>
+                          <w:p>
+                            <w:r>
+                              <w:rPr>
+                                <w:rFonts w:ascii="Times New Roman" w:hAnsi="Times New Roman" w:cs="Times New Roman"/>
+                                <w:b/>
+                                <w:bCs/>
+                                <w:sz w:val="32"/>
+                                <w:szCs w:val="32"/>
+                              </w:rPr>
+                              <w:t>D-</w:t>
+                            </w:r>
+                            <w:r>
+                              <w:rPr>
+                                <w:rFonts w:ascii="Times New Roman" w:hAnsi="Times New Roman" w:cs="Times New Roman"/>
+                                <w:b/>
+                                <w:bCs/>
+                                <w:sz w:val="32"/>
+                                <w:szCs w:val="32"/>
+                              </w:rPr>
+                              <w:t>24</w:t>
+                            </w:r>
+                          </w:p>
+                        </w:txbxContent>
+                      </wps:txbx>
+                      <wps:bodyPr rot="0" vert="horz" wrap="square" lIns="91440" tIns="45720" rIns="91440" bIns="45720" anchor="t" anchorCtr="0">
+                        <a:noAutofit/>
+                      </wps:bodyPr>
+                    </wps:wsp>
+                  </a:graphicData>
+                </a:graphic>
+                <wp14:sizeRelH relativeFrom="margin">
+                  <wp14:pctWidth>0</wp14:pctWidth>
+                </wp14:sizeRelH>
+                <wp14:sizeRelV relativeFrom="margin">
+                  <wp14:pctHeight>0</wp14:pctHeight>
+                </wp14:sizeRelV>
+              </wp:anchor>
+            </w:drawing>
+          </mc:Choice>
+          <mc:Fallback>
+            <w:pict>
+              <v:shapetype w14:anchorId="41F4AEBC" id="_x0000_t202" coordsize="21600,21600" o:spt="202" path="m,l,21600r21600,l21600,xe">
+                <v:stroke joinstyle="miter"/>
+                <v:path gradientshapeok="t" o:connecttype="rect"/>
+              </v:shapetype>
+              <v:shape id="Text Box 2" o:spid="_x0000_s1026" type="#_x0000_t202" style="position:absolute;margin-left:459pt;margin-top:-3pt;width:52.5pt;height:22.5pt;z-index:251668480;visibility:visible;mso-wrap-style:square;mso-width-percent:0;mso-height-percent:0;mso-wrap-distance-left:9pt;mso-wrap-distance-top:3.6pt;mso-wrap-distance-right:9pt;mso-wrap-distance-bottom:3.6pt;mso-position-horizontal:absolute;mso-position-horizontal-relative:text;mso-position-vertical:absolute;mso-position-vertical-relative:text;mso-width-percent:0;mso-height-percent:0;mso-width-relative:margin;mso-height-relative:margin;v-text-anchor:top" o:gfxdata="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" filled="f" stroked="f">
+                <v:textbox>
+                  <w:txbxContent>
+                    <w:p>
+                      <w:r>
+                        <w:rPr>
+                          <w:rFonts w:ascii="Times New Roman" w:hAnsi="Times New Roman" w:cs="Times New Roman"/>
+                          <w:b/>
+                          <w:bCs/>
+                          <w:sz w:val="32"/>
+                          <w:szCs w:val="32"/>
+                        </w:rPr>
+                        <w:t>D-</w:t>
+                      </w:r>
+                      <w:r>
+                        <w:rPr>
+                          <w:rFonts w:ascii="Times New Roman" w:hAnsi="Times New Roman" w:cs="Times New Roman"/>
+                          <w:b/>
+                          <w:bCs/>
+                          <w:sz w:val="32"/>
+                          <w:szCs w:val="32"/>
+                        </w:rPr>
+                        <w:t>24</w:t>
+                      </w:r>
+                    </w:p>
+                  </w:txbxContent>
+                </v:textbox>
+              </v:shape>
+            </w:pict>
+          </mc:Fallback>
+        </mc:AlternateContent>
+      </w:r>
+      <w:r>
+        <w:rPr>
+          <w:rFonts w:ascii="Times New Roman" w:hAnsi="Times New Roman" w:cs="Times New Roman"/>
+          <w:noProof/>
+        </w:rPr>
+        <mc:AlternateContent>
+          <mc:Choice Requires="wps">
+            <w:drawing>
+              <wp:anchor distT="0" distB="0" distL="114300" distR="114300" simplePos="0" relativeHeight="251666432" behindDoc="0" locked="0" layoutInCell="1" allowOverlap="1" wp14:anchorId="4C67BF4E" wp14:editId="4322ECE0">
+                <wp:simplePos x="0" y="0"/>
+                <wp:positionH relativeFrom="margin">
+                  <wp:posOffset>0</wp:posOffset>
+                </wp:positionH>
+                <wp:positionV relativeFrom="paragraph">
+                  <wp:posOffset>8087</wp:posOffset>
+                </wp:positionV>
+                <wp:extent cx="479425" cy="584799"/>
+                <wp:effectExtent l="0" t="0" r="0" b="6350"/>
+                <wp:wrapNone/>
+                <wp:docPr id="25" name="Rectangle 1"/>
+                <wp:cNvGraphicFramePr>
+                  <a:graphicFrameLocks xmlns:a="http://schemas.openxmlformats.org/drawingml/2006/main"/>
+                </wp:cNvGraphicFramePr>
+                <a:graphic xmlns:a="http://schemas.openxmlformats.org/drawingml/2006/main">
+                  <a:graphicData uri="http://schemas.microsoft.com/office/word/2010/wordprocessingShape">
+                    <wps:wsp>
+                      <wps:cNvSpPr>
+                        <a:spLocks noChangeArrowheads="1"/>
+                      </wps:cNvSpPr>
+                      <wps:spPr bwMode="auto">
+                        <a:xfrm>
+                          <a:off x="0" y="0"/>
+                          <a:ext cx="479425" cy="584799"/>
+                        </a:xfrm>
+                        <a:prstGeom prst="rect">
+                          <a:avLst/>
+                        </a:prstGeom>
+                        <a:blipFill dpi="0" rotWithShape="1">
+                          <a:blip r:embed="rId4"/>
+                          <a:srcRect/>
+                          <a:stretch>
+                            <a:fillRect/>
+                          </a:stretch>
+                        </a:blipFill>
+                        <a:ln>
+                          <a:noFill/>
+                        </a:ln>
+                        <a:extLst>
+                          <a:ext uri="{91240B29-F687-4F45-9708-019B960494DF}">
+                            <a14:hiddenLine xmlns:a14="http://schemas.microsoft.com/office/drawing/2010/main" w="25400">
+                              <a:solidFill>
+                                <a:srgbClr val="000000"/>
+                              </a:solidFill>
+                              <a:miter lim="800000"/>
+                              <a:headEnd/>
+                              <a:tailEnd/>
+                            </a14:hiddenLine>
+                          </a:ext>
+                        </a:extLst>
+                      </wps:spPr>
+                      <wps:bodyPr rot="0" vert="horz" wrap="square" lIns="91440" tIns="45720" rIns="91440" bIns="45720" anchor="ctr" anchorCtr="0" upright="1">
+                        <a:noAutofit/>
+                      </wps:bodyPr>
+                    </wps:wsp>
+                  </a:graphicData>
+                </a:graphic>
+                <wp14:sizeRelH relativeFrom="margin">
+                  <wp14:pctWidth>0</wp14:pctWidth>
+                </wp14:sizeRelH>
+                <wp14:sizeRelV relativeFrom="margin">
+                  <wp14:pctHeight>0</wp14:pctHeight>
+                </wp14:sizeRelV>
+              </wp:anchor>
+            </w:drawing>
+          </mc:Choice>
+          <mc:Fallback>
+            <w:pict>
+              <v:rect w14:anchorId="12AF3F5E" id="Rectangle 1" o:spid="_x0000_s1026" style="position:absolute;margin-left:0;margin-top:.65pt;width:37.75pt;height:46.05pt;z-index:251666432;visibility:visible;mso-wrap-style:square;mso-width-percent:0;mso-height-percent:0;mso-wrap-distance-left:9pt;mso-wrap-distance-top:0;mso-wrap-distance-right:9pt;mso-wrap-distance-bottom:0;mso-position-horizontal:absolute;mso-position-horizontal-relative:margin;mso-position-vertical:absolute;mso-position-vertical-relative:text;mso-width-percent:0;mso-height-percent:0;mso-width-relative:margin;mso-height-relative:margin;v-text-anchor:middle" o:gfxdata="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" stroked="f" strokeweight="2pt">
+                <v:fill r:id="rId5" o:title="" recolor="t" rotate="t" type="frame"/>
+                <w10:wrap anchorx="margin"/>
+              </v:rect>
+            </w:pict>
+          </mc:Fallback>
+        </mc:AlternateContent>
+      </w:r>
+      <w:r>
+        <w:rPr>
+          <w:rFonts w:ascii="Times New Roman" w:hAnsi="Times New Roman" w:cs="Times New Roman"/>
+          <w:b/>
+          <w:sz w:val="36"/>
+          <w:szCs w:val="36"/>
+        </w:rPr>
+        <w:t xml:space="preserve">                            </w:t>
+      </w:r>
+      <w:r>
+        <w:rPr>
+          <w:rFonts w:ascii="Times New Roman" w:hAnsi="Times New Roman" w:cs="Times New Roman"/>
+          <w:b/>
+          <w:sz w:val="36"/>
+          <w:szCs w:val="36"/>
+        </w:rPr>
+        <w:tab/>
+      </w:r>
+      <w:r>
+        <w:rPr>
+          <w:rFonts w:ascii="Franklin Gothic Demi" w:hAnsi="Franklin Gothic Demi" w:cs="Times New Roman"/>
+          <w:b/>
+          <w:sz w:val="36"/>
+          <w:szCs w:val="36"/>
+        </w:rPr>
+        <w:t>Green Society Public School</w:t>
+      </w:r>
+    </w:p>
+    <w:p>
+      <w:pPr>
+        <w:spacing w:after="0" w:line="240" w:lineRule="auto"/>
         <w:jc w:val="center"/>
         <w:rPr>
           <w:rFonts w:ascii="Times New Roman" w:hAnsi="Times New Roman" w:cs="Times New Roman"/>
-          <w:sz w:val="36"/>
-          <w:szCs w:val="36"/>
-        </w:rPr>
-      </w:pPr>
-    </w:p>
-    <w:p>
-      <w:pPr>
-        <w:pStyle w:val="NoSpacing"/>
-        <w:jc w:val="center"/>
-        <w:rPr>
-          <w:rFonts w:ascii="Times New Roman" w:hAnsi="Times New Roman" w:cs="Times New Roman"/>
-          <w:sz w:val="48"/>
-          <w:szCs w:val="44"/>
-        </w:rPr>
-      </w:pPr>
-      <w:r>
-        <w:rPr>
-          <w:rFonts w:ascii="Times New Roman" w:hAnsi="Times New Roman" w:cs="Times New Roman"/>
-        </w:rPr>
-        <w:tab/>
-      </w:r>
-      <w:r>
-        <w:rPr>
-          <w:rFonts w:ascii="Times New Roman" w:hAnsi="Times New Roman" w:cs="Times New Roman"/>
-          <w:sz w:val="48"/>
-          <w:szCs w:val="44"/>
-        </w:rPr>
-        <w:t>Green Society Public School</w:t>
-      </w:r>
-    </w:p>
-    <w:p>
-      <w:pPr>
-        <w:pStyle w:val="NoSpacing"/>
-        <w:jc w:val="center"/>
-        <w:rPr>
-          <w:rFonts w:ascii="Times New Roman" w:hAnsi="Times New Roman" w:cs="Times New Roman"/>
-          <w:sz w:val="32"/>
+          <w:b/>
+          <w:sz w:val="28"/>
           <w:szCs w:val="28"/>
         </w:rPr>
       </w:pPr>
       <w:r>
         <w:rPr>
           <w:rFonts w:ascii="Times New Roman" w:hAnsi="Times New Roman" w:cs="Times New Roman"/>
-          <w:sz w:val="32"/>
+          <w:b/>
+          <w:sz w:val="24"/>
+          <w:szCs w:val="24"/>
+        </w:rPr>
+        <w:t xml:space="preserve">Ratnanagar-7, </w:t>
+      </w:r>
+      <w:proofErr w:type="spellStart"/>
+      <w:r>
+        <w:rPr>
+          <w:rFonts w:ascii="Times New Roman" w:hAnsi="Times New Roman" w:cs="Times New Roman"/>
+          <w:b/>
+          <w:sz w:val="24"/>
+          <w:szCs w:val="24"/>
+        </w:rPr>
+        <w:t>Sauraha</w:t>
+      </w:r>
+      <w:proofErr w:type="spellEnd"/>
+      <w:r>
+        <w:rPr>
+          <w:rFonts w:ascii="Times New Roman" w:hAnsi="Times New Roman" w:cs="Times New Roman"/>
+          <w:b/>
+          <w:sz w:val="24"/>
+          <w:szCs w:val="24"/>
+        </w:rPr>
+        <w:t>, Chitwan</w:t>
+      </w:r>
+    </w:p>
+    <w:p>
+      <w:pPr>
+        <w:spacing w:after="0" w:line="240" w:lineRule="auto"/>
+        <w:ind w:hanging="450"/>
+        <w:rPr>
+          <w:rFonts w:ascii="Times New Roman" w:hAnsi="Times New Roman" w:cs="Times New Roman"/>
+          <w:b/>
+          <w:sz w:val="28"/>
           <w:szCs w:val="28"/>
         </w:rPr>
-        <w:t>Ra.Na.Pa-7,Sauraha, Chitwan</w:t>
+      </w:pPr>
+      <w:r>
+        <w:rPr>
+          <w:rFonts w:ascii="Times New Roman" w:hAnsi="Times New Roman" w:cs="Times New Roman"/>
+          <w:b/>
+          <w:sz w:val="28"/>
+          <w:szCs w:val="28"/>
+        </w:rPr>
+        <w:t xml:space="preserve">       </w:t>
+      </w:r>
+      <w:r>
+        <w:rPr>
+          <w:rFonts w:ascii="Times New Roman" w:hAnsi="Times New Roman" w:cs="Times New Roman"/>
+          <w:b/>
+          <w:sz w:val="28"/>
+          <w:szCs w:val="28"/>
+        </w:rPr>
+        <w:tab/>
+      </w:r>
+      <w:r>
+        <w:rPr>
+          <w:rFonts w:ascii="Times New Roman" w:hAnsi="Times New Roman" w:cs="Times New Roman"/>
+          <w:b/>
+          <w:sz w:val="28"/>
+          <w:szCs w:val="28"/>
+        </w:rPr>
+        <w:tab/>
+      </w:r>
+      <w:r>
+        <w:rPr>
+          <w:rFonts w:ascii="Times New Roman" w:hAnsi="Times New Roman" w:cs="Times New Roman"/>
+          <w:b/>
+          <w:sz w:val="28"/>
+          <w:szCs w:val="28"/>
+        </w:rPr>
+        <w:tab/>
+        <w:t xml:space="preserve"> </w:t>
+      </w:r>
+      <w:r>
+        <w:rPr>
+          <w:rFonts w:ascii="Times New Roman" w:hAnsi="Times New Roman" w:cs="Times New Roman"/>
+          <w:b/>
+          <w:sz w:val="28"/>
+          <w:szCs w:val="28"/>
+        </w:rPr>
+        <w:tab/>
+      </w:r>
+      <w:r>
+        <w:rPr>
+          <w:rFonts w:ascii="Times New Roman" w:hAnsi="Times New Roman" w:cs="Times New Roman"/>
+          <w:b/>
+          <w:sz w:val="28"/>
+          <w:szCs w:val="28"/>
+        </w:rPr>
+        <w:t xml:space="preserve">    </w:t>
+      </w:r>
+      <w:r>
+        <w:rPr>
+          <w:rFonts w:ascii="Times New Roman" w:hAnsi="Times New Roman" w:cs="Times New Roman"/>
+          <w:b/>
+          <w:sz w:val="28"/>
+          <w:szCs w:val="28"/>
+          <w:u w:val="single"/>
+        </w:rPr>
+        <w:t>Third Terminal</w:t>
+      </w:r>
+      <w:r>
+        <w:rPr>
+          <w:rFonts w:ascii="Times New Roman" w:hAnsi="Times New Roman" w:cs="Times New Roman"/>
+          <w:b/>
+          <w:sz w:val="28"/>
+          <w:szCs w:val="28"/>
+          <w:u w:val="single"/>
+        </w:rPr>
+        <w:t xml:space="preserve"> Examination-20</w:t>
+      </w:r>
+      <w:r>
+        <w:rPr>
+          <w:rFonts w:ascii="Times New Roman" w:hAnsi="Times New Roman" w:cs="Times New Roman"/>
+          <w:b/>
+          <w:sz w:val="28"/>
+          <w:szCs w:val="28"/>
+          <w:u w:val="single"/>
+        </w:rPr>
+        <w:t>82</w:t>
+      </w:r>
+      <w:r>
+        <w:rPr>
+          <w:rFonts w:ascii="Times New Roman" w:hAnsi="Times New Roman" w:cs="Times New Roman"/>
+          <w:b/>
+          <w:sz w:val="28"/>
+          <w:szCs w:val="28"/>
+        </w:rPr>
+        <w:tab/>
+      </w:r>
+      <w:r>
+        <w:rPr>
+          <w:rFonts w:ascii="Times New Roman" w:hAnsi="Times New Roman" w:cs="Times New Roman"/>
+          <w:b/>
+          <w:sz w:val="28"/>
+          <w:szCs w:val="28"/>
+        </w:rPr>
+        <w:tab/>
+      </w:r>
+      <w:r>
+        <w:rPr>
+          <w:rFonts w:ascii="Times New Roman" w:hAnsi="Times New Roman" w:cs="Times New Roman"/>
+          <w:b/>
+          <w:sz w:val="28"/>
+          <w:szCs w:val="28"/>
+        </w:rPr>
+        <w:tab/>
+      </w:r>
+      <w:r>
+        <w:rPr>
+          <w:rFonts w:ascii="Times New Roman" w:hAnsi="Times New Roman" w:cs="Times New Roman"/>
+          <w:b/>
+          <w:sz w:val="28"/>
+          <w:szCs w:val="28"/>
+        </w:rPr>
+        <w:tab/>
+      </w:r>
+      <w:r>
+        <w:rPr>
+          <w:rFonts w:ascii="Times New Roman" w:hAnsi="Times New Roman" w:cs="Times New Roman"/>
+          <w:b/>
+          <w:sz w:val="28"/>
+          <w:szCs w:val="28"/>
+        </w:rPr>
+        <w:t xml:space="preserve"> </w:t>
+      </w:r>
+    </w:p>
+    <w:p>
+      <w:pPr>
+        <w:pBdr>
+          <w:bottom w:val="double" w:sz="6" w:space="0" w:color="auto"/>
+        </w:pBdr>
+        <w:spacing w:after="0" w:line="240" w:lineRule="auto"/>
+        <w:rPr>
+          <w:rFonts w:ascii="Times New Roman" w:hAnsi="Times New Roman" w:cs="Times New Roman"/>
+          <w:b/>
+          <w:sz w:val="28"/>
+          <w:szCs w:val="28"/>
+        </w:rPr>
+      </w:pPr>
+      <w:r>
+        <w:rPr>
+          <w:rFonts w:ascii="Times New Roman" w:hAnsi="Times New Roman" w:cs="Times New Roman"/>
+          <w:b/>
+          <w:sz w:val="28"/>
+          <w:szCs w:val="28"/>
+        </w:rPr>
+        <w:t>Class:</w:t>
+      </w:r>
+      <w:r>
+        <w:rPr>
+          <w:rFonts w:ascii="Times New Roman" w:hAnsi="Times New Roman" w:cs="Times New Roman"/>
+          <w:b/>
+          <w:sz w:val="28"/>
+          <w:szCs w:val="28"/>
+        </w:rPr>
+        <w:t xml:space="preserve"> Two</w:t>
+      </w:r>
+      <w:r>
+        <w:rPr>
+          <w:rFonts w:ascii="Times New Roman" w:hAnsi="Times New Roman" w:cs="Times New Roman"/>
+          <w:b/>
+          <w:sz w:val="28"/>
+          <w:szCs w:val="28"/>
+        </w:rPr>
+        <w:tab/>
+      </w:r>
+      <w:r>
+        <w:rPr>
+          <w:rFonts w:ascii="Times New Roman" w:hAnsi="Times New Roman" w:cs="Times New Roman"/>
+          <w:b/>
+          <w:sz w:val="28"/>
+          <w:szCs w:val="28"/>
+        </w:rPr>
+        <w:tab/>
+        <w:t xml:space="preserve">       </w:t>
+      </w:r>
+      <w:r>
+        <w:rPr>
+          <w:rFonts w:ascii="Times New Roman" w:hAnsi="Times New Roman" w:cs="Times New Roman"/>
+          <w:b/>
+          <w:sz w:val="28"/>
+          <w:szCs w:val="28"/>
+        </w:rPr>
+        <w:t xml:space="preserve">    </w:t>
+      </w:r>
+      <w:r>
+        <w:rPr>
+          <w:rFonts w:ascii="Times New Roman" w:hAnsi="Times New Roman" w:cs="Times New Roman"/>
+          <w:b/>
+          <w:sz w:val="28"/>
+          <w:szCs w:val="28"/>
+        </w:rPr>
+        <w:tab/>
+      </w:r>
+      <w:r>
+        <w:rPr>
+          <w:rFonts w:ascii="Times New Roman" w:hAnsi="Times New Roman" w:cs="Times New Roman"/>
+          <w:b/>
+          <w:sz w:val="28"/>
+          <w:szCs w:val="28"/>
+        </w:rPr>
+        <w:tab/>
+      </w:r>
+      <w:r>
+        <w:rPr>
+          <w:rFonts w:ascii="Times New Roman" w:hAnsi="Times New Roman" w:cs="Times New Roman"/>
+          <w:b/>
+          <w:sz w:val="24"/>
+          <w:szCs w:val="24"/>
+        </w:rPr>
+        <w:t>Time: -</w:t>
+      </w:r>
+      <w:r>
+        <w:rPr>
+          <w:rFonts w:ascii="Times New Roman" w:hAnsi="Times New Roman" w:cs="Times New Roman"/>
+          <w:b/>
+          <w:sz w:val="24"/>
+          <w:szCs w:val="24"/>
+        </w:rPr>
+        <w:t xml:space="preserve"> </w:t>
+      </w:r>
+      <w:r>
+        <w:rPr>
+          <w:rFonts w:ascii="Times New Roman" w:hAnsi="Times New Roman" w:cs="Times New Roman"/>
+          <w:b/>
+          <w:sz w:val="24"/>
+          <w:szCs w:val="24"/>
+        </w:rPr>
+        <w:t>1</w:t>
+      </w:r>
+      <w:r>
+        <w:rPr>
+          <w:rFonts w:ascii="Times New Roman" w:hAnsi="Times New Roman" w:cs="Times New Roman"/>
+          <w:b/>
+          <w:sz w:val="24"/>
+          <w:szCs w:val="24"/>
+        </w:rPr>
+        <w:t xml:space="preserve"> hr.</w:t>
+      </w:r>
+      <w:r>
+        <w:rPr>
+          <w:rFonts w:ascii="Times New Roman" w:hAnsi="Times New Roman" w:cs="Times New Roman"/>
+          <w:b/>
+          <w:sz w:val="24"/>
+          <w:szCs w:val="24"/>
+        </w:rPr>
+        <w:tab/>
+      </w:r>
+      <w:r>
+        <w:rPr>
+          <w:rFonts w:ascii="Times New Roman" w:hAnsi="Times New Roman" w:cs="Times New Roman"/>
+          <w:b/>
+          <w:sz w:val="24"/>
+          <w:szCs w:val="24"/>
+        </w:rPr>
+        <w:tab/>
+      </w:r>
+      <w:r>
+        <w:rPr>
+          <w:rFonts w:ascii="Times New Roman" w:hAnsi="Times New Roman" w:cs="Times New Roman"/>
+          <w:b/>
+          <w:sz w:val="24"/>
+          <w:szCs w:val="24"/>
+        </w:rPr>
+        <w:tab/>
+      </w:r>
+      <w:r>
+        <w:rPr>
+          <w:rFonts w:ascii="Times New Roman" w:hAnsi="Times New Roman" w:cs="Times New Roman"/>
+          <w:b/>
+          <w:sz w:val="24"/>
+          <w:szCs w:val="24"/>
+        </w:rPr>
+        <w:tab/>
+      </w:r>
+      <w:r>
+        <w:rPr>
+          <w:rFonts w:ascii="Times New Roman" w:hAnsi="Times New Roman" w:cs="Times New Roman"/>
+          <w:b/>
+          <w:sz w:val="24"/>
+          <w:szCs w:val="24"/>
+        </w:rPr>
+        <w:tab/>
+      </w:r>
+      <w:r>
+        <w:rPr>
+          <w:rFonts w:ascii="Times New Roman" w:hAnsi="Times New Roman" w:cs="Times New Roman"/>
+          <w:b/>
+          <w:sz w:val="24"/>
+          <w:szCs w:val="24"/>
+        </w:rPr>
+        <w:tab/>
+      </w:r>
+      <w:r>
+        <w:rPr>
+          <w:rFonts w:ascii="Times New Roman" w:hAnsi="Times New Roman" w:cs="Times New Roman"/>
+          <w:b/>
+          <w:sz w:val="28"/>
+          <w:szCs w:val="28"/>
+        </w:rPr>
+        <w:t>F.M.:</w:t>
+      </w:r>
+      <w:r>
+        <w:rPr>
+          <w:rFonts w:ascii="Times New Roman" w:hAnsi="Times New Roman" w:cs="Times New Roman"/>
+          <w:b/>
+          <w:sz w:val="28"/>
+          <w:szCs w:val="28"/>
+        </w:rPr>
+        <w:t xml:space="preserve"> 25</w:t>
+      </w:r>
+      <w:r>
+        <w:rPr>
+          <w:rFonts w:ascii="Times New Roman" w:hAnsi="Times New Roman" w:cs="Times New Roman"/>
+          <w:b/>
+          <w:sz w:val="28"/>
+          <w:szCs w:val="28"/>
+        </w:rPr>
+        <w:t xml:space="preserve"> </w:t>
+      </w:r>
+      <w:r>
+        <w:rPr>
+          <w:rFonts w:ascii="Times New Roman" w:hAnsi="Times New Roman" w:cs="Times New Roman"/>
+          <w:b/>
+          <w:sz w:val="28"/>
+          <w:szCs w:val="28"/>
+        </w:rPr>
+        <w:t xml:space="preserve"> </w:t>
+      </w:r>
+    </w:p>
+    <w:p>
+      <w:pPr>
+        <w:pBdr>
+          <w:bottom w:val="double" w:sz="6" w:space="0" w:color="auto"/>
+        </w:pBdr>
+        <w:spacing w:after="0" w:line="240" w:lineRule="auto"/>
+        <w:rPr>
+          <w:rFonts w:ascii="Times New Roman" w:hAnsi="Times New Roman" w:cs="Times New Roman"/>
+          <w:b/>
+          <w:sz w:val="28"/>
+          <w:szCs w:val="28"/>
+        </w:rPr>
+      </w:pPr>
+      <w:r>
+        <w:rPr>
+          <w:rFonts w:ascii="Times New Roman" w:hAnsi="Times New Roman" w:cs="Times New Roman"/>
+          <w:b/>
+          <w:sz w:val="28"/>
+          <w:szCs w:val="28"/>
+        </w:rPr>
+        <w:t>Sub:</w:t>
+      </w:r>
+      <w:r>
+        <w:rPr>
+          <w:rFonts w:ascii="Times New Roman" w:hAnsi="Times New Roman" w:cs="Times New Roman"/>
+          <w:b/>
+          <w:sz w:val="28"/>
+          <w:szCs w:val="28"/>
+        </w:rPr>
+        <w:t xml:space="preserve"> </w:t>
+      </w:r>
+      <w:r>
+        <w:rPr>
+          <w:rFonts w:ascii="Times New Roman" w:hAnsi="Times New Roman" w:cs="Times New Roman"/>
+          <w:b/>
+          <w:sz w:val="28"/>
+          <w:szCs w:val="28"/>
+        </w:rPr>
+        <w:t>Eng II</w:t>
       </w:r>
     </w:p>
     <w:tbl>
       <w:tblPr>
         <w:tblStyle w:val="TableGrid"/>
-        <w:tblpPr w:leftFromText="180" w:rightFromText="180" w:vertAnchor="page" w:horzAnchor="page" w:tblpX="821" w:tblpY="4288"/>
-        <w:tblW w:w="11075" w:type="dxa"/>
-        <w:tblInd w:w="0" w:type="dxa"/>
+        <w:tblW w:w="10492" w:type="dxa"/>
+        <w:tblInd w:w="108" w:type="dxa"/>
         <w:tblLook w:val="04A0" w:firstRow="1" w:lastRow="0" w:firstColumn="1" w:lastColumn="0" w:noHBand="0" w:noVBand="1"/>
       </w:tblPr>
       <w:tblGrid>
-        <w:gridCol w:w="11075"/>
+        <w:gridCol w:w="10492"/>
       </w:tblGrid>
       <w:tr>
         <w:trPr>
-          <w:trHeight w:val="1583"/>
+          <w:trHeight w:val="606"/>
         </w:trPr>
         <w:tc>
           <w:tcPr>
-            <w:tcW w:w="11075" w:type="dxa"/>
-            <w:tcBorders>
-              <w:top w:val="single" w:sz="4" w:space="0" w:color="auto"/>
-              <w:left w:val="single" w:sz="4" w:space="0" w:color="auto"/>
-              <w:bottom w:val="single" w:sz="4" w:space="0" w:color="auto"/>
-              <w:right w:val="single" w:sz="4" w:space="0" w:color="auto"/>
-            </w:tcBorders>
+            <w:tcW w:w="10492" w:type="dxa"/>
           </w:tcPr>
           <w:p>
             <w:pPr>
-              <w:pStyle w:val="NoSpacing"/>
-              <w:rPr>
-                <w:rFonts w:ascii="Times New Roman" w:hAnsi="Times New Roman" w:cs="Times New Roman"/>
-                <w:sz w:val="36"/>
-                <w:szCs w:val="32"/>
-                <w:lang w:bidi="ar-SA"/>
+              <w:spacing w:before="120" w:line="240" w:lineRule="auto"/>
+              <w:ind w:right="-653"/>
+              <w:rPr>
+                <w:rFonts w:ascii="Times New Roman" w:hAnsi="Times New Roman" w:cs="Times New Roman"/>
+                <w:b/>
+                <w:sz w:val="28"/>
+                <w:szCs w:val="28"/>
               </w:rPr>
             </w:pPr>
             <w:r>
               <w:rPr>
                 <w:rFonts w:ascii="Times New Roman" w:hAnsi="Times New Roman" w:cs="Times New Roman"/>
-                <w:sz w:val="36"/>
-                <w:szCs w:val="32"/>
-                <w:lang w:bidi="ar-SA"/>
-              </w:rPr>
-              <w:t>Name:-______________________________ Roll no:-___ Section:-______</w:t>
+                <w:b/>
+                <w:sz w:val="28"/>
+                <w:szCs w:val="28"/>
+              </w:rPr>
+              <w:t>N</w:t>
+            </w:r>
+            <w:r>
+              <w:rPr>
+                <w:rFonts w:ascii="Times New Roman" w:hAnsi="Times New Roman" w:cs="Times New Roman"/>
+                <w:b/>
+                <w:sz w:val="28"/>
+                <w:szCs w:val="28"/>
+              </w:rPr>
+              <w:t>ame</w:t>
+            </w:r>
+            <w:r>
+              <w:rPr>
+                <w:rFonts w:ascii="Times New Roman" w:hAnsi="Times New Roman" w:cs="Times New Roman"/>
+                <w:b/>
+                <w:sz w:val="28"/>
+                <w:szCs w:val="28"/>
+              </w:rPr>
+              <w:t xml:space="preserve">:                                                        </w:t>
+            </w:r>
+            <w:r>
+              <w:rPr>
+                <w:rFonts w:ascii="Times New Roman" w:hAnsi="Times New Roman" w:cs="Times New Roman"/>
+                <w:b/>
+                <w:sz w:val="28"/>
+                <w:szCs w:val="28"/>
+              </w:rPr>
+              <w:t xml:space="preserve">                  </w:t>
+            </w:r>
+            <w:r>
+              <w:rPr>
+                <w:rFonts w:ascii="Times New Roman" w:hAnsi="Times New Roman" w:cs="Times New Roman"/>
+                <w:b/>
+                <w:sz w:val="28"/>
+                <w:szCs w:val="28"/>
+              </w:rPr>
+              <w:t xml:space="preserve">  Roll No.:           Sec.:                                    </w:t>
             </w:r>
           </w:p>
+        </w:tc>
+      </w:tr>
+      <w:tr>
+        <w:trPr>
+          <w:trHeight w:val="1070"/>
+        </w:trPr>
+        <w:tc>
+          <w:tcPr>
+            <w:tcW w:w="10492" w:type="dxa"/>
+          </w:tcPr>
           <w:p>
             <w:pPr>
-              <w:pStyle w:val="NoSpacing"/>
-              <w:rPr>
-                <w:rFonts w:ascii="Times New Roman" w:hAnsi="Times New Roman" w:cs="Times New Roman"/>
-                <w:sz w:val="36"/>
-                <w:szCs w:val="32"/>
-                <w:lang w:bidi="ar-SA"/>
+              <w:spacing w:line="240" w:lineRule="auto"/>
+              <w:ind w:left="180" w:firstLine="360"/>
+              <w:rPr>
+                <w:rFonts w:ascii="Times New Roman" w:hAnsi="Times New Roman" w:cs="Times New Roman"/>
+                <w:b/>
+                <w:sz w:val="28"/>
+                <w:szCs w:val="28"/>
               </w:rPr>
             </w:pPr>
             <w:r>
               <w:rPr>
+                <w:rFonts w:ascii="Times New Roman" w:hAnsi="Times New Roman" w:cs="Times New Roman"/>
                 <w:noProof/>
               </w:rPr>
               <mc:AlternateContent>
                 <mc:Choice Requires="wps">
                   <w:drawing>
-                    <wp:anchor distT="0" distB="0" distL="114300" distR="114300" simplePos="0" relativeHeight="251659264" behindDoc="0" locked="0" layoutInCell="1" allowOverlap="1">
+                    <wp:anchor distT="0" distB="0" distL="114300" distR="114300" simplePos="0" relativeHeight="251667456" behindDoc="0" locked="0" layoutInCell="1" allowOverlap="1" wp14:anchorId="2DE6298A" wp14:editId="71D456A4">
                       <wp:simplePos x="0" y="0"/>
                       <wp:positionH relativeFrom="column">
-                        <wp:posOffset>5625465</wp:posOffset>
+                        <wp:posOffset>5427345</wp:posOffset>
                       </wp:positionH>
                       <wp:positionV relativeFrom="paragraph">
-                        <wp:posOffset>177165</wp:posOffset>
+                        <wp:posOffset>103505</wp:posOffset>
                       </wp:positionV>
-                      <wp:extent cx="1204595" cy="422275"/>
-                      <wp:effectExtent l="0" t="0" r="14605" b="15875"/>
+                      <wp:extent cx="1095375" cy="436245"/>
+                      <wp:effectExtent l="19050" t="19050" r="28575" b="20955"/>
                       <wp:wrapNone/>
-                      <wp:docPr id="2" name="Text Box 2"/>
-                      <wp:cNvGraphicFramePr/>
+                      <wp:docPr id="8" name="Rectangle 2"/>
+                      <wp:cNvGraphicFramePr>
+                        <a:graphicFrameLocks xmlns:a="http://schemas.openxmlformats.org/drawingml/2006/main"/>
+                      </wp:cNvGraphicFramePr>
                       <a:graphic xmlns:a="http://schemas.openxmlformats.org/drawingml/2006/main">
                         <a:graphicData uri="http://schemas.microsoft.com/office/word/2010/wordprocessingShape">
                           <wps:wsp>
-                            <wps:cNvSpPr txBox="1"/>
+                            <wps:cNvSpPr>
+                              <a:spLocks/>
+                            </wps:cNvSpPr>
                             <wps:spPr>
                               <a:xfrm>
                                 <a:off x="0" y="0"/>
-                                <a:ext cx="1204595" cy="422275"/>
+                                <a:ext cx="1095375" cy="436245"/>
                               </a:xfrm>
                               <a:prstGeom prst="rect">
                                 <a:avLst/>
                               </a:prstGeom>
-                              <a:solidFill>
-                                <a:sysClr val="window" lastClr="FFFFFF"/>
-                              </a:solidFill>
-                              <a:ln w="6350">
+                              <a:ln w="28575">
                                 <a:solidFill>
-                                  <a:prstClr val="black"/>
+                                  <a:schemeClr val="tx1"/>
                                 </a:solidFill>
                               </a:ln>
-                              <a:effectLst/>
                             </wps:spPr>
-                            <wps:txbx>
-                              <w:txbxContent>
-                                <w:p/>
-                              </w:txbxContent>
-                            </wps:txbx>
-                            <wps:bodyPr rot="0" spcFirstLastPara="0" vertOverflow="overflow" horzOverflow="overflow" vert="horz" wrap="square" lIns="91440" tIns="45720" rIns="91440" bIns="45720" numCol="1" spcCol="0" rtlCol="0" fromWordArt="0" anchor="t" anchorCtr="0" forceAA="0" compatLnSpc="1">
+                            <wps:style>
+                              <a:lnRef idx="2">
+                                <a:schemeClr val="accent6"/>
+                              </a:lnRef>
+                              <a:fillRef idx="1">
+                                <a:schemeClr val="lt1"/>
+                              </a:fillRef>
+                              <a:effectRef idx="0">
+                                <a:schemeClr val="accent6"/>
+                              </a:effectRef>
+                              <a:fontRef idx="minor">
+                                <a:schemeClr val="dk1"/>
+                              </a:fontRef>
+                            </wps:style>
+                            <wps:bodyPr rot="0" spcFirstLastPara="0" vertOverflow="overflow" horzOverflow="overflow" vert="horz" wrap="square" lIns="91440" tIns="45720" rIns="91440" bIns="45720" numCol="1" spcCol="0" rtlCol="0" fromWordArt="0" anchor="ctr" anchorCtr="0" forceAA="0" compatLnSpc="1">
                               <a:prstTxWarp prst="textNoShape">
                                 <a:avLst/>
                               </a:prstTxWarp>
@@ -171,7 +847,7 @@
                       <wp14:sizeRelH relativeFrom="page">
                         <wp14:pctWidth>0</wp14:pctWidth>
                       </wp14:sizeRelH>
-                      <wp14:sizeRelV relativeFrom="page">
+                      <wp14:sizeRelV relativeFrom="margin">
                         <wp14:pctHeight>0</wp14:pctHeight>
                       </wp14:sizeRelV>
                     </wp:anchor>
@@ -179,409 +855,318 @@
                 </mc:Choice>
                 <mc:Fallback>
                   <w:pict>
-                    <v:shapetype id="_x0000_t202" coordsize="21600,21600" o:spt="202" path="m,l,21600r21600,l21600,xe">
-                      <v:stroke joinstyle="miter"/>
-                      <v:path gradientshapeok="t" o:connecttype="rect"/>
-                    </v:shapetype>
-                    <v:shape id="Text Box 2" o:spid="_x0000_s1026" type="#_x0000_t202" style="position:absolute;margin-left:442.95pt;margin-top:13.95pt;width:94.85pt;height:33.25pt;z-index:251659264;visibility:visible;mso-wrap-style:square;mso-width-percent:0;mso-height-percent:0;mso-wrap-distance-left:9pt;mso-wrap-distance-top:0;mso-wrap-distance-right:9pt;mso-wrap-distance-bottom:0;mso-position-horizontal:absolute;mso-position-horizontal-relative:text;mso-position-vertical:absolute;mso-position-vertical-relative:text;mso-width-percent:0;mso-height-percent:0;mso-width-relative:page;mso-height-relative:page;v-text-anchor:top" o:gfxdata="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" fillcolor="window" strokeweight=".5pt">
-                      <v:textbox>
-                        <w:txbxContent>
-                          <w:p/>
-                        </w:txbxContent>
-                      </v:textbox>
-                    </v:shape>
+                    <v:rect w14:anchorId="66B09C04" id="Rectangle 2" o:spid="_x0000_s1026" style="position:absolute;margin-left:427.35pt;margin-top:8.15pt;width:86.25pt;height:34.35pt;z-index:251667456;visibility:visible;mso-wrap-style:square;mso-width-percent:0;mso-height-percent:0;mso-wrap-distance-left:9pt;mso-wrap-distance-top:0;mso-wrap-distance-right:9pt;mso-wrap-distance-bottom:0;mso-position-horizontal:absolute;mso-position-horizontal-relative:text;mso-position-vertical:absolute;mso-position-vertical-relative:text;mso-width-percent:0;mso-height-percent:0;mso-width-relative:page;mso-height-relative:margin;v-text-anchor:middle" o:gfxdata="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" fillcolor="white [3201]" strokecolor="black [3213]" strokeweight="2.25pt">
+                      <v:path arrowok="t"/>
+                    </v:rect>
                   </w:pict>
                 </mc:Fallback>
               </mc:AlternateContent>
             </w:r>
-          </w:p>
-          <w:p>
-            <w:pPr>
-              <w:pStyle w:val="NoSpacing"/>
-              <w:rPr>
-                <w:rFonts w:ascii="Times New Roman" w:hAnsi="Times New Roman" w:cs="Times New Roman"/>
-                <w:sz w:val="36"/>
-                <w:szCs w:val="32"/>
-                <w:lang w:bidi="ar-SA"/>
-              </w:rPr>
-            </w:pPr>
             <w:r>
               <w:rPr>
                 <w:rFonts w:ascii="Times New Roman" w:hAnsi="Times New Roman" w:cs="Times New Roman"/>
-                <w:sz w:val="36"/>
-                <w:szCs w:val="32"/>
-                <w:lang w:bidi="ar-SA"/>
-              </w:rPr>
-              <w:t>_______________      ________________          OBT. Marks :-</w:t>
+                <w:b/>
+                <w:sz w:val="28"/>
+                <w:szCs w:val="28"/>
+              </w:rPr>
+              <w:t xml:space="preserve"> </w:t>
             </w:r>
           </w:p>
           <w:p>
             <w:pPr>
-              <w:pStyle w:val="NoSpacing"/>
-              <w:rPr>
-                <w:rFonts w:ascii="Times New Roman" w:hAnsi="Times New Roman" w:cs="Times New Roman"/>
-                <w:sz w:val="36"/>
-                <w:szCs w:val="32"/>
-                <w:lang w:bidi="ar-SA"/>
+              <w:spacing w:line="240" w:lineRule="auto"/>
+              <w:ind w:left="180" w:firstLine="360"/>
+              <w:rPr>
+                <w:rFonts w:ascii="Times New Roman" w:hAnsi="Times New Roman" w:cs="Times New Roman"/>
+                <w:b/>
+                <w:sz w:val="28"/>
+                <w:szCs w:val="28"/>
               </w:rPr>
             </w:pPr>
             <w:r>
               <w:rPr>
                 <w:rFonts w:ascii="Times New Roman" w:hAnsi="Times New Roman" w:cs="Times New Roman"/>
-                <w:sz w:val="36"/>
-                <w:szCs w:val="32"/>
-                <w:lang w:bidi="ar-SA"/>
-              </w:rPr>
-              <w:t xml:space="preserve">    INVIGILATOR                    EXAMINER </w:t>
+                <w:b/>
+                <w:sz w:val="28"/>
+                <w:szCs w:val="28"/>
+              </w:rPr>
+              <w:softHyphen/>
+            </w:r>
+            <w:r>
+              <w:rPr>
+                <w:rFonts w:ascii="Times New Roman" w:hAnsi="Times New Roman" w:cs="Times New Roman"/>
+                <w:b/>
+                <w:sz w:val="28"/>
+                <w:szCs w:val="28"/>
+              </w:rPr>
+              <w:softHyphen/>
+            </w:r>
+            <w:r>
+              <w:rPr>
+                <w:rFonts w:ascii="Times New Roman" w:hAnsi="Times New Roman" w:cs="Times New Roman"/>
+                <w:b/>
+                <w:sz w:val="28"/>
+                <w:szCs w:val="28"/>
+              </w:rPr>
+              <w:softHyphen/>
+            </w:r>
+            <w:r>
+              <w:rPr>
+                <w:rFonts w:ascii="Times New Roman" w:hAnsi="Times New Roman" w:cs="Times New Roman"/>
+                <w:b/>
+                <w:sz w:val="28"/>
+                <w:szCs w:val="28"/>
+              </w:rPr>
+              <w:softHyphen/>
+            </w:r>
+            <w:r>
+              <w:rPr>
+                <w:rFonts w:ascii="Times New Roman" w:hAnsi="Times New Roman" w:cs="Times New Roman"/>
+                <w:b/>
+                <w:sz w:val="28"/>
+                <w:szCs w:val="28"/>
+              </w:rPr>
+              <w:softHyphen/>
+            </w:r>
+            <w:r>
+              <w:rPr>
+                <w:rFonts w:ascii="Times New Roman" w:hAnsi="Times New Roman" w:cs="Times New Roman"/>
+                <w:b/>
+                <w:sz w:val="28"/>
+                <w:szCs w:val="28"/>
+              </w:rPr>
+              <w:softHyphen/>
+            </w:r>
+            <w:r>
+              <w:rPr>
+                <w:rFonts w:ascii="Times New Roman" w:hAnsi="Times New Roman" w:cs="Times New Roman"/>
+                <w:b/>
+                <w:sz w:val="28"/>
+                <w:szCs w:val="28"/>
+              </w:rPr>
+              <w:softHyphen/>
+            </w:r>
+            <w:r>
+              <w:rPr>
+                <w:rFonts w:ascii="Times New Roman" w:hAnsi="Times New Roman" w:cs="Times New Roman"/>
+                <w:b/>
+                <w:sz w:val="28"/>
+                <w:szCs w:val="28"/>
+              </w:rPr>
+              <w:softHyphen/>
+            </w:r>
+            <w:r>
+              <w:rPr>
+                <w:rFonts w:ascii="Times New Roman" w:hAnsi="Times New Roman" w:cs="Times New Roman"/>
+                <w:b/>
+                <w:sz w:val="28"/>
+                <w:szCs w:val="28"/>
+              </w:rPr>
+              <w:softHyphen/>
+            </w:r>
+            <w:r>
+              <w:rPr>
+                <w:rFonts w:ascii="Times New Roman" w:hAnsi="Times New Roman" w:cs="Times New Roman"/>
+                <w:b/>
+                <w:sz w:val="28"/>
+                <w:szCs w:val="28"/>
+              </w:rPr>
+              <w:softHyphen/>
+            </w:r>
+            <w:r>
+              <w:rPr>
+                <w:rFonts w:ascii="Times New Roman" w:hAnsi="Times New Roman" w:cs="Times New Roman"/>
+                <w:b/>
+                <w:sz w:val="28"/>
+                <w:szCs w:val="28"/>
+              </w:rPr>
+              <w:softHyphen/>
+            </w:r>
+            <w:r>
+              <w:rPr>
+                <w:rFonts w:ascii="Times New Roman" w:hAnsi="Times New Roman" w:cs="Times New Roman"/>
+                <w:b/>
+                <w:sz w:val="28"/>
+                <w:szCs w:val="28"/>
+              </w:rPr>
+              <w:softHyphen/>
+              <w:t xml:space="preserve"> ________________                </w:t>
+            </w:r>
+            <w:r>
+              <w:rPr>
+                <w:rFonts w:ascii="Times New Roman" w:hAnsi="Times New Roman" w:cs="Times New Roman"/>
+                <w:b/>
+                <w:sz w:val="28"/>
+                <w:szCs w:val="28"/>
+              </w:rPr>
+              <w:t xml:space="preserve">      ______________    </w:t>
+            </w:r>
+            <w:r>
+              <w:rPr>
+                <w:rFonts w:ascii="Times New Roman" w:hAnsi="Times New Roman" w:cs="Times New Roman"/>
+                <w:b/>
+                <w:sz w:val="28"/>
+                <w:szCs w:val="28"/>
+              </w:rPr>
+              <w:t>OBT.MARKS:</w:t>
+            </w:r>
+          </w:p>
+          <w:p>
+            <w:pPr>
+              <w:spacing w:line="240" w:lineRule="auto"/>
+              <w:ind w:left="180" w:firstLine="360"/>
+              <w:rPr>
+                <w:rFonts w:ascii="Times New Roman" w:hAnsi="Times New Roman" w:cs="Times New Roman"/>
+                <w:b/>
+                <w:sz w:val="28"/>
+                <w:szCs w:val="28"/>
+              </w:rPr>
+            </w:pPr>
+            <w:r>
+              <w:rPr>
+                <w:rFonts w:ascii="Times New Roman" w:hAnsi="Times New Roman" w:cs="Times New Roman"/>
+                <w:b/>
+                <w:sz w:val="28"/>
+                <w:szCs w:val="28"/>
+              </w:rPr>
+              <w:t xml:space="preserve">    </w:t>
+            </w:r>
+            <w:r>
+              <w:rPr>
+                <w:rFonts w:ascii="Times New Roman" w:hAnsi="Times New Roman" w:cs="Times New Roman"/>
+                <w:b/>
+                <w:sz w:val="28"/>
+                <w:szCs w:val="28"/>
+              </w:rPr>
+              <w:t xml:space="preserve">INVIGILATOR </w:t>
+            </w:r>
+            <w:r>
+              <w:rPr>
+                <w:rFonts w:ascii="Times New Roman" w:hAnsi="Times New Roman" w:cs="Times New Roman"/>
+                <w:b/>
+                <w:sz w:val="28"/>
+                <w:szCs w:val="28"/>
+              </w:rPr>
+              <w:t xml:space="preserve">                         </w:t>
+            </w:r>
+            <w:r>
+              <w:rPr>
+                <w:rFonts w:ascii="Times New Roman" w:hAnsi="Times New Roman" w:cs="Times New Roman"/>
+                <w:b/>
+                <w:sz w:val="28"/>
+                <w:szCs w:val="28"/>
+              </w:rPr>
+              <w:t xml:space="preserve"> EXAMINER</w:t>
             </w:r>
           </w:p>
         </w:tc>
       </w:tr>
     </w:tbl>
-    <w:p>
-      <w:pPr>
-        <w:pStyle w:val="NoSpacing"/>
-        <w:jc w:val="center"/>
-        <w:rPr>
-          <w:rFonts w:ascii="Times New Roman" w:hAnsi="Times New Roman" w:cs="Times New Roman"/>
-        </w:rPr>
-      </w:pPr>
-      <w:r>
-        <w:rPr>
-          <w:rFonts w:ascii="Times New Roman" w:hAnsi="Times New Roman" w:cs="Times New Roman"/>
-        </w:rPr>
-        <w:t>Third Terminal Examination-2082</w:t>
-      </w:r>
-    </w:p>
-    <w:p>
-      <w:pPr>
-        <w:pStyle w:val="NoSpacing"/>
-        <w:rPr>
-          <w:rFonts w:ascii="Times New Roman" w:hAnsi="Times New Roman" w:cs="Times New Roman"/>
-          <w:sz w:val="36"/>
-          <w:szCs w:val="32"/>
-        </w:rPr>
-      </w:pPr>
-      <w:r>
-        <w:rPr>
-          <w:rFonts w:ascii="Times New Roman" w:hAnsi="Times New Roman" w:cs="Times New Roman"/>
-          <w:sz w:val="36"/>
-          <w:szCs w:val="32"/>
-        </w:rPr>
-        <w:t>Class:-2</w:t>
-      </w:r>
-      <w:r>
-        <w:rPr>
-          <w:rFonts w:ascii="Times New Roman" w:hAnsi="Times New Roman" w:cs="Times New Roman"/>
-          <w:sz w:val="36"/>
-          <w:szCs w:val="32"/>
-        </w:rPr>
-        <w:tab/>
-      </w:r>
-      <w:r>
-        <w:rPr>
-          <w:rFonts w:ascii="Times New Roman" w:hAnsi="Times New Roman" w:cs="Times New Roman"/>
-        </w:rPr>
-        <w:tab/>
-      </w:r>
-      <w:r>
-        <w:rPr>
-          <w:rFonts w:ascii="Times New Roman" w:hAnsi="Times New Roman" w:cs="Times New Roman"/>
-          <w:sz w:val="36"/>
-          <w:szCs w:val="32"/>
-        </w:rPr>
-        <w:tab/>
-      </w:r>
-      <w:r>
-        <w:rPr>
-          <w:rFonts w:ascii="Times New Roman" w:hAnsi="Times New Roman" w:cs="Times New Roman"/>
-          <w:sz w:val="36"/>
-          <w:szCs w:val="32"/>
-        </w:rPr>
-        <w:tab/>
-      </w:r>
-      <w:r>
-        <w:rPr>
-          <w:rFonts w:ascii="Times New Roman" w:hAnsi="Times New Roman" w:cs="Times New Roman"/>
-          <w:sz w:val="36"/>
-          <w:szCs w:val="32"/>
-        </w:rPr>
-        <w:tab/>
-      </w:r>
-      <w:r>
-        <w:rPr>
-          <w:rFonts w:ascii="Times New Roman" w:hAnsi="Times New Roman" w:cs="Times New Roman"/>
-          <w:sz w:val="36"/>
-          <w:szCs w:val="32"/>
-        </w:rPr>
-        <w:tab/>
-      </w:r>
-      <w:r>
-        <w:rPr>
-          <w:rFonts w:ascii="Times New Roman" w:hAnsi="Times New Roman" w:cs="Times New Roman"/>
-          <w:sz w:val="36"/>
-          <w:szCs w:val="32"/>
-        </w:rPr>
-        <w:tab/>
-      </w:r>
-      <w:r>
-        <w:rPr>
-          <w:rFonts w:ascii="Times New Roman" w:hAnsi="Times New Roman" w:cs="Times New Roman"/>
-          <w:sz w:val="36"/>
-          <w:szCs w:val="32"/>
-        </w:rPr>
-        <w:tab/>
-      </w:r>
-      <w:r>
-        <w:rPr>
-          <w:rFonts w:ascii="Times New Roman" w:hAnsi="Times New Roman" w:cs="Times New Roman"/>
-          <w:sz w:val="36"/>
-          <w:szCs w:val="32"/>
-        </w:rPr>
-        <w:tab/>
-        <w:t>F.M:-25</w:t>
-      </w:r>
-    </w:p>
-    <w:p>
-      <w:pPr>
-        <w:pStyle w:val="NoSpacing"/>
-        <w:rPr>
-          <w:rFonts w:ascii="Times New Roman" w:hAnsi="Times New Roman" w:cs="Times New Roman"/>
-          <w:sz w:val="36"/>
-          <w:szCs w:val="32"/>
-        </w:rPr>
-      </w:pPr>
-      <w:r>
-        <w:rPr>
-          <w:rFonts w:ascii="Times New Roman" w:hAnsi="Times New Roman" w:cs="Times New Roman"/>
-          <w:sz w:val="36"/>
-          <w:szCs w:val="32"/>
-        </w:rPr>
-        <w:t>Subject:-Grammar</w:t>
-      </w:r>
-      <w:r>
-        <w:rPr>
-          <w:rFonts w:ascii="Times New Roman" w:hAnsi="Times New Roman" w:cs="Times New Roman"/>
-          <w:sz w:val="36"/>
-          <w:szCs w:val="32"/>
-        </w:rPr>
-        <w:tab/>
-      </w:r>
-      <w:r>
-        <w:rPr>
-          <w:rFonts w:ascii="Times New Roman" w:hAnsi="Times New Roman" w:cs="Times New Roman"/>
-          <w:sz w:val="36"/>
-          <w:szCs w:val="32"/>
-        </w:rPr>
-        <w:tab/>
-      </w:r>
-      <w:r>
-        <w:rPr>
-          <w:rFonts w:ascii="Times New Roman" w:hAnsi="Times New Roman" w:cs="Times New Roman"/>
-          <w:sz w:val="36"/>
-          <w:szCs w:val="32"/>
-        </w:rPr>
-        <w:tab/>
-      </w:r>
-      <w:r>
-        <w:rPr>
-          <w:rFonts w:ascii="Times New Roman" w:hAnsi="Times New Roman" w:cs="Times New Roman"/>
-          <w:sz w:val="36"/>
-          <w:szCs w:val="32"/>
-        </w:rPr>
-        <w:tab/>
-      </w:r>
-      <w:r>
-        <w:rPr>
-          <w:rFonts w:ascii="Times New Roman" w:hAnsi="Times New Roman" w:cs="Times New Roman"/>
-          <w:sz w:val="36"/>
-          <w:szCs w:val="32"/>
-        </w:rPr>
-        <w:tab/>
-      </w:r>
-      <w:r>
-        <w:rPr>
-          <w:rFonts w:ascii="Times New Roman" w:hAnsi="Times New Roman" w:cs="Times New Roman"/>
-          <w:sz w:val="36"/>
-          <w:szCs w:val="32"/>
-        </w:rPr>
-        <w:tab/>
-      </w:r>
-      <w:r>
-        <w:rPr>
-          <w:rFonts w:ascii="Times New Roman" w:hAnsi="Times New Roman" w:cs="Times New Roman"/>
-          <w:sz w:val="36"/>
-          <w:szCs w:val="32"/>
-        </w:rPr>
-        <w:t xml:space="preserve">        P.M:-</w:t>
-      </w:r>
-    </w:p>
-    <w:p>
-      <w:pPr>
-        <w:tabs>
-          <w:tab w:val="left" w:pos="7568"/>
-        </w:tabs>
-        <w:rPr>
-          <w:rFonts w:ascii="Times New Roman" w:hAnsi="Times New Roman" w:cs="Times New Roman"/>
-        </w:rPr>
-      </w:pPr>
-    </w:p>
-    <w:p>
-      <w:pPr>
-        <w:rPr>
-          <w:rFonts w:ascii="Times New Roman" w:hAnsi="Times New Roman" w:cs="Times New Roman"/>
-          <w:sz w:val="36"/>
-          <w:szCs w:val="36"/>
-        </w:rPr>
-      </w:pPr>
-      <w:r>
-        <w:rPr>
-          <w:rFonts w:ascii="Times New Roman" w:hAnsi="Times New Roman" w:cs="Times New Roman"/>
-          <w:sz w:val="36"/>
-          <w:szCs w:val="36"/>
-        </w:rPr>
-        <w:t>1.Read the following passage and do the activities given  below.</w:t>
-      </w:r>
-      <w:r>
-        <w:rPr>
-          <w:rFonts w:ascii="Times New Roman" w:hAnsi="Times New Roman" w:cs="Times New Roman"/>
-          <w:sz w:val="36"/>
-          <w:szCs w:val="36"/>
-        </w:rPr>
-        <w:tab/>
-      </w:r>
-      <w:r>
-        <w:rPr>
-          <w:rFonts w:ascii="Times New Roman" w:hAnsi="Times New Roman" w:cs="Times New Roman"/>
-          <w:sz w:val="36"/>
-          <w:szCs w:val="36"/>
-        </w:rPr>
-        <w:tab/>
-      </w:r>
-      <w:r>
-        <w:rPr>
-          <w:rFonts w:ascii="Times New Roman" w:hAnsi="Times New Roman" w:cs="Times New Roman"/>
-          <w:sz w:val="36"/>
-          <w:szCs w:val="36"/>
-        </w:rPr>
-        <w:tab/>
-      </w:r>
-      <w:r>
-        <w:rPr>
-          <w:rFonts w:ascii="Times New Roman" w:hAnsi="Times New Roman" w:cs="Times New Roman"/>
-          <w:sz w:val="36"/>
-          <w:szCs w:val="36"/>
-        </w:rPr>
-        <w:tab/>
-      </w:r>
-      <w:r>
-        <w:rPr>
-          <w:rFonts w:ascii="Times New Roman" w:hAnsi="Times New Roman" w:cs="Times New Roman"/>
-          <w:sz w:val="36"/>
-          <w:szCs w:val="36"/>
-        </w:rPr>
-        <w:tab/>
-      </w:r>
-      <w:r>
-        <w:rPr>
-          <w:rFonts w:ascii="Times New Roman" w:hAnsi="Times New Roman" w:cs="Times New Roman"/>
-          <w:sz w:val="36"/>
-          <w:szCs w:val="36"/>
-        </w:rPr>
-        <w:tab/>
-      </w:r>
-      <w:r>
-        <w:rPr>
-          <w:rFonts w:ascii="Times New Roman" w:hAnsi="Times New Roman" w:cs="Times New Roman"/>
-          <w:sz w:val="36"/>
-          <w:szCs w:val="36"/>
-        </w:rPr>
-        <w:tab/>
-      </w:r>
-      <w:r>
-        <w:rPr>
-          <w:rFonts w:ascii="Times New Roman" w:hAnsi="Times New Roman" w:cs="Times New Roman"/>
-          <w:sz w:val="36"/>
-          <w:szCs w:val="36"/>
-        </w:rPr>
-        <w:tab/>
-      </w:r>
-      <w:r>
-        <w:rPr>
-          <w:rFonts w:ascii="Times New Roman" w:hAnsi="Times New Roman" w:cs="Times New Roman"/>
-          <w:sz w:val="36"/>
-          <w:szCs w:val="36"/>
-        </w:rPr>
-        <w:tab/>
-      </w:r>
-      <w:r>
-        <w:rPr>
-          <w:rFonts w:ascii="Times New Roman" w:hAnsi="Times New Roman" w:cs="Times New Roman"/>
-          <w:sz w:val="36"/>
-          <w:szCs w:val="36"/>
-        </w:rPr>
-        <w:tab/>
-        <w:t>(5)</w:t>
-      </w:r>
-    </w:p>
-    <w:p>
-      <w:pPr>
-        <w:rPr>
-          <w:rFonts w:ascii="Times New Roman" w:hAnsi="Times New Roman" w:cs="Times New Roman"/>
-          <w:sz w:val="36"/>
-          <w:szCs w:val="36"/>
-        </w:rPr>
-      </w:pPr>
-      <w:r>
-        <w:rPr>
-          <w:rFonts w:ascii="Times New Roman" w:hAnsi="Times New Roman" w:cs="Times New Roman"/>
-          <w:sz w:val="36"/>
-          <w:szCs w:val="36"/>
-        </w:rPr>
-        <w:t>Today is Emma’s first day at school. She wears a red dress and new shoes. Emma carries her blue bag. She feels a little scared. The teacher smiles and welcomes her. Emma sits at a desk with other children.They sing songs and draw pictures.</w:t>
-      </w:r>
-    </w:p>
-    <w:p>
-      <w:pPr>
-        <w:rPr>
-          <w:rFonts w:ascii="Times New Roman" w:hAnsi="Times New Roman" w:cs="Times New Roman"/>
-          <w:sz w:val="36"/>
-          <w:szCs w:val="36"/>
-        </w:rPr>
-      </w:pPr>
-      <w:r>
-        <w:rPr>
-          <w:rFonts w:ascii="Times New Roman" w:hAnsi="Times New Roman" w:cs="Times New Roman"/>
-          <w:sz w:val="36"/>
-          <w:szCs w:val="36"/>
-        </w:rPr>
-        <w:t>Emma makes a new friend,Sam. At the end of the , Emma feels happy.</w:t>
-      </w:r>
-    </w:p>
-    <w:p>
-      <w:pPr>
-        <w:rPr>
-          <w:rFonts w:ascii="Times New Roman" w:hAnsi="Times New Roman" w:cs="Times New Roman"/>
-          <w:sz w:val="36"/>
-          <w:szCs w:val="36"/>
-        </w:rPr>
-      </w:pPr>
-    </w:p>
-    <w:p>
-      <w:pPr>
-        <w:rPr>
-          <w:rFonts w:ascii="Times New Roman" w:hAnsi="Times New Roman" w:cs="Times New Roman"/>
-          <w:sz w:val="36"/>
-          <w:szCs w:val="36"/>
-        </w:rPr>
-      </w:pPr>
-      <w:r>
-        <w:rPr>
-          <w:rFonts w:ascii="Times New Roman" w:hAnsi="Times New Roman" w:cs="Times New Roman"/>
-          <w:sz w:val="36"/>
-          <w:szCs w:val="36"/>
-        </w:rPr>
-        <w:t>A]Choose the correct answers.</w:t>
+    <w:bookmarkEnd w:id="0"/>
+    <w:p>
+      <w:pPr>
+        <w:rPr>
+          <w:rFonts w:ascii="Times New Roman" w:hAnsi="Times New Roman" w:cs="Times New Roman"/>
+          <w:sz w:val="36"/>
+          <w:szCs w:val="36"/>
+        </w:rPr>
+      </w:pPr>
+      <w:r>
+        <w:rPr>
+          <w:rFonts w:ascii="Times New Roman" w:hAnsi="Times New Roman" w:cs="Times New Roman"/>
+          <w:sz w:val="36"/>
+          <w:szCs w:val="36"/>
+        </w:rPr>
+        <w:t>Today is Emma’s first day at school. She wears a red dress and new shoes. Emma carries her blue bag. She feels a little scared. The teacher smiles and welcomes her. Emma sits at a desk with other children.</w:t>
+      </w:r>
+      <w:r>
+        <w:rPr>
+          <w:rFonts w:ascii="Times New Roman" w:hAnsi="Times New Roman" w:cs="Times New Roman"/>
+          <w:sz w:val="36"/>
+          <w:szCs w:val="36"/>
+        </w:rPr>
+        <w:t xml:space="preserve"> </w:t>
+      </w:r>
+      <w:r>
+        <w:rPr>
+          <w:rFonts w:ascii="Times New Roman" w:hAnsi="Times New Roman" w:cs="Times New Roman"/>
+          <w:sz w:val="36"/>
+          <w:szCs w:val="36"/>
+        </w:rPr>
+        <w:t>They sing songs and draw pictures.</w:t>
+      </w:r>
+      <w:r>
+        <w:rPr>
+          <w:rFonts w:ascii="Times New Roman" w:hAnsi="Times New Roman" w:cs="Times New Roman"/>
+          <w:sz w:val="36"/>
+          <w:szCs w:val="36"/>
+        </w:rPr>
+        <w:t xml:space="preserve"> </w:t>
+      </w:r>
+      <w:r>
+        <w:rPr>
+          <w:rFonts w:ascii="Times New Roman" w:hAnsi="Times New Roman" w:cs="Times New Roman"/>
+          <w:sz w:val="36"/>
+          <w:szCs w:val="36"/>
+        </w:rPr>
+        <w:t>Emma makes a new friend,</w:t>
+      </w:r>
+      <w:r>
+        <w:rPr>
+          <w:rFonts w:ascii="Times New Roman" w:hAnsi="Times New Roman" w:cs="Times New Roman"/>
+          <w:sz w:val="36"/>
+          <w:szCs w:val="36"/>
+        </w:rPr>
+        <w:t xml:space="preserve"> </w:t>
+      </w:r>
+      <w:r>
+        <w:rPr>
+          <w:rFonts w:ascii="Times New Roman" w:hAnsi="Times New Roman" w:cs="Times New Roman"/>
+          <w:sz w:val="36"/>
+          <w:szCs w:val="36"/>
+        </w:rPr>
+        <w:t>Sam. At the end of the, Emma feels happy.</w:t>
+      </w:r>
+    </w:p>
+    <w:p>
+      <w:pPr>
+        <w:rPr>
+          <w:rFonts w:ascii="Times New Roman" w:hAnsi="Times New Roman" w:cs="Times New Roman"/>
+          <w:b/>
+          <w:bCs/>
+          <w:sz w:val="36"/>
+          <w:szCs w:val="36"/>
+        </w:rPr>
+      </w:pPr>
+      <w:r>
+        <w:rPr>
+          <w:rFonts w:ascii="Times New Roman" w:hAnsi="Times New Roman" w:cs="Times New Roman"/>
+          <w:b/>
+          <w:bCs/>
+          <w:sz w:val="36"/>
+          <w:szCs w:val="36"/>
+        </w:rPr>
+        <w:t>A]</w:t>
+      </w:r>
+      <w:r>
+        <w:rPr>
+          <w:rFonts w:ascii="Times New Roman" w:hAnsi="Times New Roman" w:cs="Times New Roman"/>
+          <w:b/>
+          <w:bCs/>
+          <w:sz w:val="36"/>
+          <w:szCs w:val="36"/>
+        </w:rPr>
+        <w:t xml:space="preserve"> </w:t>
+      </w:r>
+      <w:r>
+        <w:rPr>
+          <w:rFonts w:ascii="Times New Roman" w:hAnsi="Times New Roman" w:cs="Times New Roman"/>
+          <w:b/>
+          <w:bCs/>
+          <w:sz w:val="36"/>
+          <w:szCs w:val="36"/>
+        </w:rPr>
+        <w:t>Choose the correct answers.</w:t>
       </w:r>
     </w:p>
     <w:p>
@@ -606,32 +1191,67 @@
           <w:sz w:val="36"/>
           <w:szCs w:val="36"/>
         </w:rPr>
-        <w:t xml:space="preserve">) What </w:t>
-      </w:r>
-      <w:r>
-        <w:rPr>
-          <w:rFonts w:ascii="Times New Roman" w:hAnsi="Times New Roman" w:cs="Times New Roman"/>
-          <w:sz w:val="36"/>
-          <w:szCs w:val="36"/>
-        </w:rPr>
-        <w:t>colour dress does Emma wear?</w:t>
-      </w:r>
-    </w:p>
-    <w:p>
-      <w:pPr>
-        <w:rPr>
-          <w:rFonts w:ascii="Times New Roman" w:hAnsi="Times New Roman" w:cs="Times New Roman"/>
-          <w:sz w:val="36"/>
-          <w:szCs w:val="36"/>
-        </w:rPr>
-      </w:pPr>
-      <w:r>
-        <w:rPr>
-          <w:rFonts w:ascii="Times New Roman" w:hAnsi="Times New Roman" w:cs="Times New Roman"/>
-          <w:sz w:val="36"/>
-          <w:szCs w:val="36"/>
-        </w:rPr>
-        <w:t>a)blue</w:t>
+        <w:t>.</w:t>
+      </w:r>
+      <w:r>
+        <w:rPr>
+          <w:rFonts w:ascii="Times New Roman" w:hAnsi="Times New Roman" w:cs="Times New Roman"/>
+          <w:sz w:val="36"/>
+          <w:szCs w:val="36"/>
+        </w:rPr>
+        <w:t xml:space="preserve"> What </w:t>
+      </w:r>
+      <w:proofErr w:type="spellStart"/>
+      <w:r>
+        <w:rPr>
+          <w:rFonts w:ascii="Times New Roman" w:hAnsi="Times New Roman" w:cs="Times New Roman"/>
+          <w:sz w:val="36"/>
+          <w:szCs w:val="36"/>
+        </w:rPr>
+        <w:t>colour</w:t>
+      </w:r>
+      <w:proofErr w:type="spellEnd"/>
+      <w:r>
+        <w:rPr>
+          <w:rFonts w:ascii="Times New Roman" w:hAnsi="Times New Roman" w:cs="Times New Roman"/>
+          <w:sz w:val="36"/>
+          <w:szCs w:val="36"/>
+        </w:rPr>
+        <w:t xml:space="preserve"> dress does Emma wear?</w:t>
+      </w:r>
+    </w:p>
+    <w:p>
+      <w:pPr>
+        <w:ind w:firstLine="720"/>
+        <w:rPr>
+          <w:rFonts w:ascii="Times New Roman" w:hAnsi="Times New Roman" w:cs="Times New Roman"/>
+          <w:sz w:val="36"/>
+          <w:szCs w:val="36"/>
+        </w:rPr>
+      </w:pPr>
+      <w:r>
+        <w:rPr>
+          <w:rFonts w:ascii="Times New Roman" w:hAnsi="Times New Roman" w:cs="Times New Roman"/>
+          <w:sz w:val="36"/>
+          <w:szCs w:val="36"/>
+        </w:rPr>
+        <w:t>a)</w:t>
+      </w:r>
+      <w:r>
+        <w:rPr>
+          <w:rFonts w:ascii="Times New Roman" w:hAnsi="Times New Roman" w:cs="Times New Roman"/>
+          <w:sz w:val="36"/>
+          <w:szCs w:val="36"/>
+        </w:rPr>
+        <w:t xml:space="preserve"> </w:t>
+      </w:r>
+      <w:r>
+        <w:rPr>
+          <w:rFonts w:ascii="Times New Roman" w:hAnsi="Times New Roman" w:cs="Times New Roman"/>
+          <w:sz w:val="36"/>
+          <w:szCs w:val="36"/>
+        </w:rPr>
+        <w:t>blue</w:t>
       </w:r>
       <w:r>
         <w:rPr>
@@ -698,11 +1318,28 @@
           <w:sz w:val="36"/>
           <w:szCs w:val="36"/>
         </w:rPr>
-        <w:t>2.Who welcomes Emma to the class?</w:t>
-      </w:r>
-    </w:p>
-    <w:p>
-      <w:pPr>
+        <w:t>2.</w:t>
+      </w:r>
+      <w:r>
+        <w:rPr>
+          <w:rFonts w:ascii="Times New Roman" w:hAnsi="Times New Roman" w:cs="Times New Roman"/>
+          <w:sz w:val="36"/>
+          <w:szCs w:val="36"/>
+        </w:rPr>
+        <w:t xml:space="preserve"> </w:t>
+      </w:r>
+      <w:r>
+        <w:rPr>
+          <w:rFonts w:ascii="Times New Roman" w:hAnsi="Times New Roman" w:cs="Times New Roman"/>
+          <w:sz w:val="36"/>
+          <w:szCs w:val="36"/>
+        </w:rPr>
+        <w:t>Who welcomes Emma to the class?</w:t>
+      </w:r>
+    </w:p>
+    <w:p>
+      <w:pPr>
+        <w:ind w:firstLine="720"/>
         <w:rPr>
           <w:rFonts w:ascii="Times New Roman" w:hAnsi="Times New Roman" w:cs="Times New Roman"/>
           <w:sz w:val="36"/>
@@ -732,7 +1369,23 @@
           <w:szCs w:val="36"/>
         </w:rPr>
         <w:tab/>
-        <w:t>b)A teacher</w:t>
+        <w:t>b)</w:t>
+      </w:r>
+      <w:r>
+        <w:rPr>
+          <w:rFonts w:ascii="Times New Roman" w:hAnsi="Times New Roman" w:cs="Times New Roman"/>
+          <w:sz w:val="36"/>
+          <w:szCs w:val="36"/>
+        </w:rPr>
+        <w:t xml:space="preserve"> </w:t>
+      </w:r>
+      <w:r>
+        <w:rPr>
+          <w:rFonts w:ascii="Times New Roman" w:hAnsi="Times New Roman" w:cs="Times New Roman"/>
+          <w:sz w:val="36"/>
+          <w:szCs w:val="36"/>
+        </w:rPr>
+        <w:t>A teacher</w:t>
       </w:r>
       <w:r>
         <w:rPr>
@@ -766,11 +1419,46 @@
           <w:sz w:val="36"/>
           <w:szCs w:val="36"/>
         </w:rPr>
-        <w:t>3.What colour is Emma’s bag?</w:t>
-      </w:r>
-    </w:p>
-    <w:p>
-      <w:pPr>
+        <w:t>3.</w:t>
+      </w:r>
+      <w:r>
+        <w:rPr>
+          <w:rFonts w:ascii="Times New Roman" w:hAnsi="Times New Roman" w:cs="Times New Roman"/>
+          <w:sz w:val="36"/>
+          <w:szCs w:val="36"/>
+        </w:rPr>
+        <w:t xml:space="preserve"> </w:t>
+      </w:r>
+      <w:r>
+        <w:rPr>
+          <w:rFonts w:ascii="Times New Roman" w:hAnsi="Times New Roman" w:cs="Times New Roman"/>
+          <w:sz w:val="36"/>
+          <w:szCs w:val="36"/>
+        </w:rPr>
+        <w:t xml:space="preserve">What </w:t>
+      </w:r>
+      <w:proofErr w:type="spellStart"/>
+      <w:r>
+        <w:rPr>
+          <w:rFonts w:ascii="Times New Roman" w:hAnsi="Times New Roman" w:cs="Times New Roman"/>
+          <w:sz w:val="36"/>
+          <w:szCs w:val="36"/>
+        </w:rPr>
+        <w:t>colour</w:t>
+      </w:r>
+      <w:proofErr w:type="spellEnd"/>
+      <w:r>
+        <w:rPr>
+          <w:rFonts w:ascii="Times New Roman" w:hAnsi="Times New Roman" w:cs="Times New Roman"/>
+          <w:sz w:val="36"/>
+          <w:szCs w:val="36"/>
+        </w:rPr>
+        <w:t xml:space="preserve"> is Emma’s bag?</w:t>
+      </w:r>
+    </w:p>
+    <w:p>
+      <w:pPr>
+        <w:ind w:firstLine="720"/>
         <w:rPr>
           <w:rFonts w:ascii="Times New Roman" w:hAnsi="Times New Roman" w:cs="Times New Roman"/>
           <w:sz w:val="36"/>
@@ -850,12 +1538,12 @@
           <w:sz w:val="36"/>
           <w:szCs w:val="36"/>
         </w:rPr>
-        <w:lastRenderedPageBreak/>
         <w:t>4. What is the name of Emma’s new friend?</w:t>
       </w:r>
     </w:p>
     <w:p>
       <w:pPr>
+        <w:ind w:firstLine="720"/>
         <w:rPr>
           <w:rFonts w:ascii="Times New Roman" w:hAnsi="Times New Roman" w:cs="Times New Roman"/>
           <w:sz w:val="36"/>
@@ -893,32 +1581,64 @@
           <w:szCs w:val="36"/>
         </w:rPr>
         <w:tab/>
-        <w:t>b)Sam</w:t>
-      </w:r>
-      <w:r>
-        <w:rPr>
-          <w:rFonts w:ascii="Times New Roman" w:hAnsi="Times New Roman" w:cs="Times New Roman"/>
-          <w:sz w:val="36"/>
-          <w:szCs w:val="36"/>
-        </w:rPr>
-        <w:tab/>
-      </w:r>
-      <w:r>
-        <w:rPr>
-          <w:rFonts w:ascii="Times New Roman" w:hAnsi="Times New Roman" w:cs="Times New Roman"/>
-          <w:sz w:val="36"/>
-          <w:szCs w:val="36"/>
-        </w:rPr>
-        <w:tab/>
-      </w:r>
-      <w:r>
-        <w:rPr>
-          <w:rFonts w:ascii="Times New Roman" w:hAnsi="Times New Roman" w:cs="Times New Roman"/>
-          <w:sz w:val="36"/>
-          <w:szCs w:val="36"/>
-        </w:rPr>
-        <w:tab/>
-        <w:t>c)Sue</w:t>
+        <w:t>b)</w:t>
+      </w:r>
+      <w:r>
+        <w:rPr>
+          <w:rFonts w:ascii="Times New Roman" w:hAnsi="Times New Roman" w:cs="Times New Roman"/>
+          <w:sz w:val="36"/>
+          <w:szCs w:val="36"/>
+        </w:rPr>
+        <w:t xml:space="preserve"> </w:t>
+      </w:r>
+      <w:r>
+        <w:rPr>
+          <w:rFonts w:ascii="Times New Roman" w:hAnsi="Times New Roman" w:cs="Times New Roman"/>
+          <w:sz w:val="36"/>
+          <w:szCs w:val="36"/>
+        </w:rPr>
+        <w:t>Sam</w:t>
+      </w:r>
+      <w:r>
+        <w:rPr>
+          <w:rFonts w:ascii="Times New Roman" w:hAnsi="Times New Roman" w:cs="Times New Roman"/>
+          <w:sz w:val="36"/>
+          <w:szCs w:val="36"/>
+        </w:rPr>
+        <w:tab/>
+      </w:r>
+      <w:r>
+        <w:rPr>
+          <w:rFonts w:ascii="Times New Roman" w:hAnsi="Times New Roman" w:cs="Times New Roman"/>
+          <w:sz w:val="36"/>
+          <w:szCs w:val="36"/>
+        </w:rPr>
+        <w:tab/>
+      </w:r>
+      <w:r>
+        <w:rPr>
+          <w:rFonts w:ascii="Times New Roman" w:hAnsi="Times New Roman" w:cs="Times New Roman"/>
+          <w:sz w:val="36"/>
+          <w:szCs w:val="36"/>
+        </w:rPr>
+        <w:tab/>
+        <w:t>c)</w:t>
+      </w:r>
+      <w:r>
+        <w:rPr>
+          <w:rFonts w:ascii="Times New Roman" w:hAnsi="Times New Roman" w:cs="Times New Roman"/>
+          <w:sz w:val="36"/>
+          <w:szCs w:val="36"/>
+        </w:rPr>
+        <w:t xml:space="preserve"> </w:t>
+      </w:r>
+      <w:r>
+        <w:rPr>
+          <w:rFonts w:ascii="Times New Roman" w:hAnsi="Times New Roman" w:cs="Times New Roman"/>
+          <w:sz w:val="36"/>
+          <w:szCs w:val="36"/>
+        </w:rPr>
+        <w:t>Sue</w:t>
       </w:r>
     </w:p>
     <w:p>
@@ -940,6 +1660,7 @@
     </w:p>
     <w:p>
       <w:pPr>
+        <w:ind w:firstLine="720"/>
         <w:rPr>
           <w:rFonts w:ascii="Times New Roman" w:hAnsi="Times New Roman" w:cs="Times New Roman"/>
           <w:sz w:val="36"/>
@@ -1018,65 +1739,130 @@
       <w:pPr>
         <w:rPr>
           <w:rFonts w:ascii="Times New Roman" w:hAnsi="Times New Roman" w:cs="Times New Roman"/>
-          <w:sz w:val="36"/>
-          <w:szCs w:val="36"/>
-        </w:rPr>
-      </w:pPr>
-      <w:r>
-        <w:rPr>
-          <w:rFonts w:ascii="Times New Roman" w:hAnsi="Times New Roman" w:cs="Times New Roman"/>
-          <w:sz w:val="36"/>
-          <w:szCs w:val="36"/>
-        </w:rPr>
-        <w:t>2.Change into plural.</w:t>
-      </w:r>
-      <w:r>
-        <w:rPr>
-          <w:rFonts w:ascii="Times New Roman" w:hAnsi="Times New Roman" w:cs="Times New Roman"/>
-          <w:sz w:val="36"/>
-          <w:szCs w:val="36"/>
-        </w:rPr>
-        <w:tab/>
-      </w:r>
-      <w:r>
-        <w:rPr>
-          <w:rFonts w:ascii="Times New Roman" w:hAnsi="Times New Roman" w:cs="Times New Roman"/>
-          <w:sz w:val="36"/>
-          <w:szCs w:val="36"/>
-        </w:rPr>
-        <w:tab/>
-      </w:r>
-      <w:r>
-        <w:rPr>
-          <w:rFonts w:ascii="Times New Roman" w:hAnsi="Times New Roman" w:cs="Times New Roman"/>
-          <w:sz w:val="36"/>
-          <w:szCs w:val="36"/>
-        </w:rPr>
-        <w:tab/>
-      </w:r>
-      <w:r>
-        <w:rPr>
-          <w:rFonts w:ascii="Times New Roman" w:hAnsi="Times New Roman" w:cs="Times New Roman"/>
-          <w:sz w:val="36"/>
-          <w:szCs w:val="36"/>
-        </w:rPr>
-        <w:tab/>
-      </w:r>
-      <w:r>
-        <w:rPr>
-          <w:rFonts w:ascii="Times New Roman" w:hAnsi="Times New Roman" w:cs="Times New Roman"/>
-          <w:sz w:val="36"/>
-          <w:szCs w:val="36"/>
-        </w:rPr>
-        <w:tab/>
-      </w:r>
-      <w:r>
-        <w:rPr>
-          <w:rFonts w:ascii="Times New Roman" w:hAnsi="Times New Roman" w:cs="Times New Roman"/>
-          <w:sz w:val="36"/>
-          <w:szCs w:val="36"/>
-        </w:rPr>
-        <w:tab/>
+          <w:b/>
+          <w:bCs/>
+          <w:sz w:val="36"/>
+          <w:szCs w:val="36"/>
+        </w:rPr>
+      </w:pPr>
+      <w:r>
+        <w:rPr>
+          <w:rFonts w:ascii="Times New Roman" w:hAnsi="Times New Roman" w:cs="Times New Roman"/>
+          <w:b/>
+          <w:bCs/>
+          <w:sz w:val="36"/>
+          <w:szCs w:val="36"/>
+        </w:rPr>
+        <w:t>2.</w:t>
+      </w:r>
+      <w:r>
+        <w:rPr>
+          <w:rFonts w:ascii="Times New Roman" w:hAnsi="Times New Roman" w:cs="Times New Roman"/>
+          <w:b/>
+          <w:bCs/>
+          <w:sz w:val="36"/>
+          <w:szCs w:val="36"/>
+        </w:rPr>
+        <w:t xml:space="preserve"> </w:t>
+      </w:r>
+      <w:r>
+        <w:rPr>
+          <w:rFonts w:ascii="Times New Roman" w:hAnsi="Times New Roman" w:cs="Times New Roman"/>
+          <w:b/>
+          <w:bCs/>
+          <w:sz w:val="36"/>
+          <w:szCs w:val="36"/>
+        </w:rPr>
+        <w:t>Change into plural.</w:t>
+      </w:r>
+      <w:r>
+        <w:rPr>
+          <w:rFonts w:ascii="Times New Roman" w:hAnsi="Times New Roman" w:cs="Times New Roman"/>
+          <w:b/>
+          <w:bCs/>
+          <w:sz w:val="36"/>
+          <w:szCs w:val="36"/>
+        </w:rPr>
+        <w:tab/>
+      </w:r>
+      <w:r>
+        <w:rPr>
+          <w:rFonts w:ascii="Times New Roman" w:hAnsi="Times New Roman" w:cs="Times New Roman"/>
+          <w:b/>
+          <w:bCs/>
+          <w:sz w:val="36"/>
+          <w:szCs w:val="36"/>
+        </w:rPr>
+        <w:tab/>
+      </w:r>
+      <w:r>
+        <w:rPr>
+          <w:rFonts w:ascii="Times New Roman" w:hAnsi="Times New Roman" w:cs="Times New Roman"/>
+          <w:b/>
+          <w:bCs/>
+          <w:sz w:val="36"/>
+          <w:szCs w:val="36"/>
+        </w:rPr>
+        <w:tab/>
+      </w:r>
+      <w:r>
+        <w:rPr>
+          <w:rFonts w:ascii="Times New Roman" w:hAnsi="Times New Roman" w:cs="Times New Roman"/>
+          <w:b/>
+          <w:bCs/>
+          <w:sz w:val="36"/>
+          <w:szCs w:val="36"/>
+        </w:rPr>
+        <w:tab/>
+      </w:r>
+      <w:r>
+        <w:rPr>
+          <w:rFonts w:ascii="Times New Roman" w:hAnsi="Times New Roman" w:cs="Times New Roman"/>
+          <w:b/>
+          <w:bCs/>
+          <w:sz w:val="36"/>
+          <w:szCs w:val="36"/>
+        </w:rPr>
+        <w:tab/>
+      </w:r>
+      <w:r>
+        <w:rPr>
+          <w:rFonts w:ascii="Times New Roman" w:hAnsi="Times New Roman" w:cs="Times New Roman"/>
+          <w:b/>
+          <w:bCs/>
+          <w:sz w:val="36"/>
+          <w:szCs w:val="36"/>
+        </w:rPr>
+        <w:tab/>
+      </w:r>
+      <w:r>
+        <w:rPr>
+          <w:rFonts w:ascii="Times New Roman" w:hAnsi="Times New Roman" w:cs="Times New Roman"/>
+          <w:b/>
+          <w:bCs/>
+          <w:sz w:val="36"/>
+          <w:szCs w:val="36"/>
+        </w:rPr>
+        <w:tab/>
+      </w:r>
+      <w:r>
+        <w:rPr>
+          <w:rFonts w:ascii="Times New Roman" w:hAnsi="Times New Roman" w:cs="Times New Roman"/>
+          <w:b/>
+          <w:bCs/>
+          <w:sz w:val="36"/>
+          <w:szCs w:val="36"/>
+        </w:rPr>
+        <w:tab/>
+      </w:r>
+      <w:r>
+        <w:rPr>
+          <w:rFonts w:ascii="Times New Roman" w:hAnsi="Times New Roman" w:cs="Times New Roman"/>
+          <w:b/>
+          <w:bCs/>
+          <w:sz w:val="36"/>
+          <w:szCs w:val="36"/>
+        </w:rPr>
         <w:t>(4×0.5=2)</w:t>
       </w:r>
     </w:p>
@@ -1088,14 +1874,34 @@
           <w:szCs w:val="36"/>
         </w:rPr>
       </w:pPr>
-      <w:r>
-        <w:rPr>
-          <w:rFonts w:ascii="Times New Roman" w:hAnsi="Times New Roman" w:cs="Times New Roman"/>
-          <w:sz w:val="36"/>
-          <w:szCs w:val="36"/>
-        </w:rPr>
-        <w:t>eg. cat=  cats</w:t>
-      </w:r>
+      <w:proofErr w:type="spellStart"/>
+      <w:r>
+        <w:rPr>
+          <w:rFonts w:ascii="Times New Roman" w:hAnsi="Times New Roman" w:cs="Times New Roman"/>
+          <w:sz w:val="36"/>
+          <w:szCs w:val="36"/>
+        </w:rPr>
+        <w:t>eg.</w:t>
+      </w:r>
+      <w:proofErr w:type="spellEnd"/>
+      <w:r>
+        <w:rPr>
+          <w:rFonts w:ascii="Times New Roman" w:hAnsi="Times New Roman" w:cs="Times New Roman"/>
+          <w:sz w:val="36"/>
+          <w:szCs w:val="36"/>
+        </w:rPr>
+        <w:t xml:space="preserve"> cat</w:t>
+      </w:r>
+      <w:proofErr w:type="gramStart"/>
+      <w:r>
+        <w:rPr>
+          <w:rFonts w:ascii="Times New Roman" w:hAnsi="Times New Roman" w:cs="Times New Roman"/>
+          <w:sz w:val="36"/>
+          <w:szCs w:val="36"/>
+        </w:rPr>
+        <w:t>=  cats</w:t>
+      </w:r>
+      <w:proofErr w:type="gramEnd"/>
     </w:p>
     <w:p>
       <w:pPr>
@@ -1128,6 +1934,21 @@
           <w:szCs w:val="36"/>
         </w:rPr>
         <w:tab/>
+      </w:r>
+      <w:r>
+        <w:rPr>
+          <w:rFonts w:ascii="Times New Roman" w:hAnsi="Times New Roman" w:cs="Times New Roman"/>
+          <w:sz w:val="36"/>
+          <w:szCs w:val="36"/>
+        </w:rPr>
+        <w:tab/>
+      </w:r>
+      <w:r>
+        <w:rPr>
+          <w:rFonts w:ascii="Times New Roman" w:hAnsi="Times New Roman" w:cs="Times New Roman"/>
+          <w:sz w:val="36"/>
+          <w:szCs w:val="36"/>
+        </w:rPr>
         <w:t>b) box = …………………</w:t>
       </w:r>
     </w:p>
@@ -1154,6 +1975,21 @@
           <w:szCs w:val="36"/>
         </w:rPr>
         <w:tab/>
+      </w:r>
+      <w:r>
+        <w:rPr>
+          <w:rFonts w:ascii="Times New Roman" w:hAnsi="Times New Roman" w:cs="Times New Roman"/>
+          <w:sz w:val="36"/>
+          <w:szCs w:val="36"/>
+        </w:rPr>
+        <w:tab/>
+      </w:r>
+      <w:r>
+        <w:rPr>
+          <w:rFonts w:ascii="Times New Roman" w:hAnsi="Times New Roman" w:cs="Times New Roman"/>
+          <w:sz w:val="36"/>
+          <w:szCs w:val="36"/>
+        </w:rPr>
         <w:t>d) child = …………………</w:t>
       </w:r>
     </w:p>
@@ -1161,22 +1997,50 @@
       <w:pPr>
         <w:rPr>
           <w:rFonts w:ascii="Times New Roman" w:hAnsi="Times New Roman" w:cs="Times New Roman"/>
-          <w:sz w:val="36"/>
-          <w:szCs w:val="36"/>
-        </w:rPr>
-      </w:pPr>
-    </w:p>
-    <w:p>
-      <w:pPr>
-        <w:rPr>
-          <w:rFonts w:ascii="Times New Roman" w:hAnsi="Times New Roman" w:cs="Times New Roman"/>
-          <w:sz w:val="36"/>
-          <w:szCs w:val="36"/>
-        </w:rPr>
-      </w:pPr>
-      <w:r>
-        <w:rPr>
-          <w:rFonts w:ascii="Times New Roman" w:hAnsi="Times New Roman" w:cs="Times New Roman"/>
+          <w:b/>
+          <w:bCs/>
+          <w:sz w:val="36"/>
+          <w:szCs w:val="36"/>
+        </w:rPr>
+      </w:pPr>
+    </w:p>
+    <w:p>
+      <w:pPr>
+        <w:rPr>
+          <w:rFonts w:ascii="Times New Roman" w:hAnsi="Times New Roman" w:cs="Times New Roman"/>
+          <w:b/>
+          <w:bCs/>
+          <w:sz w:val="36"/>
+          <w:szCs w:val="36"/>
+        </w:rPr>
+      </w:pPr>
+    </w:p>
+    <w:p>
+      <w:pPr>
+        <w:rPr>
+          <w:rFonts w:ascii="Times New Roman" w:hAnsi="Times New Roman" w:cs="Times New Roman"/>
+          <w:b/>
+          <w:bCs/>
+          <w:sz w:val="36"/>
+          <w:szCs w:val="36"/>
+        </w:rPr>
+      </w:pPr>
+    </w:p>
+    <w:p>
+      <w:pPr>
+        <w:rPr>
+          <w:rFonts w:ascii="Times New Roman" w:hAnsi="Times New Roman" w:cs="Times New Roman"/>
+          <w:b/>
+          <w:bCs/>
+          <w:sz w:val="36"/>
+          <w:szCs w:val="36"/>
+        </w:rPr>
+      </w:pPr>
+      <w:r>
+        <w:rPr>
+          <w:rFonts w:ascii="Times New Roman" w:hAnsi="Times New Roman" w:cs="Times New Roman"/>
+          <w:b/>
+          <w:bCs/>
           <w:noProof/>
           <w:sz w:val="36"/>
           <w:szCs w:val="36"/>
@@ -1184,13 +2048,13 @@
         <mc:AlternateContent>
           <mc:Choice Requires="wps">
             <w:drawing>
-              <wp:anchor distT="0" distB="0" distL="114300" distR="114300" simplePos="0" relativeHeight="251660288" behindDoc="0" locked="0" layoutInCell="1" allowOverlap="1">
+              <wp:anchor distT="0" distB="0" distL="114300" distR="114300" simplePos="0" relativeHeight="251660288" behindDoc="0" locked="0" layoutInCell="1" allowOverlap="1" wp14:anchorId="022D757D" wp14:editId="1455FFB5">
                 <wp:simplePos x="0" y="0"/>
                 <wp:positionH relativeFrom="column">
-                  <wp:posOffset>3923414</wp:posOffset>
+                  <wp:posOffset>3923030</wp:posOffset>
                 </wp:positionH>
                 <wp:positionV relativeFrom="paragraph">
-                  <wp:posOffset>253070</wp:posOffset>
+                  <wp:posOffset>328930</wp:posOffset>
                 </wp:positionV>
                 <wp:extent cx="786809" cy="265814"/>
                 <wp:effectExtent l="0" t="0" r="13335" b="20320"/>
@@ -1243,7 +2107,7 @@
           </mc:Choice>
           <mc:Fallback>
             <w:pict>
-              <v:rect w14:anchorId="03B57EC6" id="Rectangle 1" o:spid="_x0000_s1026" style="position:absolute;margin-left:308.95pt;margin-top:19.95pt;width:61.95pt;height:20.95pt;z-index:251660288;visibility:visible;mso-wrap-style:square;mso-wrap-distance-left:9pt;mso-wrap-distance-top:0;mso-wrap-distance-right:9pt;mso-wrap-distance-bottom:0;mso-position-horizontal:absolute;mso-position-horizontal-relative:text;mso-position-vertical:absolute;mso-position-vertical-relative:text;v-text-anchor:middle" o:gfxdata="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" fillcolor="white [3212]" strokecolor="#1f4d78 [1604]" strokeweight="1pt"/>
+              <v:rect w14:anchorId="72F62CEF" id="Rectangle 1" o:spid="_x0000_s1026" style="position:absolute;margin-left:308.9pt;margin-top:25.9pt;width:61.95pt;height:20.95pt;z-index:251660288;visibility:visible;mso-wrap-style:square;mso-wrap-distance-left:9pt;mso-wrap-distance-top:0;mso-wrap-distance-right:9pt;mso-wrap-distance-bottom:0;mso-position-horizontal:absolute;mso-position-horizontal-relative:text;mso-position-vertical:absolute;mso-position-vertical-relative:text;v-text-anchor:middle" o:gfxdata="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" fillcolor="white [3212]" strokecolor="#1f4d78 [1604]" strokeweight="1pt"/>
             </w:pict>
           </mc:Fallback>
         </mc:AlternateContent>
@@ -1251,6 +2115,8 @@
       <w:r>
         <w:rPr>
           <w:rFonts w:ascii="Times New Roman" w:hAnsi="Times New Roman" w:cs="Times New Roman"/>
+          <w:b/>
+          <w:bCs/>
           <w:sz w:val="36"/>
           <w:szCs w:val="36"/>
         </w:rPr>
@@ -1259,19 +2125,75 @@
       <w:r>
         <w:rPr>
           <w:rFonts w:ascii="Times New Roman" w:hAnsi="Times New Roman" w:cs="Times New Roman"/>
-          <w:sz w:val="36"/>
-          <w:szCs w:val="36"/>
-        </w:rPr>
-        <w:t>Write ‘S’ for ststement and ‘Q’ for questions.</w:t>
-      </w:r>
-      <w:r>
-        <w:rPr>
-          <w:rFonts w:ascii="Times New Roman" w:hAnsi="Times New Roman" w:cs="Times New Roman"/>
-          <w:sz w:val="36"/>
-          <w:szCs w:val="36"/>
-        </w:rPr>
-        <w:tab/>
-        <w:t xml:space="preserve">  (3×1=3)</w:t>
+          <w:b/>
+          <w:bCs/>
+          <w:sz w:val="36"/>
+          <w:szCs w:val="36"/>
+        </w:rPr>
+        <w:t xml:space="preserve"> </w:t>
+      </w:r>
+      <w:r>
+        <w:rPr>
+          <w:rFonts w:ascii="Times New Roman" w:hAnsi="Times New Roman" w:cs="Times New Roman"/>
+          <w:b/>
+          <w:bCs/>
+          <w:sz w:val="36"/>
+          <w:szCs w:val="36"/>
+        </w:rPr>
+        <w:t xml:space="preserve">Write ‘S’ for </w:t>
+      </w:r>
+      <w:proofErr w:type="spellStart"/>
+      <w:r>
+        <w:rPr>
+          <w:rFonts w:ascii="Times New Roman" w:hAnsi="Times New Roman" w:cs="Times New Roman"/>
+          <w:b/>
+          <w:bCs/>
+          <w:sz w:val="36"/>
+          <w:szCs w:val="36"/>
+        </w:rPr>
+        <w:t>ststement</w:t>
+      </w:r>
+      <w:proofErr w:type="spellEnd"/>
+      <w:r>
+        <w:rPr>
+          <w:rFonts w:ascii="Times New Roman" w:hAnsi="Times New Roman" w:cs="Times New Roman"/>
+          <w:b/>
+          <w:bCs/>
+          <w:sz w:val="36"/>
+          <w:szCs w:val="36"/>
+        </w:rPr>
+        <w:t xml:space="preserve"> and ‘Q’ for questions.</w:t>
+      </w:r>
+      <w:r>
+        <w:rPr>
+          <w:rFonts w:ascii="Times New Roman" w:hAnsi="Times New Roman" w:cs="Times New Roman"/>
+          <w:b/>
+          <w:bCs/>
+          <w:sz w:val="36"/>
+          <w:szCs w:val="36"/>
+        </w:rPr>
+        <w:tab/>
+        <w:t xml:space="preserve">  </w:t>
+      </w:r>
+      <w:r>
+        <w:rPr>
+          <w:rFonts w:ascii="Times New Roman" w:hAnsi="Times New Roman" w:cs="Times New Roman"/>
+          <w:b/>
+          <w:bCs/>
+          <w:sz w:val="36"/>
+          <w:szCs w:val="36"/>
+        </w:rPr>
+        <w:tab/>
+      </w:r>
+      <w:r>
+        <w:rPr>
+          <w:rFonts w:ascii="Times New Roman" w:hAnsi="Times New Roman" w:cs="Times New Roman"/>
+          <w:b/>
+          <w:bCs/>
+          <w:sz w:val="36"/>
+          <w:szCs w:val="36"/>
+        </w:rPr>
+        <w:t>(3×1=3)</w:t>
       </w:r>
     </w:p>
     <w:p>
@@ -1292,13 +2214,13 @@
         <mc:AlternateContent>
           <mc:Choice Requires="wps">
             <w:drawing>
-              <wp:anchor distT="0" distB="0" distL="114300" distR="114300" simplePos="0" relativeHeight="251662336" behindDoc="0" locked="0" layoutInCell="1" allowOverlap="1" wp14:anchorId="19761A70" wp14:editId="62E100F8">
+              <wp:anchor distT="0" distB="0" distL="114300" distR="114300" simplePos="0" relativeHeight="251662336" behindDoc="0" locked="0" layoutInCell="1" allowOverlap="1" wp14:anchorId="2D50A80D" wp14:editId="2463C3BF">
                 <wp:simplePos x="0" y="0"/>
                 <wp:positionH relativeFrom="column">
-                  <wp:posOffset>3944133</wp:posOffset>
+                  <wp:posOffset>3963035</wp:posOffset>
                 </wp:positionH>
                 <wp:positionV relativeFrom="paragraph">
-                  <wp:posOffset>337126</wp:posOffset>
+                  <wp:posOffset>336550</wp:posOffset>
                 </wp:positionV>
                 <wp:extent cx="786809" cy="265814"/>
                 <wp:effectExtent l="0" t="0" r="13335" b="20320"/>
@@ -1345,7 +2267,7 @@
           </mc:Choice>
           <mc:Fallback>
             <w:pict>
-              <v:rect w14:anchorId="1BB9761C" id="Rectangle 3" o:spid="_x0000_s1026" style="position:absolute;margin-left:310.55pt;margin-top:26.55pt;width:61.95pt;height:20.95pt;z-index:251662336;visibility:visible;mso-wrap-style:square;mso-wrap-distance-left:9pt;mso-wrap-distance-top:0;mso-wrap-distance-right:9pt;mso-wrap-distance-bottom:0;mso-position-horizontal:absolute;mso-position-horizontal-relative:text;mso-position-vertical:absolute;mso-position-vertical-relative:text;v-text-anchor:middle" o:gfxdata="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" fillcolor="window" strokecolor="#41719c" strokeweight="1pt"/>
+              <v:rect w14:anchorId="45E1B06E" id="Rectangle 3" o:spid="_x0000_s1026" style="position:absolute;margin-left:312.05pt;margin-top:26.5pt;width:61.95pt;height:20.95pt;z-index:251662336;visibility:visible;mso-wrap-style:square;mso-wrap-distance-left:9pt;mso-wrap-distance-top:0;mso-wrap-distance-right:9pt;mso-wrap-distance-bottom:0;mso-position-horizontal:absolute;mso-position-horizontal-relative:text;mso-position-vertical:absolute;mso-position-vertical-relative:text;v-text-anchor:middle" o:gfxdata="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" fillcolor="window" strokecolor="#41719c" strokeweight="1pt"/>
             </w:pict>
           </mc:Fallback>
         </mc:AlternateContent>
@@ -1356,7 +2278,7 @@
           <w:sz w:val="36"/>
           <w:szCs w:val="36"/>
         </w:rPr>
-        <w:t xml:space="preserve"> a) They are students.   </w:t>
+        <w:t xml:space="preserve">a) They are students.   </w:t>
       </w:r>
       <w:r>
         <w:rPr>
@@ -1417,13 +2339,13 @@
         <mc:AlternateContent>
           <mc:Choice Requires="wps">
             <w:drawing>
-              <wp:anchor distT="0" distB="0" distL="114300" distR="114300" simplePos="0" relativeHeight="251664384" behindDoc="0" locked="0" layoutInCell="1" allowOverlap="1" wp14:anchorId="7DEB6287" wp14:editId="4A2FC4E9">
+              <wp:anchor distT="0" distB="0" distL="114300" distR="114300" simplePos="0" relativeHeight="251664384" behindDoc="0" locked="0" layoutInCell="1" allowOverlap="1" wp14:anchorId="15E7DADF" wp14:editId="71F98CBA">
                 <wp:simplePos x="0" y="0"/>
                 <wp:positionH relativeFrom="column">
-                  <wp:posOffset>3965073</wp:posOffset>
+                  <wp:posOffset>3964940</wp:posOffset>
                 </wp:positionH>
                 <wp:positionV relativeFrom="paragraph">
-                  <wp:posOffset>283077</wp:posOffset>
+                  <wp:posOffset>282575</wp:posOffset>
                 </wp:positionV>
                 <wp:extent cx="786809" cy="265814"/>
                 <wp:effectExtent l="0" t="0" r="13335" b="20320"/>
@@ -1476,7 +2398,7 @@
           </mc:Choice>
           <mc:Fallback>
             <w:pict>
-              <v:rect w14:anchorId="4403B778" id="Rectangle 4" o:spid="_x0000_s1026" style="position:absolute;margin-left:312.2pt;margin-top:22.3pt;width:61.95pt;height:20.95pt;z-index:251664384;visibility:visible;mso-wrap-style:square;mso-wrap-distance-left:9pt;mso-wrap-distance-top:0;mso-wrap-distance-right:9pt;mso-wrap-distance-bottom:0;mso-position-horizontal:absolute;mso-position-horizontal-relative:text;mso-position-vertical:absolute;mso-position-vertical-relative:text;v-text-anchor:middle" o:gfxdata="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" fillcolor="white [3212]" strokecolor="#1f4d78 [1604]" strokeweight="1pt"/>
+              <v:rect w14:anchorId="3C826267" id="Rectangle 4" o:spid="_x0000_s1026" style="position:absolute;margin-left:312.2pt;margin-top:22.25pt;width:61.95pt;height:20.95pt;z-index:251664384;visibility:visible;mso-wrap-style:square;mso-wrap-distance-left:9pt;mso-wrap-distance-top:0;mso-wrap-distance-right:9pt;mso-wrap-distance-bottom:0;mso-position-horizontal:absolute;mso-position-horizontal-relative:text;mso-position-vertical:absolute;mso-position-vertical-relative:text;v-text-anchor:middle" o:gfxdata="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" fillcolor="white [3212]" strokecolor="#1f4d78 [1604]" strokeweight="1pt"/>
             </w:pict>
           </mc:Fallback>
         </mc:AlternateContent>
@@ -1532,83 +2454,208 @@
     </w:p>
     <w:p>
       <w:pPr>
-        <w:rPr>
-          <w:rFonts w:ascii="Times New Roman" w:hAnsi="Times New Roman" w:cs="Times New Roman"/>
-          <w:sz w:val="36"/>
-          <w:szCs w:val="36"/>
-        </w:rPr>
-      </w:pPr>
-      <w:r>
-        <w:rPr>
-          <w:rFonts w:ascii="Times New Roman" w:hAnsi="Times New Roman" w:cs="Times New Roman"/>
-          <w:sz w:val="36"/>
-          <w:szCs w:val="36"/>
-        </w:rPr>
-        <w:t>c)She is playing.</w:t>
-      </w:r>
-    </w:p>
-    <w:p>
-      <w:pPr>
-        <w:rPr>
-          <w:rFonts w:ascii="Times New Roman" w:hAnsi="Times New Roman" w:cs="Times New Roman"/>
-          <w:sz w:val="36"/>
-          <w:szCs w:val="36"/>
-        </w:rPr>
-      </w:pPr>
-    </w:p>
-    <w:p>
-      <w:pPr>
-        <w:rPr>
-          <w:rFonts w:ascii="Times New Roman" w:hAnsi="Times New Roman" w:cs="Times New Roman"/>
-          <w:sz w:val="36"/>
-          <w:szCs w:val="36"/>
-        </w:rPr>
-      </w:pPr>
-      <w:r>
-        <w:rPr>
-          <w:rFonts w:ascii="Times New Roman" w:hAnsi="Times New Roman" w:cs="Times New Roman"/>
-          <w:sz w:val="36"/>
-          <w:szCs w:val="36"/>
-        </w:rPr>
-        <w:t>4. Re- arrange the jumble letters to make meaningful words.(4×0.5=2)</w:t>
-      </w:r>
-    </w:p>
-    <w:p>
-      <w:pPr>
-        <w:rPr>
-          <w:rFonts w:ascii="Times New Roman" w:hAnsi="Times New Roman" w:cs="Times New Roman"/>
-          <w:sz w:val="36"/>
-          <w:szCs w:val="36"/>
-        </w:rPr>
-      </w:pPr>
-      <w:r>
-        <w:rPr>
-          <w:rFonts w:ascii="Times New Roman" w:hAnsi="Times New Roman" w:cs="Times New Roman"/>
-          <w:sz w:val="36"/>
-          <w:szCs w:val="36"/>
-        </w:rPr>
-        <w:t>eg ERD = RED</w:t>
-      </w:r>
-    </w:p>
-    <w:p>
-      <w:pPr>
-        <w:rPr>
-          <w:rFonts w:ascii="Times New Roman" w:hAnsi="Times New Roman" w:cs="Times New Roman"/>
-          <w:sz w:val="36"/>
-          <w:szCs w:val="36"/>
-        </w:rPr>
-      </w:pPr>
-      <w:r>
-        <w:rPr>
-          <w:rFonts w:ascii="Times New Roman" w:hAnsi="Times New Roman" w:cs="Times New Roman"/>
-          <w:sz w:val="36"/>
-          <w:szCs w:val="36"/>
-        </w:rPr>
-        <w:t>a) MLIK  =…………………….</w:t>
-      </w:r>
-    </w:p>
-    <w:p>
-      <w:pPr>
+        <w:spacing w:after="0"/>
+        <w:rPr>
+          <w:rFonts w:ascii="Times New Roman" w:hAnsi="Times New Roman" w:cs="Times New Roman"/>
+          <w:sz w:val="36"/>
+          <w:szCs w:val="36"/>
+        </w:rPr>
+      </w:pPr>
+      <w:r>
+        <w:rPr>
+          <w:rFonts w:ascii="Times New Roman" w:hAnsi="Times New Roman" w:cs="Times New Roman"/>
+          <w:sz w:val="36"/>
+          <w:szCs w:val="36"/>
+        </w:rPr>
+        <w:t>c)</w:t>
+      </w:r>
+      <w:r>
+        <w:rPr>
+          <w:rFonts w:ascii="Times New Roman" w:hAnsi="Times New Roman" w:cs="Times New Roman"/>
+          <w:sz w:val="36"/>
+          <w:szCs w:val="36"/>
+        </w:rPr>
+        <w:t xml:space="preserve"> </w:t>
+      </w:r>
+      <w:r>
+        <w:rPr>
+          <w:rFonts w:ascii="Times New Roman" w:hAnsi="Times New Roman" w:cs="Times New Roman"/>
+          <w:sz w:val="36"/>
+          <w:szCs w:val="36"/>
+        </w:rPr>
+        <w:t>She is playing.</w:t>
+      </w:r>
+    </w:p>
+    <w:p>
+      <w:pPr>
+        <w:spacing w:after="0"/>
+        <w:rPr>
+          <w:rFonts w:ascii="Times New Roman" w:hAnsi="Times New Roman" w:cs="Times New Roman"/>
+          <w:sz w:val="36"/>
+          <w:szCs w:val="36"/>
+        </w:rPr>
+      </w:pPr>
+    </w:p>
+    <w:p>
+      <w:pPr>
+        <w:spacing w:after="0"/>
+        <w:rPr>
+          <w:rFonts w:ascii="Times New Roman" w:hAnsi="Times New Roman" w:cs="Times New Roman"/>
+          <w:b/>
+          <w:bCs/>
+          <w:sz w:val="36"/>
+          <w:szCs w:val="36"/>
+        </w:rPr>
+      </w:pPr>
+      <w:r>
+        <w:rPr>
+          <w:rFonts w:ascii="Times New Roman" w:hAnsi="Times New Roman" w:cs="Times New Roman"/>
+          <w:b/>
+          <w:bCs/>
+          <w:sz w:val="36"/>
+          <w:szCs w:val="36"/>
+        </w:rPr>
+        <w:t>4. Re- arrange the jumble letters to make meaningful words.</w:t>
+      </w:r>
+      <w:r>
+        <w:rPr>
+          <w:rFonts w:ascii="Times New Roman" w:hAnsi="Times New Roman" w:cs="Times New Roman"/>
+          <w:b/>
+          <w:bCs/>
+          <w:sz w:val="36"/>
+          <w:szCs w:val="36"/>
+        </w:rPr>
+        <w:t xml:space="preserve">  </w:t>
+      </w:r>
+    </w:p>
+    <w:p>
+      <w:pPr>
+        <w:spacing w:after="0"/>
+        <w:ind w:left="7920" w:firstLine="720"/>
+        <w:rPr>
+          <w:rFonts w:ascii="Times New Roman" w:hAnsi="Times New Roman" w:cs="Times New Roman"/>
+          <w:b/>
+          <w:bCs/>
+          <w:sz w:val="36"/>
+          <w:szCs w:val="36"/>
+        </w:rPr>
+      </w:pPr>
+      <w:r>
+        <w:rPr>
+          <w:rFonts w:ascii="Times New Roman" w:hAnsi="Times New Roman" w:cs="Times New Roman"/>
+          <w:b/>
+          <w:bCs/>
+          <w:sz w:val="36"/>
+          <w:szCs w:val="36"/>
+        </w:rPr>
+        <w:t>(4×0.5=2)</w:t>
+      </w:r>
+    </w:p>
+    <w:p>
+      <w:pPr>
+        <w:spacing w:after="240"/>
+        <w:rPr>
+          <w:rFonts w:ascii="Times New Roman" w:hAnsi="Times New Roman" w:cs="Times New Roman"/>
+          <w:sz w:val="36"/>
+          <w:szCs w:val="36"/>
+        </w:rPr>
+      </w:pPr>
+      <w:proofErr w:type="spellStart"/>
+      <w:r>
+        <w:rPr>
+          <w:rFonts w:ascii="Times New Roman" w:hAnsi="Times New Roman" w:cs="Times New Roman"/>
+          <w:sz w:val="36"/>
+          <w:szCs w:val="36"/>
+        </w:rPr>
+        <w:t>E</w:t>
+      </w:r>
+      <w:r>
+        <w:rPr>
+          <w:rFonts w:ascii="Times New Roman" w:hAnsi="Times New Roman" w:cs="Times New Roman"/>
+          <w:sz w:val="36"/>
+          <w:szCs w:val="36"/>
+        </w:rPr>
+        <w:t>g</w:t>
+      </w:r>
+      <w:r>
+        <w:rPr>
+          <w:rFonts w:ascii="Times New Roman" w:hAnsi="Times New Roman" w:cs="Times New Roman"/>
+          <w:sz w:val="36"/>
+          <w:szCs w:val="36"/>
+        </w:rPr>
+        <w:t>.</w:t>
+      </w:r>
+      <w:proofErr w:type="spellEnd"/>
+      <w:r>
+        <w:rPr>
+          <w:rFonts w:ascii="Times New Roman" w:hAnsi="Times New Roman" w:cs="Times New Roman"/>
+          <w:sz w:val="36"/>
+          <w:szCs w:val="36"/>
+        </w:rPr>
+        <w:t xml:space="preserve"> </w:t>
+      </w:r>
+      <w:r>
+        <w:rPr>
+          <w:rFonts w:ascii="Times New Roman" w:hAnsi="Times New Roman" w:cs="Times New Roman"/>
+          <w:sz w:val="36"/>
+          <w:szCs w:val="36"/>
+        </w:rPr>
+        <w:t>ERD = RED</w:t>
+      </w:r>
+    </w:p>
+    <w:p>
+      <w:pPr>
+        <w:spacing w:after="240"/>
+        <w:rPr>
+          <w:rFonts w:ascii="Times New Roman" w:hAnsi="Times New Roman" w:cs="Times New Roman"/>
+          <w:sz w:val="36"/>
+          <w:szCs w:val="36"/>
+        </w:rPr>
+      </w:pPr>
+      <w:r>
+        <w:rPr>
+          <w:rFonts w:ascii="Times New Roman" w:hAnsi="Times New Roman" w:cs="Times New Roman"/>
+          <w:sz w:val="36"/>
+          <w:szCs w:val="36"/>
+        </w:rPr>
+        <w:t xml:space="preserve">a) </w:t>
+      </w:r>
+      <w:r>
+        <w:rPr>
+          <w:rFonts w:ascii="Times New Roman" w:hAnsi="Times New Roman" w:cs="Times New Roman"/>
+          <w:sz w:val="36"/>
+          <w:szCs w:val="36"/>
+        </w:rPr>
+        <w:t>MLIK =</w:t>
+      </w:r>
+      <w:r>
+        <w:rPr>
+          <w:rFonts w:ascii="Times New Roman" w:hAnsi="Times New Roman" w:cs="Times New Roman"/>
+          <w:sz w:val="36"/>
+          <w:szCs w:val="36"/>
+        </w:rPr>
+        <w:t>…………………….</w:t>
+      </w:r>
+      <w:r>
+        <w:rPr>
+          <w:rFonts w:ascii="Times New Roman" w:hAnsi="Times New Roman" w:cs="Times New Roman"/>
+          <w:sz w:val="36"/>
+          <w:szCs w:val="36"/>
+        </w:rPr>
+        <w:t>…………</w:t>
+      </w:r>
+      <w:r>
+        <w:rPr>
+          <w:rFonts w:ascii="Times New Roman" w:hAnsi="Times New Roman" w:cs="Times New Roman"/>
+          <w:sz w:val="36"/>
+          <w:szCs w:val="36"/>
+        </w:rPr>
+        <w:t>……</w:t>
+      </w:r>
+    </w:p>
+    <w:p>
+      <w:pPr>
+        <w:spacing w:after="240"/>
         <w:rPr>
           <w:rFonts w:ascii="Times New Roman" w:hAnsi="Times New Roman" w:cs="Times New Roman"/>
           <w:sz w:val="36"/>
@@ -1623,445 +2670,990 @@
         </w:rPr>
         <w:t>b) OGDL = ………………………</w:t>
       </w:r>
-    </w:p>
-    <w:p>
-      <w:pPr>
-        <w:rPr>
-          <w:rFonts w:ascii="Times New Roman" w:hAnsi="Times New Roman" w:cs="Times New Roman"/>
-          <w:sz w:val="36"/>
-          <w:szCs w:val="36"/>
-        </w:rPr>
-      </w:pPr>
-      <w:r>
-        <w:rPr>
-          <w:rFonts w:ascii="Times New Roman" w:hAnsi="Times New Roman" w:cs="Times New Roman"/>
-          <w:sz w:val="36"/>
-          <w:szCs w:val="36"/>
-        </w:rPr>
-        <w:t>c) RGENE = ………………………..</w:t>
-      </w:r>
-    </w:p>
-    <w:p>
-      <w:pPr>
-        <w:rPr>
-          <w:rFonts w:ascii="Times New Roman" w:hAnsi="Times New Roman" w:cs="Times New Roman"/>
-          <w:sz w:val="36"/>
-          <w:szCs w:val="36"/>
-        </w:rPr>
-      </w:pPr>
-      <w:r>
-        <w:rPr>
-          <w:rFonts w:ascii="Times New Roman" w:hAnsi="Times New Roman" w:cs="Times New Roman"/>
-          <w:sz w:val="36"/>
-          <w:szCs w:val="36"/>
-        </w:rPr>
-        <w:t>d)OWOD  = …………………………</w:t>
-      </w:r>
-    </w:p>
-    <w:p>
-      <w:pPr>
-        <w:rPr>
-          <w:rFonts w:ascii="Times New Roman" w:hAnsi="Times New Roman" w:cs="Times New Roman"/>
-          <w:sz w:val="36"/>
-          <w:szCs w:val="36"/>
-        </w:rPr>
-      </w:pPr>
-    </w:p>
-    <w:p>
-      <w:pPr>
-        <w:rPr>
-          <w:rFonts w:ascii="Times New Roman" w:hAnsi="Times New Roman" w:cs="Times New Roman"/>
-          <w:b/>
-          <w:bCs/>
-          <w:sz w:val="36"/>
-          <w:szCs w:val="36"/>
-        </w:rPr>
-      </w:pPr>
-      <w:r>
-        <w:rPr>
-          <w:rFonts w:ascii="Times New Roman" w:hAnsi="Times New Roman" w:cs="Times New Roman"/>
-          <w:sz w:val="36"/>
-          <w:szCs w:val="36"/>
-        </w:rPr>
-        <w:lastRenderedPageBreak/>
+      <w:r>
+        <w:rPr>
+          <w:rFonts w:ascii="Times New Roman" w:hAnsi="Times New Roman" w:cs="Times New Roman"/>
+          <w:sz w:val="36"/>
+          <w:szCs w:val="36"/>
+        </w:rPr>
+        <w:t>…………</w:t>
+      </w:r>
+      <w:r>
+        <w:rPr>
+          <w:rFonts w:ascii="Times New Roman" w:hAnsi="Times New Roman" w:cs="Times New Roman"/>
+          <w:sz w:val="36"/>
+          <w:szCs w:val="36"/>
+        </w:rPr>
+        <w:t>…</w:t>
+      </w:r>
+    </w:p>
+    <w:p>
+      <w:pPr>
+        <w:spacing w:after="240"/>
+        <w:rPr>
+          <w:rFonts w:ascii="Times New Roman" w:hAnsi="Times New Roman" w:cs="Times New Roman"/>
+          <w:sz w:val="36"/>
+          <w:szCs w:val="36"/>
+        </w:rPr>
+      </w:pPr>
+      <w:r>
+        <w:rPr>
+          <w:rFonts w:ascii="Times New Roman" w:hAnsi="Times New Roman" w:cs="Times New Roman"/>
+          <w:sz w:val="36"/>
+          <w:szCs w:val="36"/>
+        </w:rPr>
+        <w:t>c) RGENE = ……………………</w:t>
+      </w:r>
+      <w:proofErr w:type="gramStart"/>
+      <w:r>
+        <w:rPr>
+          <w:rFonts w:ascii="Times New Roman" w:hAnsi="Times New Roman" w:cs="Times New Roman"/>
+          <w:sz w:val="36"/>
+          <w:szCs w:val="36"/>
+        </w:rPr>
+        <w:t>…..</w:t>
+      </w:r>
+      <w:proofErr w:type="gramEnd"/>
+      <w:r>
+        <w:rPr>
+          <w:rFonts w:ascii="Times New Roman" w:hAnsi="Times New Roman" w:cs="Times New Roman"/>
+          <w:sz w:val="36"/>
+          <w:szCs w:val="36"/>
+        </w:rPr>
+        <w:t>………….</w:t>
+      </w:r>
+    </w:p>
+    <w:p>
+      <w:pPr>
+        <w:spacing w:after="240"/>
+        <w:rPr>
+          <w:rFonts w:ascii="Times New Roman" w:hAnsi="Times New Roman" w:cs="Times New Roman"/>
+          <w:sz w:val="36"/>
+          <w:szCs w:val="36"/>
+        </w:rPr>
+      </w:pPr>
+      <w:r>
+        <w:rPr>
+          <w:rFonts w:ascii="Times New Roman" w:hAnsi="Times New Roman" w:cs="Times New Roman"/>
+          <w:sz w:val="36"/>
+          <w:szCs w:val="36"/>
+        </w:rPr>
+        <w:t>d)</w:t>
+      </w:r>
+      <w:r>
+        <w:rPr>
+          <w:rFonts w:ascii="Times New Roman" w:hAnsi="Times New Roman" w:cs="Times New Roman"/>
+          <w:sz w:val="36"/>
+          <w:szCs w:val="36"/>
+        </w:rPr>
+        <w:t xml:space="preserve"> OWOD =</w:t>
+      </w:r>
+      <w:r>
+        <w:rPr>
+          <w:rFonts w:ascii="Times New Roman" w:hAnsi="Times New Roman" w:cs="Times New Roman"/>
+          <w:sz w:val="36"/>
+          <w:szCs w:val="36"/>
+        </w:rPr>
+        <w:t xml:space="preserve"> …………………………</w:t>
+      </w:r>
+      <w:r>
+        <w:rPr>
+          <w:rFonts w:ascii="Times New Roman" w:hAnsi="Times New Roman" w:cs="Times New Roman"/>
+          <w:sz w:val="36"/>
+          <w:szCs w:val="36"/>
+        </w:rPr>
+        <w:t>………….</w:t>
+      </w:r>
+    </w:p>
+    <w:p>
+      <w:pPr>
+        <w:rPr>
+          <w:rFonts w:ascii="Times New Roman" w:hAnsi="Times New Roman" w:cs="Times New Roman"/>
+          <w:sz w:val="36"/>
+          <w:szCs w:val="36"/>
+        </w:rPr>
+      </w:pPr>
+    </w:p>
+    <w:p>
+      <w:pPr>
+        <w:rPr>
+          <w:rFonts w:ascii="Times New Roman" w:hAnsi="Times New Roman" w:cs="Times New Roman"/>
+          <w:b/>
+          <w:bCs/>
+          <w:sz w:val="36"/>
+          <w:szCs w:val="36"/>
+        </w:rPr>
+      </w:pPr>
+      <w:r>
+        <w:rPr>
+          <w:rFonts w:ascii="Times New Roman" w:hAnsi="Times New Roman" w:cs="Times New Roman"/>
+          <w:b/>
+          <w:bCs/>
+          <w:sz w:val="36"/>
+          <w:szCs w:val="36"/>
+        </w:rPr>
         <w:t xml:space="preserve">5. Fill in the blanks with </w:t>
       </w:r>
-      <w:r>
-        <w:rPr>
-          <w:rFonts w:ascii="Times New Roman" w:hAnsi="Times New Roman" w:cs="Times New Roman"/>
-          <w:b/>
-          <w:bCs/>
-          <w:sz w:val="36"/>
-          <w:szCs w:val="36"/>
-        </w:rPr>
-        <w:t>He , She ,It</w:t>
-      </w:r>
-      <w:r>
-        <w:rPr>
-          <w:rFonts w:ascii="Times New Roman" w:hAnsi="Times New Roman" w:cs="Times New Roman"/>
-          <w:sz w:val="36"/>
-          <w:szCs w:val="36"/>
-        </w:rPr>
-        <w:t xml:space="preserve"> and </w:t>
-      </w:r>
-      <w:r>
-        <w:rPr>
-          <w:rFonts w:ascii="Times New Roman" w:hAnsi="Times New Roman" w:cs="Times New Roman"/>
-          <w:b/>
-          <w:bCs/>
-          <w:sz w:val="36"/>
-          <w:szCs w:val="36"/>
-        </w:rPr>
-        <w:t>They</w:t>
-      </w:r>
-      <w:r>
-        <w:rPr>
-          <w:rFonts w:ascii="Times New Roman" w:hAnsi="Times New Roman" w:cs="Times New Roman"/>
-          <w:b/>
-          <w:bCs/>
+      <w:proofErr w:type="gramStart"/>
+      <w:r>
+        <w:rPr>
+          <w:rFonts w:ascii="Times New Roman" w:hAnsi="Times New Roman" w:cs="Times New Roman"/>
+          <w:b/>
+          <w:bCs/>
+          <w:sz w:val="36"/>
+          <w:szCs w:val="36"/>
+        </w:rPr>
+        <w:t>He ,</w:t>
+      </w:r>
+      <w:proofErr w:type="gramEnd"/>
+      <w:r>
+        <w:rPr>
+          <w:rFonts w:ascii="Times New Roman" w:hAnsi="Times New Roman" w:cs="Times New Roman"/>
+          <w:b/>
+          <w:bCs/>
+          <w:sz w:val="36"/>
+          <w:szCs w:val="36"/>
+        </w:rPr>
+        <w:t xml:space="preserve"> </w:t>
+      </w:r>
+      <w:proofErr w:type="gramStart"/>
+      <w:r>
+        <w:rPr>
+          <w:rFonts w:ascii="Times New Roman" w:hAnsi="Times New Roman" w:cs="Times New Roman"/>
+          <w:b/>
+          <w:bCs/>
+          <w:sz w:val="36"/>
+          <w:szCs w:val="36"/>
+        </w:rPr>
+        <w:t>She ,It</w:t>
+      </w:r>
+      <w:proofErr w:type="gramEnd"/>
+      <w:r>
+        <w:rPr>
+          <w:rFonts w:ascii="Times New Roman" w:hAnsi="Times New Roman" w:cs="Times New Roman"/>
+          <w:b/>
+          <w:bCs/>
+          <w:sz w:val="36"/>
+          <w:szCs w:val="36"/>
+        </w:rPr>
+        <w:t xml:space="preserve"> and They.</w:t>
+      </w:r>
+      <w:r>
+        <w:rPr>
+          <w:rFonts w:ascii="Times New Roman" w:hAnsi="Times New Roman" w:cs="Times New Roman"/>
+          <w:b/>
+          <w:bCs/>
+          <w:sz w:val="36"/>
+          <w:szCs w:val="36"/>
+        </w:rPr>
+        <w:t xml:space="preserve">   </w:t>
+      </w:r>
+      <w:r>
+        <w:rPr>
+          <w:rFonts w:ascii="Times New Roman" w:hAnsi="Times New Roman" w:cs="Times New Roman"/>
+          <w:b/>
+          <w:bCs/>
+          <w:sz w:val="36"/>
+          <w:szCs w:val="36"/>
+        </w:rPr>
+        <w:tab/>
+      </w:r>
+      <w:r>
+        <w:rPr>
+          <w:rFonts w:ascii="Times New Roman" w:hAnsi="Times New Roman" w:cs="Times New Roman"/>
+          <w:b/>
+          <w:bCs/>
+          <w:sz w:val="36"/>
+          <w:szCs w:val="36"/>
+        </w:rPr>
+        <w:tab/>
+      </w:r>
+      <w:r>
+        <w:rPr>
+          <w:rFonts w:ascii="Times New Roman" w:hAnsi="Times New Roman" w:cs="Times New Roman"/>
+          <w:b/>
+          <w:bCs/>
+          <w:sz w:val="36"/>
+          <w:szCs w:val="36"/>
+        </w:rPr>
+        <w:t>(3×0.5=1.5)</w:t>
+      </w:r>
+    </w:p>
+    <w:p>
+      <w:pPr>
+        <w:spacing w:after="240"/>
+        <w:rPr>
+          <w:rFonts w:ascii="Times New Roman" w:hAnsi="Times New Roman" w:cs="Times New Roman"/>
+          <w:sz w:val="36"/>
+          <w:szCs w:val="36"/>
+        </w:rPr>
+      </w:pPr>
+      <w:proofErr w:type="spellStart"/>
+      <w:proofErr w:type="gramStart"/>
+      <w:r>
+        <w:rPr>
+          <w:rFonts w:ascii="Times New Roman" w:hAnsi="Times New Roman" w:cs="Times New Roman"/>
+          <w:b/>
+          <w:bCs/>
+          <w:sz w:val="36"/>
+          <w:szCs w:val="36"/>
+        </w:rPr>
+        <w:t>eg</w:t>
+      </w:r>
+      <w:proofErr w:type="spellEnd"/>
+      <w:r>
+        <w:rPr>
+          <w:rFonts w:ascii="Times New Roman" w:hAnsi="Times New Roman" w:cs="Times New Roman"/>
+          <w:b/>
+          <w:bCs/>
+          <w:sz w:val="36"/>
+          <w:szCs w:val="36"/>
+        </w:rPr>
+        <w:t xml:space="preserve"> .</w:t>
+      </w:r>
+      <w:proofErr w:type="gramEnd"/>
+      <w:r>
+        <w:rPr>
+          <w:rFonts w:ascii="Times New Roman" w:hAnsi="Times New Roman" w:cs="Times New Roman"/>
+          <w:b/>
+          <w:bCs/>
+          <w:sz w:val="36"/>
+          <w:szCs w:val="36"/>
+        </w:rPr>
+        <w:t xml:space="preserve"> </w:t>
+      </w:r>
+      <w:r>
+        <w:rPr>
+          <w:rFonts w:ascii="Times New Roman" w:hAnsi="Times New Roman" w:cs="Times New Roman"/>
+          <w:sz w:val="36"/>
+          <w:szCs w:val="36"/>
+        </w:rPr>
+        <w:t>Gaurab is a dancer</w:t>
+      </w:r>
+      <w:r>
+        <w:rPr>
+          <w:rFonts w:ascii="Times New Roman" w:hAnsi="Times New Roman" w:cs="Times New Roman"/>
+          <w:b/>
+          <w:bCs/>
+          <w:sz w:val="36"/>
+          <w:szCs w:val="36"/>
+        </w:rPr>
+        <w:t xml:space="preserve">.  </w:t>
+      </w:r>
+      <w:r>
+        <w:rPr>
+          <w:rFonts w:ascii="Times New Roman" w:hAnsi="Times New Roman" w:cs="Times New Roman"/>
+          <w:b/>
+          <w:bCs/>
+          <w:sz w:val="36"/>
+          <w:szCs w:val="36"/>
+          <w:u w:val="single"/>
+        </w:rPr>
+        <w:t>He</w:t>
+      </w:r>
+      <w:r>
+        <w:rPr>
+          <w:rFonts w:ascii="Times New Roman" w:hAnsi="Times New Roman" w:cs="Times New Roman"/>
+          <w:b/>
+          <w:bCs/>
+          <w:sz w:val="36"/>
+          <w:szCs w:val="36"/>
+          <w:u w:val="single"/>
+        </w:rPr>
+        <w:t xml:space="preserve"> </w:t>
+      </w:r>
+      <w:r>
+        <w:rPr>
+          <w:rFonts w:ascii="Times New Roman" w:hAnsi="Times New Roman" w:cs="Times New Roman"/>
+          <w:sz w:val="36"/>
+          <w:szCs w:val="36"/>
+        </w:rPr>
+        <w:t>dan</w:t>
+      </w:r>
+      <w:r>
+        <w:rPr>
+          <w:rFonts w:ascii="Times New Roman" w:hAnsi="Times New Roman" w:cs="Times New Roman"/>
+          <w:sz w:val="36"/>
+          <w:szCs w:val="36"/>
+        </w:rPr>
+        <w:t>ces very well.</w:t>
+      </w:r>
+    </w:p>
+    <w:p>
+      <w:pPr>
+        <w:spacing w:after="240"/>
+        <w:rPr>
+          <w:rFonts w:ascii="Times New Roman" w:hAnsi="Times New Roman" w:cs="Times New Roman"/>
+          <w:sz w:val="36"/>
+          <w:szCs w:val="36"/>
+        </w:rPr>
+      </w:pPr>
+      <w:r>
+        <w:rPr>
+          <w:rFonts w:ascii="Times New Roman" w:hAnsi="Times New Roman" w:cs="Times New Roman"/>
+          <w:sz w:val="36"/>
+          <w:szCs w:val="36"/>
+        </w:rPr>
+        <w:t>a)</w:t>
+      </w:r>
+      <w:r>
+        <w:rPr>
+          <w:rFonts w:ascii="Times New Roman" w:hAnsi="Times New Roman" w:cs="Times New Roman"/>
+          <w:sz w:val="36"/>
+          <w:szCs w:val="36"/>
+        </w:rPr>
+        <w:t xml:space="preserve"> </w:t>
+      </w:r>
+      <w:r>
+        <w:rPr>
+          <w:rFonts w:ascii="Times New Roman" w:hAnsi="Times New Roman" w:cs="Times New Roman"/>
+          <w:sz w:val="36"/>
+          <w:szCs w:val="36"/>
+        </w:rPr>
+        <w:t>Sangita works in an office. ______ is intelligent.</w:t>
+      </w:r>
+    </w:p>
+    <w:p>
+      <w:pPr>
+        <w:spacing w:after="240"/>
+        <w:rPr>
+          <w:rFonts w:ascii="Times New Roman" w:hAnsi="Times New Roman" w:cs="Times New Roman"/>
+          <w:sz w:val="36"/>
+          <w:szCs w:val="36"/>
+        </w:rPr>
+      </w:pPr>
+      <w:r>
+        <w:rPr>
+          <w:rFonts w:ascii="Times New Roman" w:hAnsi="Times New Roman" w:cs="Times New Roman"/>
+          <w:sz w:val="36"/>
+          <w:szCs w:val="36"/>
+        </w:rPr>
+        <w:t xml:space="preserve">b) The cat is on the table. ________ is black in </w:t>
+      </w:r>
+      <w:proofErr w:type="spellStart"/>
+      <w:r>
+        <w:rPr>
+          <w:rFonts w:ascii="Times New Roman" w:hAnsi="Times New Roman" w:cs="Times New Roman"/>
+          <w:sz w:val="36"/>
+          <w:szCs w:val="36"/>
+        </w:rPr>
+        <w:t>colour</w:t>
+      </w:r>
+      <w:proofErr w:type="spellEnd"/>
+      <w:r>
+        <w:rPr>
+          <w:rFonts w:ascii="Times New Roman" w:hAnsi="Times New Roman" w:cs="Times New Roman"/>
           <w:sz w:val="36"/>
           <w:szCs w:val="36"/>
         </w:rPr>
         <w:t>.</w:t>
       </w:r>
-      <w:r>
-        <w:rPr>
-          <w:rFonts w:ascii="Times New Roman" w:hAnsi="Times New Roman" w:cs="Times New Roman"/>
-          <w:b/>
-          <w:bCs/>
-          <w:sz w:val="36"/>
-          <w:szCs w:val="36"/>
-        </w:rPr>
-        <w:t xml:space="preserve">   (3×0.5=1.5)</w:t>
-      </w:r>
-    </w:p>
-    <w:p>
-      <w:pPr>
-        <w:rPr>
-          <w:rFonts w:ascii="Times New Roman" w:hAnsi="Times New Roman" w:cs="Times New Roman"/>
-          <w:sz w:val="36"/>
-          <w:szCs w:val="36"/>
-        </w:rPr>
-      </w:pPr>
-      <w:r>
-        <w:rPr>
-          <w:rFonts w:ascii="Times New Roman" w:hAnsi="Times New Roman" w:cs="Times New Roman"/>
-          <w:b/>
-          <w:bCs/>
-          <w:sz w:val="36"/>
-          <w:szCs w:val="36"/>
-        </w:rPr>
-        <w:t xml:space="preserve">eg . </w:t>
-      </w:r>
-      <w:r>
-        <w:rPr>
-          <w:rFonts w:ascii="Times New Roman" w:hAnsi="Times New Roman" w:cs="Times New Roman"/>
-          <w:sz w:val="36"/>
-          <w:szCs w:val="36"/>
-        </w:rPr>
-        <w:t>Gaurab is a dancer</w:t>
-      </w:r>
-      <w:r>
-        <w:rPr>
-          <w:rFonts w:ascii="Times New Roman" w:hAnsi="Times New Roman" w:cs="Times New Roman"/>
-          <w:b/>
-          <w:bCs/>
-          <w:sz w:val="36"/>
-          <w:szCs w:val="36"/>
-        </w:rPr>
-        <w:t xml:space="preserve">.  </w:t>
-      </w:r>
-      <w:r>
-        <w:rPr>
-          <w:rFonts w:ascii="Times New Roman" w:hAnsi="Times New Roman" w:cs="Times New Roman"/>
-          <w:b/>
-          <w:bCs/>
+    </w:p>
+    <w:p>
+      <w:pPr>
+        <w:spacing w:after="240"/>
+        <w:rPr>
+          <w:rFonts w:ascii="Times New Roman" w:hAnsi="Times New Roman" w:cs="Times New Roman"/>
+          <w:sz w:val="36"/>
+          <w:szCs w:val="36"/>
+        </w:rPr>
+      </w:pPr>
+      <w:r>
+        <w:rPr>
+          <w:rFonts w:ascii="Times New Roman" w:hAnsi="Times New Roman" w:cs="Times New Roman"/>
+          <w:sz w:val="36"/>
+          <w:szCs w:val="36"/>
+        </w:rPr>
+        <w:t>c) Khusi and Shashi go to school. ________ like to study.</w:t>
+      </w:r>
+    </w:p>
+    <w:p>
+      <w:pPr>
+        <w:rPr>
+          <w:rFonts w:ascii="Times New Roman" w:hAnsi="Times New Roman" w:cs="Times New Roman"/>
+          <w:sz w:val="36"/>
+          <w:szCs w:val="36"/>
+        </w:rPr>
+      </w:pPr>
+    </w:p>
+    <w:p>
+      <w:pPr>
+        <w:tabs>
+          <w:tab w:val="left" w:pos="450"/>
+        </w:tabs>
+        <w:ind w:left="360" w:hanging="360"/>
+        <w:rPr>
+          <w:rFonts w:ascii="Times New Roman" w:hAnsi="Times New Roman" w:cs="Times New Roman"/>
+          <w:b/>
+          <w:bCs/>
+          <w:sz w:val="36"/>
+          <w:szCs w:val="36"/>
+        </w:rPr>
+      </w:pPr>
+      <w:r>
+        <w:rPr>
+          <w:rFonts w:ascii="Times New Roman" w:hAnsi="Times New Roman" w:cs="Times New Roman"/>
+          <w:b/>
+          <w:bCs/>
+          <w:sz w:val="36"/>
+          <w:szCs w:val="36"/>
+        </w:rPr>
+        <w:t>6. Replace the personal pronouns by possessive pronouns</w:t>
+      </w:r>
+      <w:r>
+        <w:rPr>
+          <w:rFonts w:ascii="Times New Roman" w:hAnsi="Times New Roman" w:cs="Times New Roman"/>
+          <w:b/>
+          <w:bCs/>
+          <w:sz w:val="36"/>
+          <w:szCs w:val="36"/>
+        </w:rPr>
+        <w:t xml:space="preserve"> </w:t>
+      </w:r>
+      <w:r>
+        <w:rPr>
+          <w:rFonts w:ascii="Times New Roman" w:hAnsi="Times New Roman" w:cs="Times New Roman"/>
+          <w:b/>
+          <w:bCs/>
+          <w:sz w:val="36"/>
+          <w:szCs w:val="36"/>
+        </w:rPr>
+        <w:t>(Your, Hers, His, Its, Ours)</w:t>
+      </w:r>
+      <w:r>
+        <w:rPr>
+          <w:rFonts w:ascii="Times New Roman" w:hAnsi="Times New Roman" w:cs="Times New Roman"/>
+          <w:b/>
+          <w:bCs/>
+          <w:sz w:val="36"/>
+          <w:szCs w:val="36"/>
+        </w:rPr>
+        <w:tab/>
+      </w:r>
+      <w:r>
+        <w:rPr>
+          <w:rFonts w:ascii="Times New Roman" w:hAnsi="Times New Roman" w:cs="Times New Roman"/>
+          <w:b/>
+          <w:bCs/>
+          <w:sz w:val="36"/>
+          <w:szCs w:val="36"/>
+        </w:rPr>
+        <w:tab/>
+      </w:r>
+      <w:r>
+        <w:rPr>
+          <w:rFonts w:ascii="Times New Roman" w:hAnsi="Times New Roman" w:cs="Times New Roman"/>
+          <w:b/>
+          <w:bCs/>
+          <w:sz w:val="36"/>
+          <w:szCs w:val="36"/>
+        </w:rPr>
+        <w:tab/>
+      </w:r>
+      <w:r>
+        <w:rPr>
+          <w:rFonts w:ascii="Times New Roman" w:hAnsi="Times New Roman" w:cs="Times New Roman"/>
+          <w:b/>
+          <w:bCs/>
+          <w:sz w:val="36"/>
+          <w:szCs w:val="36"/>
+        </w:rPr>
+        <w:tab/>
+      </w:r>
+      <w:r>
+        <w:rPr>
+          <w:rFonts w:ascii="Times New Roman" w:hAnsi="Times New Roman" w:cs="Times New Roman"/>
+          <w:b/>
+          <w:bCs/>
+          <w:sz w:val="36"/>
+          <w:szCs w:val="36"/>
+        </w:rPr>
+        <w:tab/>
+      </w:r>
+      <w:r>
+        <w:rPr>
+          <w:rFonts w:ascii="Times New Roman" w:hAnsi="Times New Roman" w:cs="Times New Roman"/>
+          <w:b/>
+          <w:bCs/>
+          <w:sz w:val="36"/>
+          <w:szCs w:val="36"/>
+        </w:rPr>
+        <w:tab/>
+      </w:r>
+      <w:r>
+        <w:rPr>
+          <w:rFonts w:ascii="Times New Roman" w:hAnsi="Times New Roman" w:cs="Times New Roman"/>
+          <w:b/>
+          <w:bCs/>
+          <w:sz w:val="36"/>
+          <w:szCs w:val="36"/>
+        </w:rPr>
+        <w:tab/>
+      </w:r>
+      <w:r>
+        <w:rPr>
+          <w:rFonts w:ascii="Times New Roman" w:hAnsi="Times New Roman" w:cs="Times New Roman"/>
+          <w:b/>
+          <w:bCs/>
+          <w:sz w:val="36"/>
+          <w:szCs w:val="36"/>
+        </w:rPr>
+        <w:tab/>
+      </w:r>
+      <w:r>
+        <w:rPr>
+          <w:rFonts w:ascii="Times New Roman" w:hAnsi="Times New Roman" w:cs="Times New Roman"/>
+          <w:b/>
+          <w:bCs/>
+          <w:sz w:val="36"/>
+          <w:szCs w:val="36"/>
+        </w:rPr>
+        <w:t>(3×0.5=1.5)</w:t>
+      </w:r>
+    </w:p>
+    <w:p>
+      <w:pPr>
+        <w:spacing w:after="240"/>
+        <w:rPr>
+          <w:rFonts w:ascii="Times New Roman" w:hAnsi="Times New Roman" w:cs="Times New Roman"/>
           <w:sz w:val="36"/>
           <w:szCs w:val="36"/>
           <w:u w:val="single"/>
         </w:rPr>
-        <w:t>He</w:t>
-      </w:r>
-      <w:r>
-        <w:rPr>
-          <w:rFonts w:ascii="Times New Roman" w:hAnsi="Times New Roman" w:cs="Times New Roman"/>
-          <w:b/>
-          <w:bCs/>
+      </w:pPr>
+      <w:proofErr w:type="spellStart"/>
+      <w:r>
+        <w:rPr>
+          <w:rFonts w:ascii="Times New Roman" w:hAnsi="Times New Roman" w:cs="Times New Roman"/>
+          <w:sz w:val="36"/>
+          <w:szCs w:val="36"/>
+        </w:rPr>
+        <w:t>eg.</w:t>
+      </w:r>
+      <w:proofErr w:type="spellEnd"/>
+      <w:r>
+        <w:rPr>
+          <w:rFonts w:ascii="Times New Roman" w:hAnsi="Times New Roman" w:cs="Times New Roman"/>
+          <w:sz w:val="36"/>
+          <w:szCs w:val="36"/>
+        </w:rPr>
+        <w:t xml:space="preserve"> The pen is (you).       </w:t>
+      </w:r>
+      <w:r>
+        <w:rPr>
+          <w:rFonts w:ascii="Times New Roman" w:hAnsi="Times New Roman" w:cs="Times New Roman"/>
           <w:sz w:val="36"/>
           <w:szCs w:val="36"/>
           <w:u w:val="single"/>
         </w:rPr>
+        <w:t>Yours</w:t>
+      </w:r>
+    </w:p>
+    <w:p>
+      <w:pPr>
+        <w:spacing w:after="240"/>
+        <w:rPr>
+          <w:rFonts w:ascii="Times New Roman" w:hAnsi="Times New Roman" w:cs="Times New Roman"/>
+          <w:sz w:val="36"/>
+          <w:szCs w:val="36"/>
+        </w:rPr>
+      </w:pPr>
+      <w:r>
+        <w:rPr>
+          <w:rFonts w:ascii="Times New Roman" w:hAnsi="Times New Roman" w:cs="Times New Roman"/>
+          <w:sz w:val="36"/>
+          <w:szCs w:val="36"/>
+        </w:rPr>
+        <w:t>a) The guitar is (he).  ___________</w:t>
+      </w:r>
+    </w:p>
+    <w:p>
+      <w:pPr>
+        <w:spacing w:after="240"/>
+        <w:rPr>
+          <w:rFonts w:ascii="Times New Roman" w:hAnsi="Times New Roman" w:cs="Times New Roman"/>
+          <w:sz w:val="36"/>
+          <w:szCs w:val="36"/>
+        </w:rPr>
+      </w:pPr>
+      <w:r>
+        <w:rPr>
+          <w:rFonts w:ascii="Times New Roman" w:hAnsi="Times New Roman" w:cs="Times New Roman"/>
+          <w:sz w:val="36"/>
+          <w:szCs w:val="36"/>
+        </w:rPr>
+        <w:t>b)</w:t>
+      </w:r>
+      <w:r>
+        <w:rPr>
+          <w:rFonts w:ascii="Times New Roman" w:hAnsi="Times New Roman" w:cs="Times New Roman"/>
+          <w:sz w:val="36"/>
+          <w:szCs w:val="36"/>
+        </w:rPr>
+        <w:t xml:space="preserve"> The dog is (we). ______________</w:t>
+      </w:r>
+    </w:p>
+    <w:p>
+      <w:pPr>
+        <w:spacing w:after="240"/>
+        <w:rPr>
+          <w:rFonts w:ascii="Times New Roman" w:hAnsi="Times New Roman" w:cs="Times New Roman"/>
+          <w:sz w:val="36"/>
+          <w:szCs w:val="36"/>
+        </w:rPr>
+      </w:pPr>
+      <w:r>
+        <w:rPr>
+          <w:rFonts w:ascii="Times New Roman" w:hAnsi="Times New Roman" w:cs="Times New Roman"/>
+          <w:sz w:val="36"/>
+          <w:szCs w:val="36"/>
+        </w:rPr>
+        <w:t>c) The nest is (it).   ______________</w:t>
+      </w:r>
+    </w:p>
+    <w:p>
+      <w:pPr>
+        <w:rPr>
+          <w:rFonts w:ascii="Times New Roman" w:hAnsi="Times New Roman" w:cs="Times New Roman"/>
+          <w:sz w:val="36"/>
+          <w:szCs w:val="36"/>
+        </w:rPr>
+      </w:pPr>
+    </w:p>
+    <w:p>
+      <w:pPr>
+        <w:spacing w:after="0" w:line="240" w:lineRule="auto"/>
+        <w:rPr>
+          <w:rFonts w:ascii="Times New Roman" w:hAnsi="Times New Roman" w:cs="Times New Roman"/>
+          <w:b/>
+          <w:bCs/>
+          <w:sz w:val="36"/>
+          <w:szCs w:val="36"/>
+        </w:rPr>
+      </w:pPr>
+    </w:p>
+    <w:p>
+      <w:pPr>
+        <w:spacing w:after="0" w:line="240" w:lineRule="auto"/>
+        <w:rPr>
+          <w:rFonts w:ascii="Times New Roman" w:hAnsi="Times New Roman" w:cs="Times New Roman"/>
+          <w:b/>
+          <w:bCs/>
+          <w:sz w:val="36"/>
+          <w:szCs w:val="36"/>
+        </w:rPr>
+      </w:pPr>
+      <w:r>
+        <w:rPr>
+          <w:rFonts w:ascii="Times New Roman" w:hAnsi="Times New Roman" w:cs="Times New Roman"/>
+          <w:b/>
+          <w:bCs/>
+          <w:sz w:val="36"/>
+          <w:szCs w:val="36"/>
+        </w:rPr>
+        <w:t>7.</w:t>
+      </w:r>
+      <w:r>
+        <w:rPr>
+          <w:rFonts w:ascii="Times New Roman" w:hAnsi="Times New Roman" w:cs="Times New Roman"/>
+          <w:b/>
+          <w:bCs/>
+          <w:sz w:val="36"/>
+          <w:szCs w:val="36"/>
+        </w:rPr>
         <w:t xml:space="preserve"> </w:t>
       </w:r>
       <w:r>
         <w:rPr>
           <w:rFonts w:ascii="Times New Roman" w:hAnsi="Times New Roman" w:cs="Times New Roman"/>
-          <w:sz w:val="36"/>
-          <w:szCs w:val="36"/>
-        </w:rPr>
-        <w:t>dan</w:t>
-      </w:r>
-      <w:r>
-        <w:rPr>
-          <w:rFonts w:ascii="Times New Roman" w:hAnsi="Times New Roman" w:cs="Times New Roman"/>
-          <w:sz w:val="36"/>
-          <w:szCs w:val="36"/>
-        </w:rPr>
-        <w:t>ces very well.</w:t>
-      </w:r>
-    </w:p>
-    <w:p>
-      <w:pPr>
-        <w:rPr>
-          <w:rFonts w:ascii="Times New Roman" w:hAnsi="Times New Roman" w:cs="Times New Roman"/>
-          <w:sz w:val="36"/>
-          <w:szCs w:val="36"/>
-        </w:rPr>
-      </w:pPr>
-      <w:r>
-        <w:rPr>
-          <w:rFonts w:ascii="Times New Roman" w:hAnsi="Times New Roman" w:cs="Times New Roman"/>
-          <w:sz w:val="36"/>
-          <w:szCs w:val="36"/>
-        </w:rPr>
-        <w:t>a)Sangita works in an office. ______ is intelligent.</w:t>
-      </w:r>
-    </w:p>
-    <w:p>
-      <w:pPr>
-        <w:rPr>
-          <w:rFonts w:ascii="Times New Roman" w:hAnsi="Times New Roman" w:cs="Times New Roman"/>
-          <w:sz w:val="36"/>
-          <w:szCs w:val="36"/>
-        </w:rPr>
-      </w:pPr>
-      <w:r>
-        <w:rPr>
-          <w:rFonts w:ascii="Times New Roman" w:hAnsi="Times New Roman" w:cs="Times New Roman"/>
-          <w:sz w:val="36"/>
-          <w:szCs w:val="36"/>
-        </w:rPr>
-        <w:t>b) The cat is on the table. ________ is black in colour.</w:t>
-      </w:r>
-    </w:p>
-    <w:p>
-      <w:pPr>
-        <w:rPr>
-          <w:rFonts w:ascii="Times New Roman" w:hAnsi="Times New Roman" w:cs="Times New Roman"/>
-          <w:sz w:val="36"/>
-          <w:szCs w:val="36"/>
-        </w:rPr>
-      </w:pPr>
-      <w:r>
-        <w:rPr>
-          <w:rFonts w:ascii="Times New Roman" w:hAnsi="Times New Roman" w:cs="Times New Roman"/>
-          <w:sz w:val="36"/>
-          <w:szCs w:val="36"/>
-        </w:rPr>
-        <w:t>c) Khusi and Shashi go to school. ________ like to study.</w:t>
-      </w:r>
-    </w:p>
-    <w:p>
-      <w:pPr>
-        <w:rPr>
-          <w:rFonts w:ascii="Times New Roman" w:hAnsi="Times New Roman" w:cs="Times New Roman"/>
-          <w:sz w:val="36"/>
-          <w:szCs w:val="36"/>
-        </w:rPr>
-      </w:pPr>
-    </w:p>
-    <w:p>
-      <w:pPr>
-        <w:rPr>
-          <w:rFonts w:ascii="Times New Roman" w:hAnsi="Times New Roman" w:cs="Times New Roman"/>
-          <w:sz w:val="36"/>
-          <w:szCs w:val="36"/>
-        </w:rPr>
-      </w:pPr>
-      <w:r>
-        <w:rPr>
-          <w:rFonts w:ascii="Times New Roman" w:hAnsi="Times New Roman" w:cs="Times New Roman"/>
-          <w:sz w:val="36"/>
-          <w:szCs w:val="36"/>
-        </w:rPr>
-        <w:t>6. Replace the personal pronouns by possessive pronouns(Your , Hers, His , Its , Ours)</w:t>
-      </w:r>
-      <w:r>
-        <w:rPr>
-          <w:rFonts w:ascii="Times New Roman" w:hAnsi="Times New Roman" w:cs="Times New Roman"/>
-          <w:sz w:val="36"/>
-          <w:szCs w:val="36"/>
-        </w:rPr>
-        <w:tab/>
-      </w:r>
-      <w:r>
-        <w:rPr>
-          <w:rFonts w:ascii="Times New Roman" w:hAnsi="Times New Roman" w:cs="Times New Roman"/>
-          <w:sz w:val="36"/>
-          <w:szCs w:val="36"/>
-        </w:rPr>
-        <w:tab/>
-      </w:r>
-      <w:r>
-        <w:rPr>
-          <w:rFonts w:ascii="Times New Roman" w:hAnsi="Times New Roman" w:cs="Times New Roman"/>
-          <w:sz w:val="36"/>
-          <w:szCs w:val="36"/>
-        </w:rPr>
-        <w:tab/>
-        <w:t>(3×0.5=1.5)</w:t>
-      </w:r>
-    </w:p>
-    <w:p>
-      <w:pPr>
+          <w:b/>
+          <w:bCs/>
+          <w:sz w:val="36"/>
+          <w:szCs w:val="36"/>
+        </w:rPr>
+        <w:t>Underline the adjectives.</w:t>
+      </w:r>
+      <w:r>
+        <w:rPr>
+          <w:rFonts w:ascii="Times New Roman" w:hAnsi="Times New Roman" w:cs="Times New Roman"/>
+          <w:b/>
+          <w:bCs/>
+          <w:sz w:val="36"/>
+          <w:szCs w:val="36"/>
+        </w:rPr>
+        <w:tab/>
+      </w:r>
+      <w:r>
+        <w:rPr>
+          <w:rFonts w:ascii="Times New Roman" w:hAnsi="Times New Roman" w:cs="Times New Roman"/>
+          <w:b/>
+          <w:bCs/>
+          <w:sz w:val="36"/>
+          <w:szCs w:val="36"/>
+        </w:rPr>
+        <w:tab/>
+      </w:r>
+      <w:r>
+        <w:rPr>
+          <w:rFonts w:ascii="Times New Roman" w:hAnsi="Times New Roman" w:cs="Times New Roman"/>
+          <w:b/>
+          <w:bCs/>
+          <w:sz w:val="36"/>
+          <w:szCs w:val="36"/>
+        </w:rPr>
+        <w:tab/>
+      </w:r>
+      <w:r>
+        <w:rPr>
+          <w:rFonts w:ascii="Times New Roman" w:hAnsi="Times New Roman" w:cs="Times New Roman"/>
+          <w:b/>
+          <w:bCs/>
+          <w:sz w:val="36"/>
+          <w:szCs w:val="36"/>
+        </w:rPr>
+        <w:tab/>
+      </w:r>
+      <w:r>
+        <w:rPr>
+          <w:rFonts w:ascii="Times New Roman" w:hAnsi="Times New Roman" w:cs="Times New Roman"/>
+          <w:b/>
+          <w:bCs/>
+          <w:sz w:val="36"/>
+          <w:szCs w:val="36"/>
+        </w:rPr>
+        <w:tab/>
+      </w:r>
+      <w:r>
+        <w:rPr>
+          <w:rFonts w:ascii="Times New Roman" w:hAnsi="Times New Roman" w:cs="Times New Roman"/>
+          <w:b/>
+          <w:bCs/>
+          <w:sz w:val="36"/>
+          <w:szCs w:val="36"/>
+        </w:rPr>
+        <w:tab/>
+      </w:r>
+      <w:r>
+        <w:rPr>
+          <w:rFonts w:ascii="Times New Roman" w:hAnsi="Times New Roman" w:cs="Times New Roman"/>
+          <w:b/>
+          <w:bCs/>
+          <w:sz w:val="36"/>
+          <w:szCs w:val="36"/>
+        </w:rPr>
+        <w:tab/>
+      </w:r>
+      <w:r>
+        <w:rPr>
+          <w:rFonts w:ascii="Times New Roman" w:hAnsi="Times New Roman" w:cs="Times New Roman"/>
+          <w:b/>
+          <w:bCs/>
+          <w:sz w:val="36"/>
+          <w:szCs w:val="36"/>
+        </w:rPr>
+        <w:t>(4×0.5=2)</w:t>
+      </w:r>
+    </w:p>
+    <w:p>
+      <w:pPr>
+        <w:spacing w:after="120"/>
+        <w:rPr>
+          <w:rFonts w:ascii="Times New Roman" w:hAnsi="Times New Roman" w:cs="Times New Roman"/>
+          <w:sz w:val="36"/>
+          <w:szCs w:val="36"/>
+        </w:rPr>
+      </w:pPr>
+      <w:proofErr w:type="spellStart"/>
+      <w:r>
+        <w:rPr>
+          <w:rFonts w:ascii="Times New Roman" w:hAnsi="Times New Roman" w:cs="Times New Roman"/>
+          <w:sz w:val="36"/>
+          <w:szCs w:val="36"/>
+        </w:rPr>
+        <w:t>eg.</w:t>
+      </w:r>
+      <w:proofErr w:type="spellEnd"/>
+      <w:r>
+        <w:rPr>
+          <w:rFonts w:ascii="Times New Roman" w:hAnsi="Times New Roman" w:cs="Times New Roman"/>
+          <w:sz w:val="36"/>
+          <w:szCs w:val="36"/>
+        </w:rPr>
+        <w:t xml:space="preserve"> You are </w:t>
+      </w:r>
+      <w:r>
         <w:rPr>
           <w:rFonts w:ascii="Times New Roman" w:hAnsi="Times New Roman" w:cs="Times New Roman"/>
           <w:sz w:val="36"/>
           <w:szCs w:val="36"/>
           <w:u w:val="single"/>
         </w:rPr>
-      </w:pPr>
-      <w:r>
-        <w:rPr>
-          <w:rFonts w:ascii="Times New Roman" w:hAnsi="Times New Roman" w:cs="Times New Roman"/>
-          <w:sz w:val="36"/>
-          <w:szCs w:val="36"/>
-        </w:rPr>
-        <w:t xml:space="preserve">eg. The pen is (you).       </w:t>
-      </w:r>
-      <w:r>
-        <w:rPr>
-          <w:rFonts w:ascii="Times New Roman" w:hAnsi="Times New Roman" w:cs="Times New Roman"/>
-          <w:sz w:val="36"/>
-          <w:szCs w:val="36"/>
-          <w:u w:val="single"/>
-        </w:rPr>
-        <w:t>Yours</w:t>
-      </w:r>
-    </w:p>
-    <w:p>
-      <w:pPr>
-        <w:rPr>
-          <w:rFonts w:ascii="Times New Roman" w:hAnsi="Times New Roman" w:cs="Times New Roman"/>
-          <w:sz w:val="36"/>
-          <w:szCs w:val="36"/>
-        </w:rPr>
-      </w:pPr>
-      <w:r>
-        <w:rPr>
-          <w:rFonts w:ascii="Times New Roman" w:hAnsi="Times New Roman" w:cs="Times New Roman"/>
-          <w:sz w:val="36"/>
-          <w:szCs w:val="36"/>
-        </w:rPr>
-        <w:t>a) The guitar is (he) .  ___________</w:t>
-      </w:r>
-    </w:p>
-    <w:p>
-      <w:pPr>
-        <w:rPr>
-          <w:rFonts w:ascii="Times New Roman" w:hAnsi="Times New Roman" w:cs="Times New Roman"/>
-          <w:sz w:val="36"/>
-          <w:szCs w:val="36"/>
-        </w:rPr>
-      </w:pPr>
-      <w:r>
-        <w:rPr>
-          <w:rFonts w:ascii="Times New Roman" w:hAnsi="Times New Roman" w:cs="Times New Roman"/>
-          <w:sz w:val="36"/>
-          <w:szCs w:val="36"/>
-        </w:rPr>
-        <w:t>b)</w:t>
-      </w:r>
-      <w:r>
-        <w:rPr>
-          <w:rFonts w:ascii="Times New Roman" w:hAnsi="Times New Roman" w:cs="Times New Roman"/>
-          <w:sz w:val="36"/>
-          <w:szCs w:val="36"/>
-        </w:rPr>
-        <w:t xml:space="preserve"> The dog is (we). ______________</w:t>
-      </w:r>
-    </w:p>
-    <w:p>
-      <w:pPr>
-        <w:rPr>
-          <w:rFonts w:ascii="Times New Roman" w:hAnsi="Times New Roman" w:cs="Times New Roman"/>
-          <w:sz w:val="36"/>
-          <w:szCs w:val="36"/>
-        </w:rPr>
-      </w:pPr>
-      <w:r>
-        <w:rPr>
-          <w:rFonts w:ascii="Times New Roman" w:hAnsi="Times New Roman" w:cs="Times New Roman"/>
-          <w:sz w:val="36"/>
-          <w:szCs w:val="36"/>
-        </w:rPr>
-        <w:t>c) The nest is (it).   ______________</w:t>
-      </w:r>
-    </w:p>
-    <w:p>
-      <w:pPr>
-        <w:rPr>
-          <w:rFonts w:ascii="Times New Roman" w:hAnsi="Times New Roman" w:cs="Times New Roman"/>
-          <w:sz w:val="36"/>
-          <w:szCs w:val="36"/>
-        </w:rPr>
-      </w:pPr>
-    </w:p>
-    <w:p>
-      <w:pPr>
-        <w:rPr>
-          <w:rFonts w:ascii="Times New Roman" w:hAnsi="Times New Roman" w:cs="Times New Roman"/>
-          <w:sz w:val="36"/>
-          <w:szCs w:val="36"/>
-        </w:rPr>
-      </w:pPr>
-      <w:r>
-        <w:rPr>
-          <w:rFonts w:ascii="Times New Roman" w:hAnsi="Times New Roman" w:cs="Times New Roman"/>
-          <w:sz w:val="36"/>
-          <w:szCs w:val="36"/>
-        </w:rPr>
-        <w:t>7.Underline the adjectives.</w:t>
-      </w:r>
-      <w:r>
-        <w:rPr>
-          <w:rFonts w:ascii="Times New Roman" w:hAnsi="Times New Roman" w:cs="Times New Roman"/>
-          <w:sz w:val="36"/>
-          <w:szCs w:val="36"/>
-        </w:rPr>
-        <w:tab/>
-      </w:r>
-      <w:r>
-        <w:rPr>
-          <w:rFonts w:ascii="Times New Roman" w:hAnsi="Times New Roman" w:cs="Times New Roman"/>
-          <w:sz w:val="36"/>
-          <w:szCs w:val="36"/>
-        </w:rPr>
-        <w:tab/>
-      </w:r>
-      <w:r>
-        <w:rPr>
-          <w:rFonts w:ascii="Times New Roman" w:hAnsi="Times New Roman" w:cs="Times New Roman"/>
-          <w:sz w:val="36"/>
-          <w:szCs w:val="36"/>
-        </w:rPr>
-        <w:tab/>
-      </w:r>
-      <w:r>
-        <w:rPr>
-          <w:rFonts w:ascii="Times New Roman" w:hAnsi="Times New Roman" w:cs="Times New Roman"/>
-          <w:sz w:val="36"/>
-          <w:szCs w:val="36"/>
-        </w:rPr>
-        <w:tab/>
-      </w:r>
-      <w:r>
-        <w:rPr>
-          <w:rFonts w:ascii="Times New Roman" w:hAnsi="Times New Roman" w:cs="Times New Roman"/>
-          <w:sz w:val="36"/>
-          <w:szCs w:val="36"/>
-        </w:rPr>
-        <w:tab/>
+        <w:t>kind</w:t>
+      </w:r>
+      <w:r>
+        <w:rPr>
+          <w:rFonts w:ascii="Times New Roman" w:hAnsi="Times New Roman" w:cs="Times New Roman"/>
+          <w:sz w:val="36"/>
+          <w:szCs w:val="36"/>
+        </w:rPr>
+        <w:t xml:space="preserve"> boy.</w:t>
+      </w:r>
+    </w:p>
+    <w:p>
+      <w:pPr>
+        <w:rPr>
+          <w:rFonts w:ascii="Times New Roman" w:hAnsi="Times New Roman" w:cs="Times New Roman"/>
+          <w:sz w:val="36"/>
+          <w:szCs w:val="36"/>
+        </w:rPr>
+      </w:pPr>
+      <w:r>
+        <w:rPr>
+          <w:rFonts w:ascii="Times New Roman" w:hAnsi="Times New Roman" w:cs="Times New Roman"/>
+          <w:sz w:val="36"/>
+          <w:szCs w:val="36"/>
+        </w:rPr>
+        <w:t>a) I don’t like red pen.</w:t>
+      </w:r>
+    </w:p>
+    <w:p>
+      <w:pPr>
+        <w:rPr>
+          <w:rFonts w:ascii="Times New Roman" w:hAnsi="Times New Roman" w:cs="Times New Roman"/>
+          <w:sz w:val="36"/>
+          <w:szCs w:val="36"/>
+        </w:rPr>
+      </w:pPr>
+      <w:r>
+        <w:rPr>
+          <w:rFonts w:ascii="Times New Roman" w:hAnsi="Times New Roman" w:cs="Times New Roman"/>
+          <w:sz w:val="36"/>
+          <w:szCs w:val="36"/>
+        </w:rPr>
+        <w:t>b) That was not a tall boy.</w:t>
+      </w:r>
+    </w:p>
+    <w:p>
+      <w:pPr>
+        <w:rPr>
+          <w:rFonts w:ascii="Times New Roman" w:hAnsi="Times New Roman" w:cs="Times New Roman"/>
+          <w:sz w:val="36"/>
+          <w:szCs w:val="36"/>
+        </w:rPr>
+      </w:pPr>
+      <w:r>
+        <w:rPr>
+          <w:rFonts w:ascii="Times New Roman" w:hAnsi="Times New Roman" w:cs="Times New Roman"/>
+          <w:sz w:val="36"/>
+          <w:szCs w:val="36"/>
+        </w:rPr>
+        <w:t>c) She is a pretty girl.</w:t>
+      </w:r>
+    </w:p>
+    <w:p>
+      <w:pPr>
+        <w:spacing w:after="0"/>
+        <w:rPr>
+          <w:rFonts w:ascii="Times New Roman" w:hAnsi="Times New Roman" w:cs="Times New Roman"/>
+          <w:sz w:val="36"/>
+          <w:szCs w:val="36"/>
+        </w:rPr>
+      </w:pPr>
+      <w:r>
+        <w:rPr>
+          <w:rFonts w:ascii="Times New Roman" w:hAnsi="Times New Roman" w:cs="Times New Roman"/>
+          <w:sz w:val="36"/>
+          <w:szCs w:val="36"/>
+        </w:rPr>
+        <w:t>d)</w:t>
+      </w:r>
+      <w:r>
+        <w:rPr>
+          <w:rFonts w:ascii="Times New Roman" w:hAnsi="Times New Roman" w:cs="Times New Roman"/>
+          <w:sz w:val="36"/>
+          <w:szCs w:val="36"/>
+        </w:rPr>
+        <w:t xml:space="preserve"> </w:t>
+      </w:r>
+      <w:r>
+        <w:rPr>
+          <w:rFonts w:ascii="Times New Roman" w:hAnsi="Times New Roman" w:cs="Times New Roman"/>
+          <w:sz w:val="36"/>
+          <w:szCs w:val="36"/>
+        </w:rPr>
+        <w:t>Do you like green apple?</w:t>
+      </w:r>
+    </w:p>
+    <w:p>
+      <w:pPr>
+        <w:spacing w:after="0"/>
+        <w:rPr>
+          <w:rFonts w:ascii="Times New Roman" w:hAnsi="Times New Roman" w:cs="Times New Roman"/>
+          <w:b/>
+          <w:bCs/>
+          <w:sz w:val="36"/>
+          <w:szCs w:val="36"/>
+        </w:rPr>
+      </w:pPr>
+    </w:p>
+    <w:p>
+      <w:pPr>
+        <w:rPr>
+          <w:rFonts w:ascii="Times New Roman" w:hAnsi="Times New Roman" w:cs="Times New Roman"/>
+          <w:b/>
+          <w:bCs/>
+          <w:sz w:val="36"/>
+          <w:szCs w:val="36"/>
+        </w:rPr>
+      </w:pPr>
+      <w:r>
+        <w:rPr>
+          <w:rFonts w:ascii="Times New Roman" w:hAnsi="Times New Roman" w:cs="Times New Roman"/>
+          <w:b/>
+          <w:bCs/>
+          <w:sz w:val="36"/>
+          <w:szCs w:val="36"/>
+        </w:rPr>
+        <w:t xml:space="preserve">8. </w:t>
+      </w:r>
+      <w:r>
+        <w:rPr>
+          <w:rFonts w:ascii="Times New Roman" w:hAnsi="Times New Roman" w:cs="Times New Roman"/>
+          <w:b/>
+          <w:bCs/>
+          <w:sz w:val="36"/>
+          <w:szCs w:val="36"/>
+        </w:rPr>
+        <w:t>Choose the correct opposite from the brackets.</w:t>
+      </w:r>
+      <w:r>
+        <w:rPr>
+          <w:rFonts w:ascii="Times New Roman" w:hAnsi="Times New Roman" w:cs="Times New Roman"/>
+          <w:b/>
+          <w:bCs/>
+          <w:sz w:val="36"/>
+          <w:szCs w:val="36"/>
+        </w:rPr>
+        <w:tab/>
+      </w:r>
+      <w:r>
+        <w:rPr>
+          <w:rFonts w:ascii="Times New Roman" w:hAnsi="Times New Roman" w:cs="Times New Roman"/>
+          <w:b/>
+          <w:bCs/>
+          <w:sz w:val="36"/>
+          <w:szCs w:val="36"/>
+        </w:rPr>
+        <w:tab/>
+      </w:r>
+      <w:r>
+        <w:rPr>
+          <w:rFonts w:ascii="Times New Roman" w:hAnsi="Times New Roman" w:cs="Times New Roman"/>
+          <w:b/>
+          <w:bCs/>
+          <w:sz w:val="36"/>
+          <w:szCs w:val="36"/>
+        </w:rPr>
         <w:t>(4×0.5=2)</w:t>
       </w:r>
     </w:p>
@@ -2079,222 +3671,174 @@
           <w:sz w:val="36"/>
           <w:szCs w:val="36"/>
         </w:rPr>
-        <w:t xml:space="preserve">eg. You are </w:t>
-      </w:r>
-      <w:r>
-        <w:rPr>
-          <w:rFonts w:ascii="Times New Roman" w:hAnsi="Times New Roman" w:cs="Times New Roman"/>
-          <w:sz w:val="36"/>
-          <w:szCs w:val="36"/>
-          <w:u w:val="single"/>
-        </w:rPr>
-        <w:t>kind</w:t>
-      </w:r>
-      <w:r>
-        <w:rPr>
-          <w:rFonts w:ascii="Times New Roman" w:hAnsi="Times New Roman" w:cs="Times New Roman"/>
-          <w:sz w:val="36"/>
-          <w:szCs w:val="36"/>
-        </w:rPr>
-        <w:t xml:space="preserve"> boy.</w:t>
-      </w:r>
-    </w:p>
-    <w:p>
-      <w:pPr>
-        <w:rPr>
-          <w:rFonts w:ascii="Times New Roman" w:hAnsi="Times New Roman" w:cs="Times New Roman"/>
-          <w:sz w:val="36"/>
-          <w:szCs w:val="36"/>
-        </w:rPr>
-      </w:pPr>
-      <w:r>
-        <w:rPr>
-          <w:rFonts w:ascii="Times New Roman" w:hAnsi="Times New Roman" w:cs="Times New Roman"/>
-          <w:sz w:val="36"/>
-          <w:szCs w:val="36"/>
-        </w:rPr>
-        <w:t>a) I don’t like red pen.</w:t>
-      </w:r>
-    </w:p>
-    <w:p>
-      <w:pPr>
-        <w:rPr>
-          <w:rFonts w:ascii="Times New Roman" w:hAnsi="Times New Roman" w:cs="Times New Roman"/>
-          <w:sz w:val="36"/>
-          <w:szCs w:val="36"/>
-        </w:rPr>
-      </w:pPr>
-      <w:r>
-        <w:rPr>
-          <w:rFonts w:ascii="Times New Roman" w:hAnsi="Times New Roman" w:cs="Times New Roman"/>
-          <w:sz w:val="36"/>
-          <w:szCs w:val="36"/>
-        </w:rPr>
-        <w:t>b) That was not a tall boy.</w:t>
-      </w:r>
-    </w:p>
-    <w:p>
-      <w:pPr>
-        <w:rPr>
-          <w:rFonts w:ascii="Times New Roman" w:hAnsi="Times New Roman" w:cs="Times New Roman"/>
-          <w:sz w:val="36"/>
-          <w:szCs w:val="36"/>
-        </w:rPr>
-      </w:pPr>
-      <w:r>
-        <w:rPr>
-          <w:rFonts w:ascii="Times New Roman" w:hAnsi="Times New Roman" w:cs="Times New Roman"/>
-          <w:sz w:val="36"/>
-          <w:szCs w:val="36"/>
-        </w:rPr>
-        <w:t>c) She is a pretty girl.</w:t>
-      </w:r>
-    </w:p>
-    <w:p>
-      <w:pPr>
-        <w:rPr>
-          <w:rFonts w:ascii="Times New Roman" w:hAnsi="Times New Roman" w:cs="Times New Roman"/>
-          <w:sz w:val="36"/>
-          <w:szCs w:val="36"/>
-        </w:rPr>
-      </w:pPr>
-      <w:r>
-        <w:rPr>
-          <w:rFonts w:ascii="Times New Roman" w:hAnsi="Times New Roman" w:cs="Times New Roman"/>
-          <w:sz w:val="36"/>
-          <w:szCs w:val="36"/>
-        </w:rPr>
-        <w:t>d)Do you like green apple?</w:t>
-      </w:r>
-    </w:p>
-    <w:p>
-      <w:pPr>
-        <w:rPr>
-          <w:rFonts w:ascii="Times New Roman" w:hAnsi="Times New Roman" w:cs="Times New Roman"/>
-          <w:sz w:val="36"/>
-          <w:szCs w:val="36"/>
-        </w:rPr>
-      </w:pPr>
-      <w:r>
-        <w:rPr>
-          <w:rFonts w:ascii="Times New Roman" w:hAnsi="Times New Roman" w:cs="Times New Roman"/>
-          <w:sz w:val="36"/>
-          <w:szCs w:val="36"/>
-        </w:rPr>
-        <w:t xml:space="preserve">8. </w:t>
-      </w:r>
-      <w:r>
-        <w:rPr>
-          <w:rFonts w:ascii="Times New Roman" w:hAnsi="Times New Roman" w:cs="Times New Roman"/>
-          <w:sz w:val="36"/>
-          <w:szCs w:val="36"/>
-        </w:rPr>
-        <w:t>Choose the correct opposite from the brackets.</w:t>
-      </w:r>
-      <w:r>
-        <w:rPr>
-          <w:rFonts w:ascii="Times New Roman" w:hAnsi="Times New Roman" w:cs="Times New Roman"/>
-          <w:sz w:val="36"/>
-          <w:szCs w:val="36"/>
-        </w:rPr>
-        <w:tab/>
-      </w:r>
-      <w:r>
-        <w:rPr>
-          <w:rFonts w:ascii="Times New Roman" w:hAnsi="Times New Roman" w:cs="Times New Roman"/>
-          <w:sz w:val="36"/>
-          <w:szCs w:val="36"/>
-        </w:rPr>
-        <w:t>(4×0.5=2)</w:t>
-      </w:r>
-    </w:p>
-    <w:p>
-      <w:pPr>
-        <w:rPr>
-          <w:rFonts w:ascii="Times New Roman" w:hAnsi="Times New Roman" w:cs="Times New Roman"/>
-          <w:sz w:val="36"/>
-          <w:szCs w:val="36"/>
-        </w:rPr>
-      </w:pPr>
-      <w:r>
-        <w:rPr>
-          <w:rFonts w:ascii="Times New Roman" w:hAnsi="Times New Roman" w:cs="Times New Roman"/>
-          <w:sz w:val="36"/>
-          <w:szCs w:val="36"/>
-        </w:rPr>
-        <w:t>a) big ____________ (small , large)</w:t>
-      </w:r>
-    </w:p>
-    <w:p>
-      <w:pPr>
-        <w:rPr>
-          <w:rFonts w:ascii="Times New Roman" w:hAnsi="Times New Roman" w:cs="Times New Roman"/>
-          <w:sz w:val="36"/>
-          <w:szCs w:val="36"/>
-        </w:rPr>
-      </w:pPr>
-      <w:r>
-        <w:rPr>
-          <w:rFonts w:ascii="Times New Roman" w:hAnsi="Times New Roman" w:cs="Times New Roman"/>
-          <w:sz w:val="36"/>
-          <w:szCs w:val="36"/>
-        </w:rPr>
-        <w:t>b) bad _____________ (good , worse)</w:t>
-      </w:r>
-    </w:p>
-    <w:p>
-      <w:pPr>
-        <w:rPr>
-          <w:rFonts w:ascii="Times New Roman" w:hAnsi="Times New Roman" w:cs="Times New Roman"/>
-          <w:sz w:val="36"/>
-          <w:szCs w:val="36"/>
-        </w:rPr>
-      </w:pPr>
-      <w:r>
-        <w:rPr>
-          <w:rFonts w:ascii="Times New Roman" w:hAnsi="Times New Roman" w:cs="Times New Roman"/>
-          <w:sz w:val="36"/>
-          <w:szCs w:val="36"/>
-        </w:rPr>
-        <w:t>c) happy ______________ (glad , sad)</w:t>
-      </w:r>
-    </w:p>
-    <w:p>
-      <w:pPr>
-        <w:rPr>
-          <w:rFonts w:ascii="Times New Roman" w:hAnsi="Times New Roman" w:cs="Times New Roman"/>
-          <w:sz w:val="36"/>
-          <w:szCs w:val="36"/>
-        </w:rPr>
-      </w:pPr>
-      <w:r>
-        <w:rPr>
-          <w:rFonts w:ascii="Times New Roman" w:hAnsi="Times New Roman" w:cs="Times New Roman"/>
-          <w:sz w:val="36"/>
-          <w:szCs w:val="36"/>
-        </w:rPr>
-        <w:lastRenderedPageBreak/>
+        <w:t>a) big ____________ (</w:t>
+      </w:r>
+      <w:r>
+        <w:rPr>
+          <w:rFonts w:ascii="Times New Roman" w:hAnsi="Times New Roman" w:cs="Times New Roman"/>
+          <w:sz w:val="36"/>
+          <w:szCs w:val="36"/>
+        </w:rPr>
+        <w:t>small,</w:t>
+      </w:r>
+      <w:r>
+        <w:rPr>
+          <w:rFonts w:ascii="Times New Roman" w:hAnsi="Times New Roman" w:cs="Times New Roman"/>
+          <w:sz w:val="36"/>
+          <w:szCs w:val="36"/>
+        </w:rPr>
+        <w:t xml:space="preserve"> large)</w:t>
+      </w:r>
+    </w:p>
+    <w:p>
+      <w:pPr>
+        <w:rPr>
+          <w:rFonts w:ascii="Times New Roman" w:hAnsi="Times New Roman" w:cs="Times New Roman"/>
+          <w:sz w:val="36"/>
+          <w:szCs w:val="36"/>
+        </w:rPr>
+      </w:pPr>
+      <w:r>
+        <w:rPr>
+          <w:rFonts w:ascii="Times New Roman" w:hAnsi="Times New Roman" w:cs="Times New Roman"/>
+          <w:sz w:val="36"/>
+          <w:szCs w:val="36"/>
+        </w:rPr>
+        <w:t>b) bad _____________ (</w:t>
+      </w:r>
+      <w:r>
+        <w:rPr>
+          <w:rFonts w:ascii="Times New Roman" w:hAnsi="Times New Roman" w:cs="Times New Roman"/>
+          <w:sz w:val="36"/>
+          <w:szCs w:val="36"/>
+        </w:rPr>
+        <w:t>good,</w:t>
+      </w:r>
+      <w:r>
+        <w:rPr>
+          <w:rFonts w:ascii="Times New Roman" w:hAnsi="Times New Roman" w:cs="Times New Roman"/>
+          <w:sz w:val="36"/>
+          <w:szCs w:val="36"/>
+        </w:rPr>
+        <w:t xml:space="preserve"> worse)</w:t>
+      </w:r>
+    </w:p>
+    <w:p>
+      <w:pPr>
+        <w:spacing w:after="0"/>
+        <w:rPr>
+          <w:rFonts w:ascii="Times New Roman" w:hAnsi="Times New Roman" w:cs="Times New Roman"/>
+          <w:sz w:val="36"/>
+          <w:szCs w:val="36"/>
+        </w:rPr>
+      </w:pPr>
+      <w:r>
+        <w:rPr>
+          <w:rFonts w:ascii="Times New Roman" w:hAnsi="Times New Roman" w:cs="Times New Roman"/>
+          <w:sz w:val="36"/>
+          <w:szCs w:val="36"/>
+        </w:rPr>
+        <w:t>c) happy ______________ (</w:t>
+      </w:r>
+      <w:r>
+        <w:rPr>
+          <w:rFonts w:ascii="Times New Roman" w:hAnsi="Times New Roman" w:cs="Times New Roman"/>
+          <w:sz w:val="36"/>
+          <w:szCs w:val="36"/>
+        </w:rPr>
+        <w:t>glad,</w:t>
+      </w:r>
+      <w:r>
+        <w:rPr>
+          <w:rFonts w:ascii="Times New Roman" w:hAnsi="Times New Roman" w:cs="Times New Roman"/>
+          <w:sz w:val="36"/>
+          <w:szCs w:val="36"/>
+        </w:rPr>
+        <w:t xml:space="preserve"> sad)</w:t>
+      </w:r>
+    </w:p>
+    <w:p>
+      <w:pPr>
+        <w:spacing w:after="0"/>
+        <w:ind w:left="360" w:hanging="360"/>
+        <w:rPr>
+          <w:rFonts w:ascii="Times New Roman" w:hAnsi="Times New Roman" w:cs="Times New Roman"/>
+          <w:b/>
+          <w:bCs/>
+          <w:sz w:val="36"/>
+          <w:szCs w:val="36"/>
+        </w:rPr>
+      </w:pPr>
+    </w:p>
+    <w:p>
+      <w:pPr>
+        <w:spacing w:after="0"/>
+        <w:ind w:left="360" w:hanging="360"/>
+        <w:rPr>
+          <w:rFonts w:ascii="Times New Roman" w:hAnsi="Times New Roman" w:cs="Times New Roman"/>
+          <w:b/>
+          <w:bCs/>
+          <w:sz w:val="36"/>
+          <w:szCs w:val="36"/>
+        </w:rPr>
+      </w:pPr>
+      <w:r>
+        <w:rPr>
+          <w:rFonts w:ascii="Times New Roman" w:hAnsi="Times New Roman" w:cs="Times New Roman"/>
+          <w:b/>
+          <w:bCs/>
+          <w:sz w:val="36"/>
+          <w:szCs w:val="36"/>
+        </w:rPr>
         <w:t>9. Add</w:t>
       </w:r>
       <w:r>
         <w:rPr>
           <w:rFonts w:ascii="Times New Roman" w:hAnsi="Times New Roman" w:cs="Times New Roman"/>
-          <w:sz w:val="36"/>
-          <w:szCs w:val="36"/>
-        </w:rPr>
-        <w:t xml:space="preserve"> ‘</w:t>
-      </w:r>
-      <w:r>
-        <w:rPr>
-          <w:rFonts w:ascii="Times New Roman" w:hAnsi="Times New Roman" w:cs="Times New Roman"/>
-          <w:sz w:val="36"/>
-          <w:szCs w:val="36"/>
-        </w:rPr>
-        <w:t xml:space="preserve"> – er</w:t>
-      </w:r>
-      <w:r>
-        <w:rPr>
-          <w:rFonts w:ascii="Times New Roman" w:hAnsi="Times New Roman" w:cs="Times New Roman"/>
+          <w:b/>
+          <w:bCs/>
+          <w:sz w:val="36"/>
+          <w:szCs w:val="36"/>
+        </w:rPr>
+        <w:t xml:space="preserve"> </w:t>
+      </w:r>
+      <w:proofErr w:type="gramStart"/>
+      <w:r>
+        <w:rPr>
+          <w:rFonts w:ascii="Times New Roman" w:hAnsi="Times New Roman" w:cs="Times New Roman"/>
+          <w:b/>
+          <w:bCs/>
+          <w:sz w:val="36"/>
+          <w:szCs w:val="36"/>
+        </w:rPr>
+        <w:t>‘</w:t>
+      </w:r>
+      <w:r>
+        <w:rPr>
+          <w:rFonts w:ascii="Times New Roman" w:hAnsi="Times New Roman" w:cs="Times New Roman"/>
+          <w:b/>
+          <w:bCs/>
+          <w:sz w:val="36"/>
+          <w:szCs w:val="36"/>
+        </w:rPr>
+        <w:t xml:space="preserve"> –</w:t>
+      </w:r>
+      <w:proofErr w:type="gramEnd"/>
+      <w:r>
+        <w:rPr>
+          <w:rFonts w:ascii="Times New Roman" w:hAnsi="Times New Roman" w:cs="Times New Roman"/>
+          <w:b/>
+          <w:bCs/>
+          <w:sz w:val="36"/>
+          <w:szCs w:val="36"/>
+        </w:rPr>
+        <w:t xml:space="preserve"> er</w:t>
+      </w:r>
+      <w:r>
+        <w:rPr>
+          <w:rFonts w:ascii="Times New Roman" w:hAnsi="Times New Roman" w:cs="Times New Roman"/>
+          <w:b/>
+          <w:bCs/>
           <w:sz w:val="36"/>
           <w:szCs w:val="36"/>
         </w:rPr>
@@ -2303,6 +3847,8 @@
       <w:r>
         <w:rPr>
           <w:rFonts w:ascii="Times New Roman" w:hAnsi="Times New Roman" w:cs="Times New Roman"/>
+          <w:b/>
+          <w:bCs/>
           <w:sz w:val="36"/>
           <w:szCs w:val="36"/>
         </w:rPr>
@@ -2311,54 +3857,120 @@
       <w:r>
         <w:rPr>
           <w:rFonts w:ascii="Times New Roman" w:hAnsi="Times New Roman" w:cs="Times New Roman"/>
-          <w:sz w:val="36"/>
-          <w:szCs w:val="36"/>
-        </w:rPr>
-        <w:t>and ‘-est’ to make superlative form of adjective.</w:t>
-      </w:r>
-      <w:r>
-        <w:rPr>
-          <w:rFonts w:ascii="Times New Roman" w:hAnsi="Times New Roman" w:cs="Times New Roman"/>
-          <w:sz w:val="36"/>
-          <w:szCs w:val="36"/>
-        </w:rPr>
-        <w:tab/>
-      </w:r>
-      <w:r>
-        <w:rPr>
-          <w:rFonts w:ascii="Times New Roman" w:hAnsi="Times New Roman" w:cs="Times New Roman"/>
-          <w:sz w:val="36"/>
-          <w:szCs w:val="36"/>
-        </w:rPr>
-        <w:tab/>
-      </w:r>
-      <w:r>
-        <w:rPr>
-          <w:rFonts w:ascii="Times New Roman" w:hAnsi="Times New Roman" w:cs="Times New Roman"/>
-          <w:sz w:val="36"/>
-          <w:szCs w:val="36"/>
-        </w:rPr>
-        <w:tab/>
-      </w:r>
-      <w:r>
-        <w:rPr>
-          <w:rFonts w:ascii="Times New Roman" w:hAnsi="Times New Roman" w:cs="Times New Roman"/>
-          <w:sz w:val="36"/>
-          <w:szCs w:val="36"/>
-        </w:rPr>
-        <w:tab/>
-      </w:r>
-      <w:r>
-        <w:rPr>
-          <w:rFonts w:ascii="Times New Roman" w:hAnsi="Times New Roman" w:cs="Times New Roman"/>
-          <w:sz w:val="36"/>
-          <w:szCs w:val="36"/>
-        </w:rPr>
-        <w:tab/>
-      </w:r>
-      <w:r>
-        <w:rPr>
-          <w:rFonts w:ascii="Times New Roman" w:hAnsi="Times New Roman" w:cs="Times New Roman"/>
+          <w:b/>
+          <w:bCs/>
+          <w:sz w:val="36"/>
+          <w:szCs w:val="36"/>
+        </w:rPr>
+        <w:t>and ‘-</w:t>
+      </w:r>
+      <w:proofErr w:type="spellStart"/>
+      <w:r>
+        <w:rPr>
+          <w:rFonts w:ascii="Times New Roman" w:hAnsi="Times New Roman" w:cs="Times New Roman"/>
+          <w:b/>
+          <w:bCs/>
+          <w:sz w:val="36"/>
+          <w:szCs w:val="36"/>
+        </w:rPr>
+        <w:t>est</w:t>
+      </w:r>
+      <w:proofErr w:type="spellEnd"/>
+      <w:r>
+        <w:rPr>
+          <w:rFonts w:ascii="Times New Roman" w:hAnsi="Times New Roman" w:cs="Times New Roman"/>
+          <w:b/>
+          <w:bCs/>
+          <w:sz w:val="36"/>
+          <w:szCs w:val="36"/>
+        </w:rPr>
+        <w:t>’ to make superlative form of adjective.</w:t>
+      </w:r>
+      <w:r>
+        <w:rPr>
+          <w:rFonts w:ascii="Times New Roman" w:hAnsi="Times New Roman" w:cs="Times New Roman"/>
+          <w:b/>
+          <w:bCs/>
+          <w:sz w:val="36"/>
+          <w:szCs w:val="36"/>
+        </w:rPr>
+        <w:tab/>
+      </w:r>
+      <w:r>
+        <w:rPr>
+          <w:rFonts w:ascii="Times New Roman" w:hAnsi="Times New Roman" w:cs="Times New Roman"/>
+          <w:b/>
+          <w:bCs/>
+          <w:sz w:val="36"/>
+          <w:szCs w:val="36"/>
+        </w:rPr>
+        <w:tab/>
+      </w:r>
+      <w:r>
+        <w:rPr>
+          <w:rFonts w:ascii="Times New Roman" w:hAnsi="Times New Roman" w:cs="Times New Roman"/>
+          <w:b/>
+          <w:bCs/>
+          <w:sz w:val="36"/>
+          <w:szCs w:val="36"/>
+        </w:rPr>
+        <w:tab/>
+      </w:r>
+      <w:r>
+        <w:rPr>
+          <w:rFonts w:ascii="Times New Roman" w:hAnsi="Times New Roman" w:cs="Times New Roman"/>
+          <w:b/>
+          <w:bCs/>
+          <w:sz w:val="36"/>
+          <w:szCs w:val="36"/>
+        </w:rPr>
+        <w:tab/>
+      </w:r>
+      <w:r>
+        <w:rPr>
+          <w:rFonts w:ascii="Times New Roman" w:hAnsi="Times New Roman" w:cs="Times New Roman"/>
+          <w:b/>
+          <w:bCs/>
+          <w:sz w:val="36"/>
+          <w:szCs w:val="36"/>
+        </w:rPr>
+        <w:tab/>
+      </w:r>
+      <w:r>
+        <w:rPr>
+          <w:rFonts w:ascii="Times New Roman" w:hAnsi="Times New Roman" w:cs="Times New Roman"/>
+          <w:b/>
+          <w:bCs/>
+          <w:sz w:val="36"/>
+          <w:szCs w:val="36"/>
+        </w:rPr>
+        <w:tab/>
+      </w:r>
+      <w:r>
+        <w:rPr>
+          <w:rFonts w:ascii="Times New Roman" w:hAnsi="Times New Roman" w:cs="Times New Roman"/>
+          <w:b/>
+          <w:bCs/>
+          <w:sz w:val="36"/>
+          <w:szCs w:val="36"/>
+        </w:rPr>
+        <w:tab/>
+      </w:r>
+      <w:r>
+        <w:rPr>
+          <w:rFonts w:ascii="Times New Roman" w:hAnsi="Times New Roman" w:cs="Times New Roman"/>
+          <w:b/>
+          <w:bCs/>
+          <w:sz w:val="36"/>
+          <w:szCs w:val="36"/>
+        </w:rPr>
+        <w:tab/>
+      </w:r>
+      <w:r>
+        <w:rPr>
+          <w:rFonts w:ascii="Times New Roman" w:hAnsi="Times New Roman" w:cs="Times New Roman"/>
+          <w:b/>
+          <w:bCs/>
           <w:sz w:val="36"/>
           <w:szCs w:val="36"/>
         </w:rPr>
@@ -2369,23 +3981,25 @@
       <w:tblPr>
         <w:tblStyle w:val="TableGrid"/>
         <w:tblW w:w="0" w:type="auto"/>
-        <w:tblInd w:w="0" w:type="dxa"/>
+        <w:tblInd w:w="445" w:type="dxa"/>
         <w:tblLook w:val="04A0" w:firstRow="1" w:lastRow="0" w:firstColumn="1" w:lastColumn="0" w:noHBand="0" w:noVBand="1"/>
       </w:tblPr>
       <w:tblGrid>
-        <w:gridCol w:w="3005"/>
+        <w:gridCol w:w="2560"/>
         <w:gridCol w:w="3006"/>
         <w:gridCol w:w="3006"/>
       </w:tblGrid>
       <w:tr>
         <w:tc>
           <w:tcPr>
-            <w:tcW w:w="3005" w:type="dxa"/>
+            <w:tcW w:w="2560" w:type="dxa"/>
           </w:tcPr>
           <w:p>
             <w:pPr>
               <w:rPr>
                 <w:rFonts w:ascii="Times New Roman" w:hAnsi="Times New Roman" w:cs="Times New Roman"/>
+                <w:b/>
+                <w:bCs/>
                 <w:sz w:val="36"/>
                 <w:szCs w:val="36"/>
               </w:rPr>
@@ -2393,6 +4007,8 @@
             <w:r>
               <w:rPr>
                 <w:rFonts w:ascii="Times New Roman" w:hAnsi="Times New Roman" w:cs="Times New Roman"/>
+                <w:b/>
+                <w:bCs/>
                 <w:sz w:val="36"/>
                 <w:szCs w:val="36"/>
               </w:rPr>
@@ -2408,6 +4024,8 @@
             <w:pPr>
               <w:rPr>
                 <w:rFonts w:ascii="Times New Roman" w:hAnsi="Times New Roman" w:cs="Times New Roman"/>
+                <w:b/>
+                <w:bCs/>
                 <w:sz w:val="36"/>
                 <w:szCs w:val="36"/>
               </w:rPr>
@@ -2415,6 +4033,8 @@
             <w:r>
               <w:rPr>
                 <w:rFonts w:ascii="Times New Roman" w:hAnsi="Times New Roman" w:cs="Times New Roman"/>
+                <w:b/>
+                <w:bCs/>
                 <w:sz w:val="36"/>
                 <w:szCs w:val="36"/>
               </w:rPr>
@@ -2430,6 +4050,8 @@
             <w:pPr>
               <w:rPr>
                 <w:rFonts w:ascii="Times New Roman" w:hAnsi="Times New Roman" w:cs="Times New Roman"/>
+                <w:b/>
+                <w:bCs/>
                 <w:sz w:val="36"/>
                 <w:szCs w:val="36"/>
               </w:rPr>
@@ -2437,10 +4059,34 @@
             <w:r>
               <w:rPr>
                 <w:rFonts w:ascii="Times New Roman" w:hAnsi="Times New Roman" w:cs="Times New Roman"/>
+                <w:b/>
+                <w:bCs/>
                 <w:sz w:val="36"/>
                 <w:szCs w:val="36"/>
               </w:rPr>
-              <w:t>superlative (-est)</w:t>
+              <w:t>superlative (-</w:t>
+            </w:r>
+            <w:proofErr w:type="spellStart"/>
+            <w:r>
+              <w:rPr>
+                <w:rFonts w:ascii="Times New Roman" w:hAnsi="Times New Roman" w:cs="Times New Roman"/>
+                <w:b/>
+                <w:bCs/>
+                <w:sz w:val="36"/>
+                <w:szCs w:val="36"/>
+              </w:rPr>
+              <w:t>est</w:t>
+            </w:r>
+            <w:proofErr w:type="spellEnd"/>
+            <w:r>
+              <w:rPr>
+                <w:rFonts w:ascii="Times New Roman" w:hAnsi="Times New Roman" w:cs="Times New Roman"/>
+                <w:b/>
+                <w:bCs/>
+                <w:sz w:val="36"/>
+                <w:szCs w:val="36"/>
+              </w:rPr>
+              <w:t>)</w:t>
             </w:r>
           </w:p>
         </w:tc>
@@ -2448,7 +4094,7 @@
       <w:tr>
         <w:tc>
           <w:tcPr>
-            <w:tcW w:w="3005" w:type="dxa"/>
+            <w:tcW w:w="2560" w:type="dxa"/>
           </w:tcPr>
           <w:p>
             <w:pPr>
@@ -2458,13 +4104,33 @@
                 <w:szCs w:val="36"/>
               </w:rPr>
             </w:pPr>
+            <w:proofErr w:type="spellStart"/>
+            <w:proofErr w:type="gramStart"/>
             <w:r>
               <w:rPr>
                 <w:rFonts w:ascii="Times New Roman" w:hAnsi="Times New Roman" w:cs="Times New Roman"/>
                 <w:sz w:val="36"/>
                 <w:szCs w:val="36"/>
               </w:rPr>
-              <w:t>eg..cold</w:t>
+              <w:t>eg</w:t>
+            </w:r>
+            <w:proofErr w:type="spellEnd"/>
+            <w:r>
+              <w:rPr>
+                <w:rFonts w:ascii="Times New Roman" w:hAnsi="Times New Roman" w:cs="Times New Roman"/>
+                <w:sz w:val="36"/>
+                <w:szCs w:val="36"/>
+              </w:rPr>
+              <w:t>..</w:t>
+            </w:r>
+            <w:proofErr w:type="gramEnd"/>
+            <w:r>
+              <w:rPr>
+                <w:rFonts w:ascii="Times New Roman" w:hAnsi="Times New Roman" w:cs="Times New Roman"/>
+                <w:sz w:val="36"/>
+                <w:szCs w:val="36"/>
+              </w:rPr>
+              <w:t>cold</w:t>
             </w:r>
           </w:p>
         </w:tc>
@@ -2516,7 +4182,7 @@
       <w:tr>
         <w:tc>
           <w:tcPr>
-            <w:tcW w:w="3005" w:type="dxa"/>
+            <w:tcW w:w="2560" w:type="dxa"/>
           </w:tcPr>
           <w:p>
             <w:pPr>
@@ -2568,7 +4234,7 @@
       <w:tr>
         <w:tc>
           <w:tcPr>
-            <w:tcW w:w="3005" w:type="dxa"/>
+            <w:tcW w:w="2560" w:type="dxa"/>
           </w:tcPr>
           <w:p>
             <w:pPr>
@@ -2620,7 +4286,7 @@
       <w:tr>
         <w:tc>
           <w:tcPr>
-            <w:tcW w:w="3005" w:type="dxa"/>
+            <w:tcW w:w="2560" w:type="dxa"/>
           </w:tcPr>
           <w:p>
             <w:pPr>
@@ -2672,7 +4338,7 @@
       <w:tr>
         <w:tc>
           <w:tcPr>
-            <w:tcW w:w="3005" w:type="dxa"/>
+            <w:tcW w:w="2560" w:type="dxa"/>
           </w:tcPr>
           <w:p>
             <w:pPr>
@@ -2724,33 +4390,29 @@
     </w:tbl>
     <w:p>
       <w:pPr>
-        <w:rPr>
-          <w:rFonts w:ascii="Times New Roman" w:hAnsi="Times New Roman" w:cs="Times New Roman"/>
-          <w:sz w:val="36"/>
-          <w:szCs w:val="36"/>
-        </w:rPr>
-      </w:pPr>
-    </w:p>
-    <w:p>
-      <w:pPr>
-        <w:rPr>
-          <w:rFonts w:ascii="Times New Roman" w:hAnsi="Times New Roman" w:cs="Times New Roman"/>
-          <w:sz w:val="36"/>
-          <w:szCs w:val="36"/>
-        </w:rPr>
-      </w:pPr>
-    </w:p>
-    <w:p>
-      <w:pPr>
-        <w:rPr>
-          <w:rFonts w:ascii="Times New Roman" w:hAnsi="Times New Roman" w:cs="Times New Roman"/>
-          <w:sz w:val="36"/>
-          <w:szCs w:val="36"/>
-        </w:rPr>
-      </w:pPr>
-      <w:r>
-        <w:rPr>
-          <w:rFonts w:ascii="Times New Roman" w:hAnsi="Times New Roman" w:cs="Times New Roman"/>
+        <w:spacing w:after="0"/>
+        <w:rPr>
+          <w:rFonts w:ascii="Times New Roman" w:hAnsi="Times New Roman" w:cs="Times New Roman"/>
+          <w:sz w:val="36"/>
+          <w:szCs w:val="36"/>
+        </w:rPr>
+      </w:pPr>
+    </w:p>
+    <w:p>
+      <w:pPr>
+        <w:rPr>
+          <w:rFonts w:ascii="Times New Roman" w:hAnsi="Times New Roman" w:cs="Times New Roman"/>
+          <w:b/>
+          <w:bCs/>
+          <w:sz w:val="36"/>
+          <w:szCs w:val="36"/>
+        </w:rPr>
+      </w:pPr>
+      <w:r>
+        <w:rPr>
+          <w:rFonts w:ascii="Times New Roman" w:hAnsi="Times New Roman" w:cs="Times New Roman"/>
+          <w:b/>
+          <w:bCs/>
           <w:sz w:val="36"/>
           <w:szCs w:val="36"/>
         </w:rPr>
@@ -2759,10 +4421,31 @@
       <w:r>
         <w:rPr>
           <w:rFonts w:ascii="Times New Roman" w:hAnsi="Times New Roman" w:cs="Times New Roman"/>
-          <w:sz w:val="36"/>
-          <w:szCs w:val="36"/>
-        </w:rPr>
-        <w:tab/>
+          <w:b/>
+          <w:bCs/>
+          <w:sz w:val="36"/>
+          <w:szCs w:val="36"/>
+        </w:rPr>
+        <w:tab/>
+      </w:r>
+      <w:r>
+        <w:rPr>
+          <w:rFonts w:ascii="Times New Roman" w:hAnsi="Times New Roman" w:cs="Times New Roman"/>
+          <w:b/>
+          <w:bCs/>
+          <w:sz w:val="36"/>
+          <w:szCs w:val="36"/>
+        </w:rPr>
+        <w:tab/>
+      </w:r>
+      <w:r>
+        <w:rPr>
+          <w:rFonts w:ascii="Times New Roman" w:hAnsi="Times New Roman" w:cs="Times New Roman"/>
+          <w:b/>
+          <w:bCs/>
+          <w:sz w:val="36"/>
+          <w:szCs w:val="36"/>
+        </w:rPr>
         <w:t>(8×0.5=4)</w:t>
       </w:r>
     </w:p>
@@ -2806,7 +4489,32 @@
           <w:szCs w:val="36"/>
         </w:rPr>
         <w:tab/>
-        <w:t>(</w:t>
+        <w:t>((don’t, doesn’t)</w:t>
+      </w:r>
+    </w:p>
+    <w:p>
+      <w:pPr>
+        <w:rPr>
+          <w:rFonts w:ascii="Times New Roman" w:hAnsi="Times New Roman" w:cs="Times New Roman"/>
+          <w:sz w:val="36"/>
+          <w:szCs w:val="36"/>
+        </w:rPr>
+      </w:pPr>
+      <w:r>
+        <w:rPr>
+          <w:rFonts w:ascii="Times New Roman" w:hAnsi="Times New Roman" w:cs="Times New Roman"/>
+          <w:sz w:val="36"/>
+          <w:szCs w:val="36"/>
+        </w:rPr>
+        <w:t xml:space="preserve">c) Elephants _____________eat flesh.           </w:t>
+      </w:r>
+      <w:r>
+        <w:rPr>
+          <w:rFonts w:ascii="Times New Roman" w:hAnsi="Times New Roman" w:cs="Times New Roman"/>
+          <w:sz w:val="36"/>
+          <w:szCs w:val="36"/>
+        </w:rPr>
+        <w:t xml:space="preserve"> </w:t>
       </w:r>
       <w:r>
         <w:rPr>
@@ -2831,7 +4539,7 @@
           <w:sz w:val="36"/>
           <w:szCs w:val="36"/>
         </w:rPr>
-        <w:t xml:space="preserve">c) Elephants _____________eat flesh.           </w:t>
+        <w:t>d) She __________ go to school on Saturday.</w:t>
       </w:r>
       <w:r>
         <w:rPr>
@@ -2864,7 +4572,15 @@
           <w:sz w:val="36"/>
           <w:szCs w:val="36"/>
         </w:rPr>
-        <w:t>d) She __________ go to school on Saturday.</w:t>
+        <w:t>e) You __________ fight with your friends.</w:t>
+      </w:r>
+      <w:r>
+        <w:rPr>
+          <w:rFonts w:ascii="Times New Roman" w:hAnsi="Times New Roman" w:cs="Times New Roman"/>
+          <w:sz w:val="36"/>
+          <w:szCs w:val="36"/>
+        </w:rPr>
+        <w:t xml:space="preserve">    </w:t>
       </w:r>
       <w:r>
         <w:rPr>
@@ -2897,81 +4613,25 @@
           <w:sz w:val="36"/>
           <w:szCs w:val="36"/>
         </w:rPr>
-        <w:t>e) You __________ fight with your friends.</w:t>
-      </w:r>
-      <w:r>
-        <w:rPr>
-          <w:rFonts w:ascii="Times New Roman" w:hAnsi="Times New Roman" w:cs="Times New Roman"/>
-          <w:sz w:val="36"/>
-          <w:szCs w:val="36"/>
-        </w:rPr>
-        <w:t xml:space="preserve">    </w:t>
-      </w:r>
-      <w:r>
-        <w:rPr>
-          <w:rFonts w:ascii="Times New Roman" w:hAnsi="Times New Roman" w:cs="Times New Roman"/>
-          <w:sz w:val="36"/>
-          <w:szCs w:val="36"/>
-        </w:rPr>
-        <w:t xml:space="preserve"> </w:t>
-      </w:r>
-      <w:r>
-        <w:rPr>
-          <w:rFonts w:ascii="Times New Roman" w:hAnsi="Times New Roman" w:cs="Times New Roman"/>
-          <w:sz w:val="36"/>
-          <w:szCs w:val="36"/>
-        </w:rPr>
-        <w:t>(don’t, doesn’t)</w:t>
-      </w:r>
-    </w:p>
-    <w:p>
-      <w:pPr>
-        <w:rPr>
-          <w:rFonts w:ascii="Times New Roman" w:hAnsi="Times New Roman" w:cs="Times New Roman"/>
-          <w:sz w:val="36"/>
-          <w:szCs w:val="36"/>
-        </w:rPr>
-      </w:pPr>
-      <w:r>
-        <w:rPr>
-          <w:rFonts w:ascii="Times New Roman" w:hAnsi="Times New Roman" w:cs="Times New Roman"/>
-          <w:sz w:val="36"/>
-          <w:szCs w:val="36"/>
-        </w:rPr>
-        <w:t xml:space="preserve">f) It ______________ open itself.                     </w:t>
-      </w:r>
-      <w:r>
-        <w:rPr>
-          <w:rFonts w:ascii="Times New Roman" w:hAnsi="Times New Roman" w:cs="Times New Roman"/>
-          <w:sz w:val="36"/>
-          <w:szCs w:val="36"/>
-        </w:rPr>
-        <w:t>(don’t, doesn’t)</w:t>
-      </w:r>
-    </w:p>
-    <w:p>
-      <w:pPr>
-        <w:rPr>
-          <w:rFonts w:ascii="Times New Roman" w:hAnsi="Times New Roman" w:cs="Times New Roman"/>
-          <w:sz w:val="36"/>
-          <w:szCs w:val="36"/>
-        </w:rPr>
-      </w:pPr>
-      <w:r>
-        <w:rPr>
-          <w:rFonts w:ascii="Times New Roman" w:hAnsi="Times New Roman" w:cs="Times New Roman"/>
-          <w:sz w:val="36"/>
-          <w:szCs w:val="36"/>
-        </w:rPr>
-        <w:t xml:space="preserve">g) They ____________ come late.                   </w:t>
-      </w:r>
-      <w:r>
-        <w:rPr>
-          <w:rFonts w:ascii="Times New Roman" w:hAnsi="Times New Roman" w:cs="Times New Roman"/>
-          <w:sz w:val="36"/>
-          <w:szCs w:val="36"/>
-        </w:rPr>
-        <w:t>(don’t, doesn’t)</w:t>
+        <w:t>f) It ______________ open itself.                     (don’t, doesn’t)</w:t>
+      </w:r>
+    </w:p>
+    <w:p>
+      <w:pPr>
+        <w:spacing w:after="0"/>
+        <w:rPr>
+          <w:rFonts w:ascii="Times New Roman" w:hAnsi="Times New Roman" w:cs="Times New Roman"/>
+          <w:sz w:val="36"/>
+          <w:szCs w:val="36"/>
+        </w:rPr>
+      </w:pPr>
+      <w:r>
+        <w:rPr>
+          <w:rFonts w:ascii="Times New Roman" w:hAnsi="Times New Roman" w:cs="Times New Roman"/>
+          <w:sz w:val="36"/>
+          <w:szCs w:val="36"/>
+        </w:rPr>
+        <w:t>g) They ____________ come late.                   (don’t, doesn’t)</w:t>
       </w:r>
     </w:p>
     <w:p>
@@ -3005,203 +4665,34 @@
           <w:szCs w:val="36"/>
         </w:rPr>
         <w:tab/>
-        <w:t xml:space="preserve">   </w:t>
-      </w:r>
-      <w:r>
-        <w:rPr>
-          <w:rFonts w:ascii="Times New Roman" w:hAnsi="Times New Roman" w:cs="Times New Roman"/>
-          <w:sz w:val="36"/>
-          <w:szCs w:val="36"/>
-        </w:rPr>
-        <w:t>(don’t, doesn’t)</w:t>
-      </w:r>
-    </w:p>
-    <w:p>
-      <w:pPr>
-        <w:rPr>
-          <w:rFonts w:ascii="Times New Roman" w:hAnsi="Times New Roman" w:cs="Times New Roman"/>
-          <w:sz w:val="36"/>
-          <w:szCs w:val="36"/>
-        </w:rPr>
-      </w:pPr>
-    </w:p>
-    <w:p>
-      <w:pPr>
-        <w:rPr>
-          <w:rFonts w:ascii="Times New Roman" w:hAnsi="Times New Roman" w:cs="Times New Roman"/>
-          <w:sz w:val="36"/>
-          <w:szCs w:val="36"/>
-        </w:rPr>
-      </w:pPr>
-    </w:p>
-    <w:p>
-      <w:pPr>
-        <w:rPr>
-          <w:rFonts w:ascii="Times New Roman" w:hAnsi="Times New Roman" w:cs="Times New Roman"/>
-          <w:sz w:val="36"/>
-          <w:szCs w:val="36"/>
-        </w:rPr>
-      </w:pPr>
-    </w:p>
-    <w:p>
-      <w:pPr>
-        <w:rPr>
-          <w:rFonts w:ascii="Times New Roman" w:hAnsi="Times New Roman" w:cs="Times New Roman"/>
-          <w:sz w:val="36"/>
-          <w:szCs w:val="36"/>
-        </w:rPr>
-      </w:pPr>
-    </w:p>
-    <w:p>
-      <w:pPr>
-        <w:rPr>
-          <w:rFonts w:ascii="Times New Roman" w:hAnsi="Times New Roman" w:cs="Times New Roman"/>
-          <w:sz w:val="36"/>
-          <w:szCs w:val="36"/>
-        </w:rPr>
-      </w:pPr>
-      <w:r>
-        <w:rPr>
-          <w:rFonts w:ascii="Times New Roman" w:hAnsi="Times New Roman" w:cs="Times New Roman"/>
-          <w:sz w:val="36"/>
-          <w:szCs w:val="36"/>
-        </w:rPr>
-        <w:tab/>
-      </w:r>
-      <w:r>
-        <w:rPr>
-          <w:rFonts w:ascii="Times New Roman" w:hAnsi="Times New Roman" w:cs="Times New Roman"/>
-          <w:sz w:val="36"/>
-          <w:szCs w:val="36"/>
-        </w:rPr>
-        <w:tab/>
-      </w:r>
-      <w:r>
-        <w:rPr>
-          <w:rFonts w:ascii="Times New Roman" w:hAnsi="Times New Roman" w:cs="Times New Roman"/>
-          <w:sz w:val="36"/>
-          <w:szCs w:val="36"/>
-        </w:rPr>
-        <w:tab/>
-      </w:r>
-      <w:r>
-        <w:rPr>
-          <w:rFonts w:ascii="Times New Roman" w:hAnsi="Times New Roman" w:cs="Times New Roman"/>
-          <w:sz w:val="36"/>
-          <w:szCs w:val="36"/>
-        </w:rPr>
-        <w:tab/>
+        <w:t xml:space="preserve">   (don’t, doesn’t)</w:t>
+      </w:r>
+    </w:p>
+    <w:p>
+      <w:pPr>
+        <w:jc w:val="center"/>
+        <w:rPr>
+          <w:rFonts w:ascii="Times New Roman" w:hAnsi="Times New Roman" w:cs="Times New Roman"/>
+          <w:b/>
+          <w:bCs/>
+          <w:sz w:val="28"/>
+          <w:szCs w:val="28"/>
+        </w:rPr>
+      </w:pPr>
+      <w:r>
+        <w:rPr>
+          <w:rFonts w:ascii="Times New Roman" w:hAnsi="Times New Roman" w:cs="Times New Roman"/>
+          <w:b/>
+          <w:bCs/>
+          <w:sz w:val="28"/>
+          <w:szCs w:val="28"/>
+        </w:rPr>
         <w:t>THE END</w:t>
       </w:r>
-    </w:p>
-    <w:p>
-      <w:pPr>
-        <w:rPr>
-          <w:rFonts w:ascii="Times New Roman" w:hAnsi="Times New Roman" w:cs="Times New Roman"/>
-          <w:sz w:val="36"/>
-          <w:szCs w:val="36"/>
-        </w:rPr>
-      </w:pPr>
-    </w:p>
-    <w:p>
-      <w:pPr>
-        <w:rPr>
-          <w:rFonts w:ascii="Times New Roman" w:hAnsi="Times New Roman" w:cs="Times New Roman"/>
-          <w:sz w:val="36"/>
-          <w:szCs w:val="36"/>
-        </w:rPr>
-      </w:pPr>
-    </w:p>
-    <w:p>
-      <w:pPr>
-        <w:rPr>
-          <w:rFonts w:ascii="Times New Roman" w:hAnsi="Times New Roman" w:cs="Times New Roman"/>
-          <w:sz w:val="36"/>
-          <w:szCs w:val="36"/>
-        </w:rPr>
-      </w:pPr>
-    </w:p>
-    <w:p>
-      <w:pPr>
-        <w:rPr>
-          <w:rFonts w:ascii="Times New Roman" w:hAnsi="Times New Roman" w:cs="Times New Roman"/>
-          <w:sz w:val="36"/>
-          <w:szCs w:val="36"/>
-        </w:rPr>
-      </w:pPr>
-    </w:p>
-    <w:p>
-      <w:pPr>
-        <w:rPr>
-          <w:rFonts w:ascii="Times New Roman" w:hAnsi="Times New Roman" w:cs="Times New Roman"/>
-          <w:sz w:val="36"/>
-          <w:szCs w:val="36"/>
-        </w:rPr>
-      </w:pPr>
-      <w:bookmarkStart w:id="0" w:name="_GoBack"/>
-      <w:bookmarkEnd w:id="0"/>
-    </w:p>
-    <w:p>
-      <w:pPr>
-        <w:rPr>
-          <w:rFonts w:ascii="Times New Roman" w:hAnsi="Times New Roman" w:cs="Times New Roman"/>
-          <w:sz w:val="36"/>
-          <w:szCs w:val="36"/>
-        </w:rPr>
-      </w:pPr>
-    </w:p>
-    <w:p>
-      <w:pPr>
-        <w:rPr>
-          <w:rFonts w:ascii="Times New Roman" w:hAnsi="Times New Roman" w:cs="Times New Roman"/>
-          <w:sz w:val="36"/>
-          <w:szCs w:val="36"/>
-        </w:rPr>
-      </w:pPr>
-    </w:p>
-    <w:p>
-      <w:pPr>
-        <w:rPr>
-          <w:rFonts w:ascii="Times New Roman" w:hAnsi="Times New Roman" w:cs="Times New Roman"/>
-          <w:sz w:val="36"/>
-          <w:szCs w:val="36"/>
-        </w:rPr>
-      </w:pPr>
-    </w:p>
-    <w:p>
-      <w:pPr>
-        <w:rPr>
-          <w:rFonts w:ascii="Times New Roman" w:hAnsi="Times New Roman" w:cs="Times New Roman"/>
-          <w:sz w:val="36"/>
-          <w:szCs w:val="36"/>
-        </w:rPr>
-      </w:pPr>
-    </w:p>
-    <w:p>
-      <w:pPr>
-        <w:rPr>
-          <w:rFonts w:ascii="Times New Roman" w:hAnsi="Times New Roman" w:cs="Times New Roman"/>
-          <w:b/>
-          <w:bCs/>
-          <w:sz w:val="36"/>
-          <w:szCs w:val="36"/>
-        </w:rPr>
-      </w:pPr>
-    </w:p>
-    <w:p>
-      <w:pPr>
-        <w:rPr>
-          <w:rFonts w:ascii="Times New Roman" w:hAnsi="Times New Roman" w:cs="Times New Roman"/>
-          <w:b/>
-          <w:bCs/>
-          <w:sz w:val="36"/>
-          <w:szCs w:val="36"/>
-        </w:rPr>
-      </w:pPr>
     </w:p>
     <w:sectPr>
       <w:pgSz w:w="11907" w:h="16839" w:code="9"/>
-      <w:pgMar w:top="1440" w:right="1440" w:bottom="1440" w:left="1440" w:header="720" w:footer="720" w:gutter="0"/>
+      <w:pgMar w:top="270" w:right="720" w:bottom="180" w:left="720" w:header="720" w:footer="720" w:gutter="0"/>
       <w:cols w:space="720"/>
       <w:docGrid w:linePitch="360"/>
     </w:sectPr>
@@ -3210,7 +4701,7 @@
 </file>
 
 <file path=word/styles.xml><?xml version="1.0" encoding="utf-8"?>
-<w:styles xmlns:mc="http://schemas.openxmlformats.org/markup-compatibility/2006" xmlns:r="http://schemas.openxmlformats.org/officeDocument/2006/relationships" xmlns:w="http://schemas.openxmlformats.org/wordprocessingml/2006/main" xmlns:w14="http://schemas.microsoft.com/office/word/2010/wordml" xmlns:w15="http://schemas.microsoft.com/office/word/2012/wordml" mc:Ignorable="w14 w15">
+<w:styles xmlns:mc="http://schemas.openxmlformats.org/markup-compatibility/2006" xmlns:r="http://schemas.openxmlformats.org/officeDocument/2006/relationships" xmlns:w="http://schemas.openxmlformats.org/wordprocessingml/2006/main" xmlns:w14="http://schemas.microsoft.com/office/word/2010/wordml" xmlns:w15="http://schemas.microsoft.com/office/word/2012/wordml" xmlns:w16cex="http://schemas.microsoft.com/office/word/2018/wordml/cex" xmlns:w16cid="http://schemas.microsoft.com/office/word/2016/wordml/cid" xmlns:w16="http://schemas.microsoft.com/office/word/2018/wordml" xmlns:w16du="http://schemas.microsoft.com/office/word/2023/wordml/word16du" xmlns:w16sdtdh="http://schemas.microsoft.com/office/word/2020/wordml/sdtdatahash" xmlns:w16sdtfl="http://schemas.microsoft.com/office/word/2024/wordml/sdtformatlock" xmlns:w16se="http://schemas.microsoft.com/office/word/2015/wordml/symex" mc:Ignorable="w14 w15 w16se w16cid w16 w16cex w16sdtdh w16sdtfl w16du">
   <w:docDefaults>
     <w:rPrDefault>
       <w:rPr>
@@ -3226,7 +4717,7 @@
       </w:pPr>
     </w:pPrDefault>
   </w:docDefaults>
-  <w:latentStyles w:defLockedState="0" w:defUIPriority="99" w:defSemiHidden="0" w:defUnhideWhenUsed="0" w:defQFormat="0" w:count="371">
+  <w:latentStyles w:defLockedState="0" w:defUIPriority="99" w:defSemiHidden="0" w:defUnhideWhenUsed="0" w:defQFormat="0" w:count="376">
     <w:lsdException w:name="Normal" w:uiPriority="0" w:qFormat="1"/>
     <w:lsdException w:name="heading 1" w:uiPriority="9" w:qFormat="1"/>
     <w:lsdException w:name="heading 2" w:semiHidden="1" w:uiPriority="9" w:unhideWhenUsed="1" w:qFormat="1"/>
@@ -3598,6 +5089,11 @@
     <w:lsdException w:name="List Table 5 Dark Accent 6" w:uiPriority="50"/>
     <w:lsdException w:name="List Table 6 Colorful Accent 6" w:uiPriority="51"/>
     <w:lsdException w:name="List Table 7 Colorful Accent 6" w:uiPriority="52"/>
+    <w:lsdException w:name="Mention" w:semiHidden="1" w:unhideWhenUsed="1"/>
+    <w:lsdException w:name="Smart Hyperlink" w:semiHidden="1" w:unhideWhenUsed="1"/>
+    <w:lsdException w:name="Hashtag" w:semiHidden="1" w:unhideWhenUsed="1"/>
+    <w:lsdException w:name="Unresolved Mention" w:semiHidden="1" w:unhideWhenUsed="1"/>
+    <w:lsdException w:name="Smart Link" w:semiHidden="1" w:unhideWhenUsed="1"/>
   </w:latentStyles>
   <w:style w:type="paragraph" w:default="1" w:styleId="Normal">
     <w:name w:val="Normal"/>
@@ -3667,12 +5163,6 @@
         <w:insideH w:val="single" w:sz="4" w:space="0" w:color="auto"/>
         <w:insideV w:val="single" w:sz="4" w:space="0" w:color="auto"/>
       </w:tblBorders>
-      <w:tblCellMar>
-        <w:top w:w="0" w:type="dxa"/>
-        <w:left w:w="108" w:type="dxa"/>
-        <w:bottom w:w="0" w:type="dxa"/>
-        <w:right w:w="108" w:type="dxa"/>
-      </w:tblCellMar>
     </w:tblPr>
   </w:style>
 </w:styles>

--- a/Received/two/2, english II.docx
+++ b/Received/two/2, english II.docx
@@ -530,7 +530,7 @@
           <w:sz w:val="24"/>
           <w:szCs w:val="24"/>
         </w:rPr>
-        <w:t xml:space="preserve"> </w:t>
+        <w:t xml:space="preserve"> 1 hr.</w:t>
       </w:r>
       <w:r>
         <w:rPr>
@@ -539,7 +539,7 @@
           <w:sz w:val="24"/>
           <w:szCs w:val="24"/>
         </w:rPr>
-        <w:t>1</w:t>
+        <w:tab/>
       </w:r>
       <w:r>
         <w:rPr>
@@ -548,7 +548,7 @@
           <w:sz w:val="24"/>
           <w:szCs w:val="24"/>
         </w:rPr>
-        <w:t xml:space="preserve"> hr.</w:t>
+        <w:tab/>
       </w:r>
       <w:r>
         <w:rPr>
@@ -590,24 +590,6 @@
         <w:rPr>
           <w:rFonts w:ascii="Times New Roman" w:hAnsi="Times New Roman" w:cs="Times New Roman"/>
           <w:b/>
-          <w:sz w:val="24"/>
-          <w:szCs w:val="24"/>
-        </w:rPr>
-        <w:tab/>
-      </w:r>
-      <w:r>
-        <w:rPr>
-          <w:rFonts w:ascii="Times New Roman" w:hAnsi="Times New Roman" w:cs="Times New Roman"/>
-          <w:b/>
-          <w:sz w:val="24"/>
-          <w:szCs w:val="24"/>
-        </w:rPr>
-        <w:tab/>
-      </w:r>
-      <w:r>
-        <w:rPr>
-          <w:rFonts w:ascii="Times New Roman" w:hAnsi="Times New Roman" w:cs="Times New Roman"/>
-          <w:b/>
           <w:sz w:val="28"/>
           <w:szCs w:val="28"/>
         </w:rPr>
@@ -620,16 +602,7 @@
           <w:sz w:val="28"/>
           <w:szCs w:val="28"/>
         </w:rPr>
-        <w:t xml:space="preserve"> 25</w:t>
-      </w:r>
-      <w:r>
-        <w:rPr>
-          <w:rFonts w:ascii="Times New Roman" w:hAnsi="Times New Roman" w:cs="Times New Roman"/>
-          <w:b/>
-          <w:sz w:val="28"/>
-          <w:szCs w:val="28"/>
-        </w:rPr>
-        <w:t xml:space="preserve"> </w:t>
+        <w:t xml:space="preserve"> 25 </w:t>
       </w:r>
       <w:r>
         <w:rPr>
@@ -670,16 +643,7 @@
           <w:sz w:val="28"/>
           <w:szCs w:val="28"/>
         </w:rPr>
-        <w:t xml:space="preserve"> </w:t>
-      </w:r>
-      <w:r>
-        <w:rPr>
-          <w:rFonts w:ascii="Times New Roman" w:hAnsi="Times New Roman" w:cs="Times New Roman"/>
-          <w:b/>
-          <w:sz w:val="28"/>
-          <w:szCs w:val="28"/>
-        </w:rPr>
-        <w:t>Eng II</w:t>
+        <w:t xml:space="preserve"> Eng II</w:t>
       </w:r>
     </w:p>
     <w:tbl>
@@ -2642,15 +2606,7 @@
           <w:sz w:val="36"/>
           <w:szCs w:val="36"/>
         </w:rPr>
-        <w:t>…………</w:t>
-      </w:r>
-      <w:r>
-        <w:rPr>
-          <w:rFonts w:ascii="Times New Roman" w:hAnsi="Times New Roman" w:cs="Times New Roman"/>
-          <w:sz w:val="36"/>
-          <w:szCs w:val="36"/>
-        </w:rPr>
-        <w:t>……</w:t>
+        <w:t>………………</w:t>
       </w:r>
     </w:p>
     <w:p>
@@ -2676,15 +2632,7 @@
           <w:sz w:val="36"/>
           <w:szCs w:val="36"/>
         </w:rPr>
-        <w:t>…………</w:t>
-      </w:r>
-      <w:r>
-        <w:rPr>
-          <w:rFonts w:ascii="Times New Roman" w:hAnsi="Times New Roman" w:cs="Times New Roman"/>
-          <w:sz w:val="36"/>
-          <w:szCs w:val="36"/>
-        </w:rPr>
-        <w:t>…</w:t>
+        <w:t>……………</w:t>
       </w:r>
     </w:p>
     <w:p>
@@ -3591,8 +3539,8 @@
           <w:rFonts w:ascii="Times New Roman" w:hAnsi="Times New Roman" w:cs="Times New Roman"/>
           <w:b/>
           <w:bCs/>
-          <w:sz w:val="36"/>
-          <w:szCs w:val="36"/>
+          <w:sz w:val="18"/>
+          <w:szCs w:val="18"/>
         </w:rPr>
       </w:pPr>
     </w:p>
@@ -3725,6 +3673,40 @@
     </w:p>
     <w:p>
       <w:pPr>
+        <w:spacing w:after="0" w:line="360" w:lineRule="auto"/>
+        <w:rPr>
+          <w:rFonts w:ascii="Times New Roman" w:hAnsi="Times New Roman" w:cs="Times New Roman"/>
+          <w:sz w:val="36"/>
+          <w:szCs w:val="36"/>
+        </w:rPr>
+      </w:pPr>
+      <w:r>
+        <w:rPr>
+          <w:rFonts w:ascii="Times New Roman" w:hAnsi="Times New Roman" w:cs="Times New Roman"/>
+          <w:sz w:val="36"/>
+          <w:szCs w:val="36"/>
+        </w:rPr>
+        <w:t>c) happy ______________ (</w:t>
+      </w:r>
+      <w:r>
+        <w:rPr>
+          <w:rFonts w:ascii="Times New Roman" w:hAnsi="Times New Roman" w:cs="Times New Roman"/>
+          <w:sz w:val="36"/>
+          <w:szCs w:val="36"/>
+        </w:rPr>
+        <w:t>glad,</w:t>
+      </w:r>
+      <w:r>
+        <w:rPr>
+          <w:rFonts w:ascii="Times New Roman" w:hAnsi="Times New Roman" w:cs="Times New Roman"/>
+          <w:sz w:val="36"/>
+          <w:szCs w:val="36"/>
+        </w:rPr>
+        <w:t xml:space="preserve"> sad)</w:t>
+      </w:r>
+    </w:p>
+    <w:p>
+      <w:pPr>
         <w:spacing w:after="0"/>
         <w:rPr>
           <w:rFonts w:ascii="Times New Roman" w:hAnsi="Times New Roman" w:cs="Times New Roman"/>
@@ -3738,23 +3720,7 @@
           <w:sz w:val="36"/>
           <w:szCs w:val="36"/>
         </w:rPr>
-        <w:t>c) happy ______________ (</w:t>
-      </w:r>
-      <w:r>
-        <w:rPr>
-          <w:rFonts w:ascii="Times New Roman" w:hAnsi="Times New Roman" w:cs="Times New Roman"/>
-          <w:sz w:val="36"/>
-          <w:szCs w:val="36"/>
-        </w:rPr>
-        <w:t>glad,</w:t>
-      </w:r>
-      <w:r>
-        <w:rPr>
-          <w:rFonts w:ascii="Times New Roman" w:hAnsi="Times New Roman" w:cs="Times New Roman"/>
-          <w:sz w:val="36"/>
-          <w:szCs w:val="36"/>
-        </w:rPr>
-        <w:t xml:space="preserve"> sad)</w:t>
+        <w:t>d) beautiful ________________ (pretty, ugly)</w:t>
       </w:r>
     </w:p>
     <w:p>
@@ -3765,8 +3731,6 @@
           <w:rFonts w:ascii="Times New Roman" w:hAnsi="Times New Roman" w:cs="Times New Roman"/>
           <w:b/>
           <w:bCs/>
-          <w:sz w:val="36"/>
-          <w:szCs w:val="36"/>
         </w:rPr>
       </w:pPr>
     </w:p>
@@ -4393,8 +4357,8 @@
         <w:spacing w:after="0"/>
         <w:rPr>
           <w:rFonts w:ascii="Times New Roman" w:hAnsi="Times New Roman" w:cs="Times New Roman"/>
-          <w:sz w:val="36"/>
-          <w:szCs w:val="36"/>
+          <w:sz w:val="20"/>
+          <w:szCs w:val="20"/>
         </w:rPr>
       </w:pPr>
     </w:p>

--- a/Received/two/2, english II.docx
+++ b/Received/two/2, english II.docx
@@ -1031,6 +1031,27 @@
       <w:pPr>
         <w:rPr>
           <w:rFonts w:ascii="Times New Roman" w:hAnsi="Times New Roman" w:cs="Times New Roman"/>
+          <w:b/>
+          <w:bCs/>
+          <w:sz w:val="36"/>
+          <w:szCs w:val="36"/>
+        </w:rPr>
+      </w:pPr>
+      <w:r>
+        <w:rPr>
+          <w:rFonts w:ascii="Times New Roman" w:hAnsi="Times New Roman" w:cs="Times New Roman"/>
+          <w:b/>
+          <w:bCs/>
+          <w:sz w:val="36"/>
+          <w:szCs w:val="36"/>
+        </w:rPr>
+        <w:t>1. Read the passage and do the activities given below.</w:t>
+      </w:r>
+    </w:p>
+    <w:p>
+      <w:pPr>
+        <w:rPr>
+          <w:rFonts w:ascii="Times New Roman" w:hAnsi="Times New Roman" w:cs="Times New Roman"/>
           <w:sz w:val="36"/>
           <w:szCs w:val="36"/>
         </w:rPr>
@@ -1089,7 +1110,23 @@
           <w:sz w:val="36"/>
           <w:szCs w:val="36"/>
         </w:rPr>
-        <w:t>Sam. At the end of the, Emma feels happy.</w:t>
+        <w:t>Sam. At the end of the</w:t>
+      </w:r>
+      <w:r>
+        <w:rPr>
+          <w:rFonts w:ascii="Times New Roman" w:hAnsi="Times New Roman" w:cs="Times New Roman"/>
+          <w:sz w:val="36"/>
+          <w:szCs w:val="36"/>
+        </w:rPr>
+        <w:t xml:space="preserve"> day</w:t>
+      </w:r>
+      <w:r>
+        <w:rPr>
+          <w:rFonts w:ascii="Times New Roman" w:hAnsi="Times New Roman" w:cs="Times New Roman"/>
+          <w:sz w:val="36"/>
+          <w:szCs w:val="36"/>
+        </w:rPr>
+        <w:t>, Emma feels happy.</w:t>
       </w:r>
     </w:p>
     <w:p>
@@ -1132,6 +1169,67 @@
         </w:rPr>
         <w:t>Choose the correct answers.</w:t>
       </w:r>
+      <w:r>
+        <w:rPr>
+          <w:rFonts w:ascii="Times New Roman" w:hAnsi="Times New Roman" w:cs="Times New Roman"/>
+          <w:b/>
+          <w:bCs/>
+          <w:sz w:val="36"/>
+          <w:szCs w:val="36"/>
+        </w:rPr>
+        <w:tab/>
+      </w:r>
+      <w:r>
+        <w:rPr>
+          <w:rFonts w:ascii="Times New Roman" w:hAnsi="Times New Roman" w:cs="Times New Roman"/>
+          <w:b/>
+          <w:bCs/>
+          <w:sz w:val="36"/>
+          <w:szCs w:val="36"/>
+        </w:rPr>
+        <w:tab/>
+      </w:r>
+      <w:r>
+        <w:rPr>
+          <w:rFonts w:ascii="Times New Roman" w:hAnsi="Times New Roman" w:cs="Times New Roman"/>
+          <w:b/>
+          <w:bCs/>
+          <w:sz w:val="36"/>
+          <w:szCs w:val="36"/>
+        </w:rPr>
+        <w:tab/>
+      </w:r>
+      <w:r>
+        <w:rPr>
+          <w:rFonts w:ascii="Times New Roman" w:hAnsi="Times New Roman" w:cs="Times New Roman"/>
+          <w:b/>
+          <w:bCs/>
+          <w:sz w:val="36"/>
+          <w:szCs w:val="36"/>
+        </w:rPr>
+        <w:tab/>
+      </w:r>
+      <w:r>
+        <w:rPr>
+          <w:rFonts w:ascii="Times New Roman" w:hAnsi="Times New Roman" w:cs="Times New Roman"/>
+          <w:b/>
+          <w:bCs/>
+          <w:sz w:val="36"/>
+          <w:szCs w:val="36"/>
+        </w:rPr>
+        <w:tab/>
+      </w:r>
+      <w:r>
+        <w:rPr>
+          <w:rFonts w:ascii="Times New Roman" w:hAnsi="Times New Roman" w:cs="Times New Roman"/>
+          <w:b/>
+          <w:bCs/>
+          <w:sz w:val="36"/>
+          <w:szCs w:val="36"/>
+        </w:rPr>
+        <w:tab/>
+        <w:t>(5×1=5)</w:t>
+      </w:r>
     </w:p>
     <w:p>
       <w:pPr>
@@ -1401,6 +1499,14 @@
         </w:rPr>
         <w:t xml:space="preserve">What </w:t>
       </w:r>
+      <w:r>
+        <w:rPr>
+          <w:rFonts w:ascii="Times New Roman" w:hAnsi="Times New Roman" w:cs="Times New Roman"/>
+          <w:sz w:val="36"/>
+          <w:szCs w:val="36"/>
+        </w:rPr>
+        <w:t xml:space="preserve">is the </w:t>
+      </w:r>
       <w:proofErr w:type="spellStart"/>
       <w:r>
         <w:rPr>
@@ -1417,7 +1523,23 @@
           <w:sz w:val="36"/>
           <w:szCs w:val="36"/>
         </w:rPr>
-        <w:t xml:space="preserve"> is Emma’s bag?</w:t>
+        <w:t xml:space="preserve"> </w:t>
+      </w:r>
+      <w:r>
+        <w:rPr>
+          <w:rFonts w:ascii="Times New Roman" w:hAnsi="Times New Roman" w:cs="Times New Roman"/>
+          <w:sz w:val="36"/>
+          <w:szCs w:val="36"/>
+        </w:rPr>
+        <w:t>of</w:t>
+      </w:r>
+      <w:r>
+        <w:rPr>
+          <w:rFonts w:ascii="Times New Roman" w:hAnsi="Times New Roman" w:cs="Times New Roman"/>
+          <w:sz w:val="36"/>
+          <w:szCs w:val="36"/>
+        </w:rPr>
+        <w:t xml:space="preserve"> Emma’s bag?</w:t>
       </w:r>
     </w:p>
     <w:p>
@@ -1694,8 +1816,8 @@
       <w:pPr>
         <w:rPr>
           <w:rFonts w:ascii="Times New Roman" w:hAnsi="Times New Roman" w:cs="Times New Roman"/>
-          <w:sz w:val="36"/>
-          <w:szCs w:val="36"/>
+          <w:sz w:val="2"/>
+          <w:szCs w:val="2"/>
         </w:rPr>
       </w:pPr>
     </w:p>
@@ -1869,6 +1991,7 @@
     </w:p>
     <w:p>
       <w:pPr>
+        <w:spacing w:line="480" w:lineRule="auto"/>
         <w:rPr>
           <w:rFonts w:ascii="Times New Roman" w:hAnsi="Times New Roman" w:cs="Times New Roman"/>
           <w:sz w:val="36"/>
@@ -1918,6 +2041,7 @@
     </w:p>
     <w:p>
       <w:pPr>
+        <w:spacing w:line="480" w:lineRule="auto"/>
         <w:rPr>
           <w:rFonts w:ascii="Times New Roman" w:hAnsi="Times New Roman" w:cs="Times New Roman"/>
           <w:sz w:val="36"/>
@@ -1956,28 +2080,6 @@
         </w:rPr>
         <w:t>d) child = …………………</w:t>
       </w:r>
-    </w:p>
-    <w:p>
-      <w:pPr>
-        <w:rPr>
-          <w:rFonts w:ascii="Times New Roman" w:hAnsi="Times New Roman" w:cs="Times New Roman"/>
-          <w:b/>
-          <w:bCs/>
-          <w:sz w:val="36"/>
-          <w:szCs w:val="36"/>
-        </w:rPr>
-      </w:pPr>
-    </w:p>
-    <w:p>
-      <w:pPr>
-        <w:rPr>
-          <w:rFonts w:ascii="Times New Roman" w:hAnsi="Times New Roman" w:cs="Times New Roman"/>
-          <w:b/>
-          <w:bCs/>
-          <w:sz w:val="36"/>
-          <w:szCs w:val="36"/>
-        </w:rPr>
-      </w:pPr>
     </w:p>
     <w:p>
       <w:pPr>
@@ -2104,29 +2206,27 @@
           <w:sz w:val="36"/>
           <w:szCs w:val="36"/>
         </w:rPr>
-        <w:t xml:space="preserve">Write ‘S’ for </w:t>
-      </w:r>
-      <w:proofErr w:type="spellStart"/>
-      <w:r>
-        <w:rPr>
-          <w:rFonts w:ascii="Times New Roman" w:hAnsi="Times New Roman" w:cs="Times New Roman"/>
-          <w:b/>
-          <w:bCs/>
-          <w:sz w:val="36"/>
-          <w:szCs w:val="36"/>
-        </w:rPr>
-        <w:t>ststement</w:t>
-      </w:r>
-      <w:proofErr w:type="spellEnd"/>
-      <w:r>
-        <w:rPr>
-          <w:rFonts w:ascii="Times New Roman" w:hAnsi="Times New Roman" w:cs="Times New Roman"/>
-          <w:b/>
-          <w:bCs/>
-          <w:sz w:val="36"/>
-          <w:szCs w:val="36"/>
-        </w:rPr>
-        <w:t xml:space="preserve"> and ‘Q’ for questions.</w:t>
+        <w:t>Write ‘S’ for st</w:t>
+      </w:r>
+      <w:r>
+        <w:rPr>
+          <w:rFonts w:ascii="Times New Roman" w:hAnsi="Times New Roman" w:cs="Times New Roman"/>
+          <w:b/>
+          <w:bCs/>
+          <w:sz w:val="36"/>
+          <w:szCs w:val="36"/>
+        </w:rPr>
+        <w:t>a</w:t>
+      </w:r>
+      <w:r>
+        <w:rPr>
+          <w:rFonts w:ascii="Times New Roman" w:hAnsi="Times New Roman" w:cs="Times New Roman"/>
+          <w:b/>
+          <w:bCs/>
+          <w:sz w:val="36"/>
+          <w:szCs w:val="36"/>
+        </w:rPr>
+        <w:t>tement and ‘Q’ for questions.</w:t>
       </w:r>
       <w:r>
         <w:rPr>
@@ -2717,43 +2817,31 @@
       <w:pPr>
         <w:rPr>
           <w:rFonts w:ascii="Times New Roman" w:hAnsi="Times New Roman" w:cs="Times New Roman"/>
-          <w:sz w:val="36"/>
-          <w:szCs w:val="36"/>
-        </w:rPr>
-      </w:pPr>
-    </w:p>
-    <w:p>
-      <w:pPr>
-        <w:rPr>
-          <w:rFonts w:ascii="Times New Roman" w:hAnsi="Times New Roman" w:cs="Times New Roman"/>
-          <w:b/>
-          <w:bCs/>
-          <w:sz w:val="36"/>
-          <w:szCs w:val="36"/>
-        </w:rPr>
-      </w:pPr>
-      <w:r>
-        <w:rPr>
-          <w:rFonts w:ascii="Times New Roman" w:hAnsi="Times New Roman" w:cs="Times New Roman"/>
-          <w:b/>
-          <w:bCs/>
-          <w:sz w:val="36"/>
-          <w:szCs w:val="36"/>
-        </w:rPr>
-        <w:t xml:space="preserve">5. Fill in the blanks with </w:t>
-      </w:r>
-      <w:proofErr w:type="gramStart"/>
-      <w:r>
-        <w:rPr>
-          <w:rFonts w:ascii="Times New Roman" w:hAnsi="Times New Roman" w:cs="Times New Roman"/>
-          <w:b/>
-          <w:bCs/>
-          <w:sz w:val="36"/>
-          <w:szCs w:val="36"/>
-        </w:rPr>
-        <w:t>He ,</w:t>
-      </w:r>
-      <w:proofErr w:type="gramEnd"/>
+          <w:sz w:val="16"/>
+          <w:szCs w:val="16"/>
+        </w:rPr>
+      </w:pPr>
+    </w:p>
+    <w:p>
+      <w:pPr>
+        <w:rPr>
+          <w:rFonts w:ascii="Times New Roman" w:hAnsi="Times New Roman" w:cs="Times New Roman"/>
+          <w:b/>
+          <w:bCs/>
+          <w:sz w:val="36"/>
+          <w:szCs w:val="36"/>
+        </w:rPr>
+      </w:pPr>
+      <w:r>
+        <w:rPr>
+          <w:rFonts w:ascii="Times New Roman" w:hAnsi="Times New Roman" w:cs="Times New Roman"/>
+          <w:b/>
+          <w:bCs/>
+          <w:sz w:val="36"/>
+          <w:szCs w:val="36"/>
+        </w:rPr>
+        <w:t>5. Fill in the blanks with He, She,</w:t>
+      </w:r>
       <w:r>
         <w:rPr>
           <w:rFonts w:ascii="Times New Roman" w:hAnsi="Times New Roman" w:cs="Times New Roman"/>
@@ -2764,27 +2852,35 @@
         </w:rPr>
         <w:t xml:space="preserve"> </w:t>
       </w:r>
-      <w:proofErr w:type="gramStart"/>
-      <w:r>
-        <w:rPr>
-          <w:rFonts w:ascii="Times New Roman" w:hAnsi="Times New Roman" w:cs="Times New Roman"/>
-          <w:b/>
-          <w:bCs/>
-          <w:sz w:val="36"/>
-          <w:szCs w:val="36"/>
-        </w:rPr>
-        <w:t>She ,It</w:t>
-      </w:r>
-      <w:proofErr w:type="gramEnd"/>
-      <w:r>
-        <w:rPr>
-          <w:rFonts w:ascii="Times New Roman" w:hAnsi="Times New Roman" w:cs="Times New Roman"/>
-          <w:b/>
-          <w:bCs/>
-          <w:sz w:val="36"/>
-          <w:szCs w:val="36"/>
-        </w:rPr>
-        <w:t xml:space="preserve"> and They.</w:t>
+      <w:r>
+        <w:rPr>
+          <w:rFonts w:ascii="Times New Roman" w:hAnsi="Times New Roman" w:cs="Times New Roman"/>
+          <w:b/>
+          <w:bCs/>
+          <w:sz w:val="36"/>
+          <w:szCs w:val="36"/>
+        </w:rPr>
+        <w:t xml:space="preserve">It </w:t>
+      </w:r>
+      <w:r>
+        <w:rPr>
+          <w:rFonts w:ascii="Times New Roman" w:hAnsi="Times New Roman" w:cs="Times New Roman"/>
+          <w:b/>
+          <w:bCs/>
+          <w:sz w:val="36"/>
+          <w:szCs w:val="36"/>
+        </w:rPr>
+        <w:t>or</w:t>
+      </w:r>
+      <w:r>
+        <w:rPr>
+          <w:rFonts w:ascii="Times New Roman" w:hAnsi="Times New Roman" w:cs="Times New Roman"/>
+          <w:b/>
+          <w:bCs/>
+          <w:sz w:val="36"/>
+          <w:szCs w:val="36"/>
+        </w:rPr>
+        <w:t xml:space="preserve"> They.</w:t>
       </w:r>
       <w:r>
         <w:rPr>
@@ -2963,7 +3059,7 @@
     </w:p>
     <w:p>
       <w:pPr>
-        <w:spacing w:after="240"/>
+        <w:spacing w:after="240" w:line="360" w:lineRule="auto"/>
         <w:rPr>
           <w:rFonts w:ascii="Times New Roman" w:hAnsi="Times New Roman" w:cs="Times New Roman"/>
           <w:sz w:val="36"/>
@@ -2999,7 +3095,7 @@
     </w:p>
     <w:p>
       <w:pPr>
-        <w:spacing w:after="240"/>
+        <w:spacing w:after="240" w:line="240" w:lineRule="auto"/>
         <w:rPr>
           <w:rFonts w:ascii="Times New Roman" w:hAnsi="Times New Roman" w:cs="Times New Roman"/>
           <w:sz w:val="36"/>
@@ -3017,10 +3113,11 @@
     </w:p>
     <w:p>
       <w:pPr>
-        <w:rPr>
-          <w:rFonts w:ascii="Times New Roman" w:hAnsi="Times New Roman" w:cs="Times New Roman"/>
-          <w:sz w:val="36"/>
-          <w:szCs w:val="36"/>
+        <w:spacing w:after="240" w:line="240" w:lineRule="auto"/>
+        <w:rPr>
+          <w:rFonts w:ascii="Times New Roman" w:hAnsi="Times New Roman" w:cs="Times New Roman"/>
+          <w:sz w:val="10"/>
+          <w:szCs w:val="10"/>
         </w:rPr>
       </w:pPr>
     </w:p>
@@ -3261,10 +3358,24 @@
     </w:p>
     <w:p>
       <w:pPr>
-        <w:rPr>
-          <w:rFonts w:ascii="Times New Roman" w:hAnsi="Times New Roman" w:cs="Times New Roman"/>
-          <w:sz w:val="36"/>
-          <w:szCs w:val="36"/>
+        <w:tabs>
+          <w:tab w:val="left" w:pos="1253"/>
+        </w:tabs>
+        <w:rPr>
+          <w:rFonts w:ascii="Times New Roman" w:hAnsi="Times New Roman" w:cs="Times New Roman"/>
+          <w:sz w:val="36"/>
+          <w:szCs w:val="36"/>
+        </w:rPr>
+      </w:pPr>
+    </w:p>
+    <w:p>
+      <w:pPr>
+        <w:tabs>
+          <w:tab w:val="left" w:pos="1253"/>
+        </w:tabs>
+        <w:spacing w:line="240" w:lineRule="auto"/>
+        <w:rPr>
+          <w:rFonts w:ascii="Times New Roman" w:hAnsi="Times New Roman" w:cs="Times New Roman"/>
         </w:rPr>
       </w:pPr>
     </w:p>
@@ -3279,228 +3390,215 @@
           <w:szCs w:val="36"/>
         </w:rPr>
       </w:pPr>
+      <w:r>
+        <w:rPr>
+          <w:rFonts w:ascii="Times New Roman" w:hAnsi="Times New Roman" w:cs="Times New Roman"/>
+          <w:b/>
+          <w:bCs/>
+          <w:sz w:val="36"/>
+          <w:szCs w:val="36"/>
+        </w:rPr>
+        <w:lastRenderedPageBreak/>
+        <w:t>7.</w:t>
+      </w:r>
+      <w:r>
+        <w:rPr>
+          <w:rFonts w:ascii="Times New Roman" w:hAnsi="Times New Roman" w:cs="Times New Roman"/>
+          <w:b/>
+          <w:bCs/>
+          <w:sz w:val="36"/>
+          <w:szCs w:val="36"/>
+        </w:rPr>
+        <w:t xml:space="preserve"> </w:t>
+      </w:r>
+      <w:r>
+        <w:rPr>
+          <w:rFonts w:ascii="Times New Roman" w:hAnsi="Times New Roman" w:cs="Times New Roman"/>
+          <w:b/>
+          <w:bCs/>
+          <w:sz w:val="36"/>
+          <w:szCs w:val="36"/>
+        </w:rPr>
+        <w:t>Underline the adjectives.</w:t>
+      </w:r>
+      <w:r>
+        <w:rPr>
+          <w:rFonts w:ascii="Times New Roman" w:hAnsi="Times New Roman" w:cs="Times New Roman"/>
+          <w:b/>
+          <w:bCs/>
+          <w:sz w:val="36"/>
+          <w:szCs w:val="36"/>
+        </w:rPr>
+        <w:tab/>
+      </w:r>
+      <w:r>
+        <w:rPr>
+          <w:rFonts w:ascii="Times New Roman" w:hAnsi="Times New Roman" w:cs="Times New Roman"/>
+          <w:b/>
+          <w:bCs/>
+          <w:sz w:val="36"/>
+          <w:szCs w:val="36"/>
+        </w:rPr>
+        <w:tab/>
+      </w:r>
+      <w:r>
+        <w:rPr>
+          <w:rFonts w:ascii="Times New Roman" w:hAnsi="Times New Roman" w:cs="Times New Roman"/>
+          <w:b/>
+          <w:bCs/>
+          <w:sz w:val="36"/>
+          <w:szCs w:val="36"/>
+        </w:rPr>
+        <w:tab/>
+      </w:r>
+      <w:r>
+        <w:rPr>
+          <w:rFonts w:ascii="Times New Roman" w:hAnsi="Times New Roman" w:cs="Times New Roman"/>
+          <w:b/>
+          <w:bCs/>
+          <w:sz w:val="36"/>
+          <w:szCs w:val="36"/>
+        </w:rPr>
+        <w:tab/>
+      </w:r>
+      <w:r>
+        <w:rPr>
+          <w:rFonts w:ascii="Times New Roman" w:hAnsi="Times New Roman" w:cs="Times New Roman"/>
+          <w:b/>
+          <w:bCs/>
+          <w:sz w:val="36"/>
+          <w:szCs w:val="36"/>
+        </w:rPr>
+        <w:tab/>
+      </w:r>
+      <w:r>
+        <w:rPr>
+          <w:rFonts w:ascii="Times New Roman" w:hAnsi="Times New Roman" w:cs="Times New Roman"/>
+          <w:b/>
+          <w:bCs/>
+          <w:sz w:val="36"/>
+          <w:szCs w:val="36"/>
+        </w:rPr>
+        <w:tab/>
+      </w:r>
+      <w:r>
+        <w:rPr>
+          <w:rFonts w:ascii="Times New Roman" w:hAnsi="Times New Roman" w:cs="Times New Roman"/>
+          <w:b/>
+          <w:bCs/>
+          <w:sz w:val="36"/>
+          <w:szCs w:val="36"/>
+        </w:rPr>
+        <w:tab/>
+      </w:r>
+      <w:r>
+        <w:rPr>
+          <w:rFonts w:ascii="Times New Roman" w:hAnsi="Times New Roman" w:cs="Times New Roman"/>
+          <w:b/>
+          <w:bCs/>
+          <w:sz w:val="36"/>
+          <w:szCs w:val="36"/>
+        </w:rPr>
+        <w:t>(4×0.5=2)</w:t>
+      </w:r>
+    </w:p>
+    <w:p>
+      <w:pPr>
+        <w:spacing w:after="120"/>
+        <w:rPr>
+          <w:rFonts w:ascii="Times New Roman" w:hAnsi="Times New Roman" w:cs="Times New Roman"/>
+          <w:sz w:val="36"/>
+          <w:szCs w:val="36"/>
+        </w:rPr>
+      </w:pPr>
+      <w:r>
+        <w:rPr>
+          <w:rFonts w:ascii="Times New Roman" w:hAnsi="Times New Roman" w:cs="Times New Roman"/>
+          <w:sz w:val="36"/>
+          <w:szCs w:val="36"/>
+        </w:rPr>
+        <w:t>e.g.</w:t>
+      </w:r>
+      <w:r>
+        <w:rPr>
+          <w:rFonts w:ascii="Times New Roman" w:hAnsi="Times New Roman" w:cs="Times New Roman"/>
+          <w:sz w:val="36"/>
+          <w:szCs w:val="36"/>
+        </w:rPr>
+        <w:t xml:space="preserve"> You are </w:t>
+      </w:r>
+      <w:r>
+        <w:rPr>
+          <w:rFonts w:ascii="Times New Roman" w:hAnsi="Times New Roman" w:cs="Times New Roman"/>
+          <w:sz w:val="36"/>
+          <w:szCs w:val="36"/>
+          <w:u w:val="single"/>
+        </w:rPr>
+        <w:t>kind</w:t>
+      </w:r>
+      <w:r>
+        <w:rPr>
+          <w:rFonts w:ascii="Times New Roman" w:hAnsi="Times New Roman" w:cs="Times New Roman"/>
+          <w:sz w:val="36"/>
+          <w:szCs w:val="36"/>
+        </w:rPr>
+        <w:t xml:space="preserve"> boy.</w:t>
+      </w:r>
+    </w:p>
+    <w:p>
+      <w:pPr>
+        <w:rPr>
+          <w:rFonts w:ascii="Times New Roman" w:hAnsi="Times New Roman" w:cs="Times New Roman"/>
+          <w:sz w:val="36"/>
+          <w:szCs w:val="36"/>
+        </w:rPr>
+      </w:pPr>
+      <w:r>
+        <w:rPr>
+          <w:rFonts w:ascii="Times New Roman" w:hAnsi="Times New Roman" w:cs="Times New Roman"/>
+          <w:sz w:val="36"/>
+          <w:szCs w:val="36"/>
+        </w:rPr>
+        <w:t>a) I don’t like red pen.</w:t>
+      </w:r>
+    </w:p>
+    <w:p>
+      <w:pPr>
+        <w:rPr>
+          <w:rFonts w:ascii="Times New Roman" w:hAnsi="Times New Roman" w:cs="Times New Roman"/>
+          <w:sz w:val="36"/>
+          <w:szCs w:val="36"/>
+        </w:rPr>
+      </w:pPr>
+      <w:r>
+        <w:rPr>
+          <w:rFonts w:ascii="Times New Roman" w:hAnsi="Times New Roman" w:cs="Times New Roman"/>
+          <w:sz w:val="36"/>
+          <w:szCs w:val="36"/>
+        </w:rPr>
+        <w:t>b) That was not a tall boy.</w:t>
+      </w:r>
+    </w:p>
+    <w:p>
+      <w:pPr>
+        <w:rPr>
+          <w:rFonts w:ascii="Times New Roman" w:hAnsi="Times New Roman" w:cs="Times New Roman"/>
+          <w:sz w:val="36"/>
+          <w:szCs w:val="36"/>
+        </w:rPr>
+      </w:pPr>
+      <w:r>
+        <w:rPr>
+          <w:rFonts w:ascii="Times New Roman" w:hAnsi="Times New Roman" w:cs="Times New Roman"/>
+          <w:sz w:val="36"/>
+          <w:szCs w:val="36"/>
+        </w:rPr>
+        <w:t>c) She is a pretty girl.</w:t>
+      </w:r>
     </w:p>
     <w:p>
       <w:pPr>
         <w:spacing w:after="0" w:line="240" w:lineRule="auto"/>
-        <w:rPr>
-          <w:rFonts w:ascii="Times New Roman" w:hAnsi="Times New Roman" w:cs="Times New Roman"/>
-          <w:b/>
-          <w:bCs/>
-          <w:sz w:val="36"/>
-          <w:szCs w:val="36"/>
-        </w:rPr>
-      </w:pPr>
-      <w:r>
-        <w:rPr>
-          <w:rFonts w:ascii="Times New Roman" w:hAnsi="Times New Roman" w:cs="Times New Roman"/>
-          <w:b/>
-          <w:bCs/>
-          <w:sz w:val="36"/>
-          <w:szCs w:val="36"/>
-        </w:rPr>
-        <w:t>7.</w:t>
-      </w:r>
-      <w:r>
-        <w:rPr>
-          <w:rFonts w:ascii="Times New Roman" w:hAnsi="Times New Roman" w:cs="Times New Roman"/>
-          <w:b/>
-          <w:bCs/>
-          <w:sz w:val="36"/>
-          <w:szCs w:val="36"/>
-        </w:rPr>
-        <w:t xml:space="preserve"> </w:t>
-      </w:r>
-      <w:r>
-        <w:rPr>
-          <w:rFonts w:ascii="Times New Roman" w:hAnsi="Times New Roman" w:cs="Times New Roman"/>
-          <w:b/>
-          <w:bCs/>
-          <w:sz w:val="36"/>
-          <w:szCs w:val="36"/>
-        </w:rPr>
-        <w:t>Underline the adjectives.</w:t>
-      </w:r>
-      <w:r>
-        <w:rPr>
-          <w:rFonts w:ascii="Times New Roman" w:hAnsi="Times New Roman" w:cs="Times New Roman"/>
-          <w:b/>
-          <w:bCs/>
-          <w:sz w:val="36"/>
-          <w:szCs w:val="36"/>
-        </w:rPr>
-        <w:tab/>
-      </w:r>
-      <w:r>
-        <w:rPr>
-          <w:rFonts w:ascii="Times New Roman" w:hAnsi="Times New Roman" w:cs="Times New Roman"/>
-          <w:b/>
-          <w:bCs/>
-          <w:sz w:val="36"/>
-          <w:szCs w:val="36"/>
-        </w:rPr>
-        <w:tab/>
-      </w:r>
-      <w:r>
-        <w:rPr>
-          <w:rFonts w:ascii="Times New Roman" w:hAnsi="Times New Roman" w:cs="Times New Roman"/>
-          <w:b/>
-          <w:bCs/>
-          <w:sz w:val="36"/>
-          <w:szCs w:val="36"/>
-        </w:rPr>
-        <w:tab/>
-      </w:r>
-      <w:r>
-        <w:rPr>
-          <w:rFonts w:ascii="Times New Roman" w:hAnsi="Times New Roman" w:cs="Times New Roman"/>
-          <w:b/>
-          <w:bCs/>
-          <w:sz w:val="36"/>
-          <w:szCs w:val="36"/>
-        </w:rPr>
-        <w:tab/>
-      </w:r>
-      <w:r>
-        <w:rPr>
-          <w:rFonts w:ascii="Times New Roman" w:hAnsi="Times New Roman" w:cs="Times New Roman"/>
-          <w:b/>
-          <w:bCs/>
-          <w:sz w:val="36"/>
-          <w:szCs w:val="36"/>
-        </w:rPr>
-        <w:tab/>
-      </w:r>
-      <w:r>
-        <w:rPr>
-          <w:rFonts w:ascii="Times New Roman" w:hAnsi="Times New Roman" w:cs="Times New Roman"/>
-          <w:b/>
-          <w:bCs/>
-          <w:sz w:val="36"/>
-          <w:szCs w:val="36"/>
-        </w:rPr>
-        <w:tab/>
-      </w:r>
-      <w:r>
-        <w:rPr>
-          <w:rFonts w:ascii="Times New Roman" w:hAnsi="Times New Roman" w:cs="Times New Roman"/>
-          <w:b/>
-          <w:bCs/>
-          <w:sz w:val="36"/>
-          <w:szCs w:val="36"/>
-        </w:rPr>
-        <w:tab/>
-      </w:r>
-      <w:r>
-        <w:rPr>
-          <w:rFonts w:ascii="Times New Roman" w:hAnsi="Times New Roman" w:cs="Times New Roman"/>
-          <w:b/>
-          <w:bCs/>
-          <w:sz w:val="36"/>
-          <w:szCs w:val="36"/>
-        </w:rPr>
-        <w:t>(4×0.5=2)</w:t>
-      </w:r>
-    </w:p>
-    <w:p>
-      <w:pPr>
-        <w:spacing w:after="120"/>
-        <w:rPr>
-          <w:rFonts w:ascii="Times New Roman" w:hAnsi="Times New Roman" w:cs="Times New Roman"/>
-          <w:sz w:val="36"/>
-          <w:szCs w:val="36"/>
-        </w:rPr>
-      </w:pPr>
-      <w:proofErr w:type="spellStart"/>
-      <w:r>
-        <w:rPr>
-          <w:rFonts w:ascii="Times New Roman" w:hAnsi="Times New Roman" w:cs="Times New Roman"/>
-          <w:sz w:val="36"/>
-          <w:szCs w:val="36"/>
-        </w:rPr>
-        <w:t>eg.</w:t>
-      </w:r>
-      <w:proofErr w:type="spellEnd"/>
-      <w:r>
-        <w:rPr>
-          <w:rFonts w:ascii="Times New Roman" w:hAnsi="Times New Roman" w:cs="Times New Roman"/>
-          <w:sz w:val="36"/>
-          <w:szCs w:val="36"/>
-        </w:rPr>
-        <w:t xml:space="preserve"> You are </w:t>
-      </w:r>
-      <w:r>
-        <w:rPr>
-          <w:rFonts w:ascii="Times New Roman" w:hAnsi="Times New Roman" w:cs="Times New Roman"/>
-          <w:sz w:val="36"/>
-          <w:szCs w:val="36"/>
-          <w:u w:val="single"/>
-        </w:rPr>
-        <w:t>kind</w:t>
-      </w:r>
-      <w:r>
-        <w:rPr>
-          <w:rFonts w:ascii="Times New Roman" w:hAnsi="Times New Roman" w:cs="Times New Roman"/>
-          <w:sz w:val="36"/>
-          <w:szCs w:val="36"/>
-        </w:rPr>
-        <w:t xml:space="preserve"> boy.</w:t>
-      </w:r>
-    </w:p>
-    <w:p>
-      <w:pPr>
-        <w:rPr>
-          <w:rFonts w:ascii="Times New Roman" w:hAnsi="Times New Roman" w:cs="Times New Roman"/>
-          <w:sz w:val="36"/>
-          <w:szCs w:val="36"/>
-        </w:rPr>
-      </w:pPr>
-      <w:r>
-        <w:rPr>
-          <w:rFonts w:ascii="Times New Roman" w:hAnsi="Times New Roman" w:cs="Times New Roman"/>
-          <w:sz w:val="36"/>
-          <w:szCs w:val="36"/>
-        </w:rPr>
-        <w:t>a) I don’t like red pen.</w:t>
-      </w:r>
-    </w:p>
-    <w:p>
-      <w:pPr>
-        <w:rPr>
-          <w:rFonts w:ascii="Times New Roman" w:hAnsi="Times New Roman" w:cs="Times New Roman"/>
-          <w:sz w:val="36"/>
-          <w:szCs w:val="36"/>
-        </w:rPr>
-      </w:pPr>
-      <w:r>
-        <w:rPr>
-          <w:rFonts w:ascii="Times New Roman" w:hAnsi="Times New Roman" w:cs="Times New Roman"/>
-          <w:sz w:val="36"/>
-          <w:szCs w:val="36"/>
-        </w:rPr>
-        <w:t>b) That was not a tall boy.</w:t>
-      </w:r>
-    </w:p>
-    <w:p>
-      <w:pPr>
-        <w:rPr>
-          <w:rFonts w:ascii="Times New Roman" w:hAnsi="Times New Roman" w:cs="Times New Roman"/>
-          <w:sz w:val="36"/>
-          <w:szCs w:val="36"/>
-        </w:rPr>
-      </w:pPr>
-      <w:r>
-        <w:rPr>
-          <w:rFonts w:ascii="Times New Roman" w:hAnsi="Times New Roman" w:cs="Times New Roman"/>
-          <w:sz w:val="36"/>
-          <w:szCs w:val="36"/>
-        </w:rPr>
-        <w:t>c) She is a pretty girl.</w:t>
-      </w:r>
-    </w:p>
-    <w:p>
-      <w:pPr>
-        <w:spacing w:after="0"/>
         <w:rPr>
           <w:rFonts w:ascii="Times New Roman" w:hAnsi="Times New Roman" w:cs="Times New Roman"/>
           <w:sz w:val="36"/>
@@ -3949,14 +4047,17 @@
         <w:tblLook w:val="04A0" w:firstRow="1" w:lastRow="0" w:firstColumn="1" w:lastColumn="0" w:noHBand="0" w:noVBand="1"/>
       </w:tblPr>
       <w:tblGrid>
-        <w:gridCol w:w="2560"/>
-        <w:gridCol w:w="3006"/>
-        <w:gridCol w:w="3006"/>
+        <w:gridCol w:w="2655"/>
+        <w:gridCol w:w="3117"/>
+        <w:gridCol w:w="3117"/>
       </w:tblGrid>
       <w:tr>
+        <w:trPr>
+          <w:trHeight w:val="452"/>
+        </w:trPr>
         <w:tc>
           <w:tcPr>
-            <w:tcW w:w="2560" w:type="dxa"/>
+            <w:tcW w:w="2655" w:type="dxa"/>
           </w:tcPr>
           <w:p>
             <w:pPr>
@@ -3982,7 +4083,7 @@
         </w:tc>
         <w:tc>
           <w:tcPr>
-            <w:tcW w:w="3006" w:type="dxa"/>
+            <w:tcW w:w="3117" w:type="dxa"/>
           </w:tcPr>
           <w:p>
             <w:pPr>
@@ -4008,7 +4109,7 @@
         </w:tc>
         <w:tc>
           <w:tcPr>
-            <w:tcW w:w="3006" w:type="dxa"/>
+            <w:tcW w:w="3117" w:type="dxa"/>
           </w:tcPr>
           <w:p>
             <w:pPr>
@@ -4056,9 +4157,12 @@
         </w:tc>
       </w:tr>
       <w:tr>
+        <w:trPr>
+          <w:trHeight w:val="452"/>
+        </w:trPr>
         <w:tc>
           <w:tcPr>
-            <w:tcW w:w="2560" w:type="dxa"/>
+            <w:tcW w:w="2655" w:type="dxa"/>
           </w:tcPr>
           <w:p>
             <w:pPr>
@@ -4100,7 +4204,7 @@
         </w:tc>
         <w:tc>
           <w:tcPr>
-            <w:tcW w:w="3006" w:type="dxa"/>
+            <w:tcW w:w="3117" w:type="dxa"/>
           </w:tcPr>
           <w:p>
             <w:pPr>
@@ -4122,7 +4226,7 @@
         </w:tc>
         <w:tc>
           <w:tcPr>
-            <w:tcW w:w="3006" w:type="dxa"/>
+            <w:tcW w:w="3117" w:type="dxa"/>
           </w:tcPr>
           <w:p>
             <w:pPr>
@@ -4144,9 +4248,12 @@
         </w:tc>
       </w:tr>
       <w:tr>
+        <w:trPr>
+          <w:trHeight w:val="492"/>
+        </w:trPr>
         <w:tc>
           <w:tcPr>
-            <w:tcW w:w="2560" w:type="dxa"/>
+            <w:tcW w:w="2655" w:type="dxa"/>
           </w:tcPr>
           <w:p>
             <w:pPr>
@@ -4168,10 +4275,11 @@
         </w:tc>
         <w:tc>
           <w:tcPr>
-            <w:tcW w:w="3006" w:type="dxa"/>
+            <w:tcW w:w="3117" w:type="dxa"/>
           </w:tcPr>
           <w:p>
             <w:pPr>
+              <w:spacing w:line="276" w:lineRule="auto"/>
               <w:rPr>
                 <w:rFonts w:ascii="Times New Roman" w:hAnsi="Times New Roman" w:cs="Times New Roman"/>
                 <w:sz w:val="36"/>
@@ -4182,10 +4290,11 @@
         </w:tc>
         <w:tc>
           <w:tcPr>
-            <w:tcW w:w="3006" w:type="dxa"/>
+            <w:tcW w:w="3117" w:type="dxa"/>
           </w:tcPr>
           <w:p>
             <w:pPr>
+              <w:spacing w:line="276" w:lineRule="auto"/>
               <w:rPr>
                 <w:rFonts w:ascii="Times New Roman" w:hAnsi="Times New Roman" w:cs="Times New Roman"/>
                 <w:sz w:val="36"/>
@@ -4196,9 +4305,12 @@
         </w:tc>
       </w:tr>
       <w:tr>
+        <w:trPr>
+          <w:trHeight w:val="492"/>
+        </w:trPr>
         <w:tc>
           <w:tcPr>
-            <w:tcW w:w="2560" w:type="dxa"/>
+            <w:tcW w:w="2655" w:type="dxa"/>
           </w:tcPr>
           <w:p>
             <w:pPr>
@@ -4220,10 +4332,11 @@
         </w:tc>
         <w:tc>
           <w:tcPr>
-            <w:tcW w:w="3006" w:type="dxa"/>
+            <w:tcW w:w="3117" w:type="dxa"/>
           </w:tcPr>
           <w:p>
             <w:pPr>
+              <w:spacing w:line="276" w:lineRule="auto"/>
               <w:rPr>
                 <w:rFonts w:ascii="Times New Roman" w:hAnsi="Times New Roman" w:cs="Times New Roman"/>
                 <w:sz w:val="36"/>
@@ -4234,10 +4347,11 @@
         </w:tc>
         <w:tc>
           <w:tcPr>
-            <w:tcW w:w="3006" w:type="dxa"/>
+            <w:tcW w:w="3117" w:type="dxa"/>
           </w:tcPr>
           <w:p>
             <w:pPr>
+              <w:spacing w:line="276" w:lineRule="auto"/>
               <w:rPr>
                 <w:rFonts w:ascii="Times New Roman" w:hAnsi="Times New Roman" w:cs="Times New Roman"/>
                 <w:sz w:val="36"/>
@@ -4248,9 +4362,12 @@
         </w:tc>
       </w:tr>
       <w:tr>
+        <w:trPr>
+          <w:trHeight w:val="492"/>
+        </w:trPr>
         <w:tc>
           <w:tcPr>
-            <w:tcW w:w="2560" w:type="dxa"/>
+            <w:tcW w:w="2655" w:type="dxa"/>
           </w:tcPr>
           <w:p>
             <w:pPr>
@@ -4272,10 +4389,11 @@
         </w:tc>
         <w:tc>
           <w:tcPr>
-            <w:tcW w:w="3006" w:type="dxa"/>
+            <w:tcW w:w="3117" w:type="dxa"/>
           </w:tcPr>
           <w:p>
             <w:pPr>
+              <w:spacing w:line="276" w:lineRule="auto"/>
               <w:rPr>
                 <w:rFonts w:ascii="Times New Roman" w:hAnsi="Times New Roman" w:cs="Times New Roman"/>
                 <w:sz w:val="36"/>
@@ -4286,10 +4404,11 @@
         </w:tc>
         <w:tc>
           <w:tcPr>
-            <w:tcW w:w="3006" w:type="dxa"/>
+            <w:tcW w:w="3117" w:type="dxa"/>
           </w:tcPr>
           <w:p>
             <w:pPr>
+              <w:spacing w:line="276" w:lineRule="auto"/>
               <w:rPr>
                 <w:rFonts w:ascii="Times New Roman" w:hAnsi="Times New Roman" w:cs="Times New Roman"/>
                 <w:sz w:val="36"/>
@@ -4300,9 +4419,12 @@
         </w:tc>
       </w:tr>
       <w:tr>
+        <w:trPr>
+          <w:trHeight w:val="472"/>
+        </w:trPr>
         <w:tc>
           <w:tcPr>
-            <w:tcW w:w="2560" w:type="dxa"/>
+            <w:tcW w:w="2655" w:type="dxa"/>
           </w:tcPr>
           <w:p>
             <w:pPr>
@@ -4324,10 +4446,11 @@
         </w:tc>
         <w:tc>
           <w:tcPr>
-            <w:tcW w:w="3006" w:type="dxa"/>
+            <w:tcW w:w="3117" w:type="dxa"/>
           </w:tcPr>
           <w:p>
             <w:pPr>
+              <w:spacing w:line="276" w:lineRule="auto"/>
               <w:rPr>
                 <w:rFonts w:ascii="Times New Roman" w:hAnsi="Times New Roman" w:cs="Times New Roman"/>
                 <w:sz w:val="36"/>
@@ -4338,10 +4461,11 @@
         </w:tc>
         <w:tc>
           <w:tcPr>
-            <w:tcW w:w="3006" w:type="dxa"/>
+            <w:tcW w:w="3117" w:type="dxa"/>
           </w:tcPr>
           <w:p>
             <w:pPr>
+              <w:spacing w:line="276" w:lineRule="auto"/>
               <w:rPr>
                 <w:rFonts w:ascii="Times New Roman" w:hAnsi="Times New Roman" w:cs="Times New Roman"/>
                 <w:sz w:val="36"/>
@@ -5129,6 +5253,20 @@
       </w:tblBorders>
     </w:tblPr>
   </w:style>
+  <w:style w:type="paragraph" w:styleId="ListParagraph">
+    <w:name w:val="List Paragraph"/>
+    <w:basedOn w:val="Normal"/>
+    <w:uiPriority w:val="34"/>
+    <w:qFormat/>
+    <w:rsid w:val="006C1B7C"/>
+    <w:pPr>
+      <w:ind w:left="720"/>
+      <w:contextualSpacing/>
+    </w:pPr>
+    <w:rPr>
+      <w:szCs w:val="20"/>
+    </w:rPr>
+  </w:style>
 </w:styles>
 </file>
 
